--- a/documents/word/02_Investment.docx
+++ b/documents/word/02_Investment.docx
@@ -4,7 +4,8 @@
   <w:body>
     <w:p>
       <w:pPr>
-        <w:spacing w:before="100" w:beforeAutospacing="1" w:after="100" w:afterAutospacing="1" w:line="240" w:lineRule="auto"/>
+        <w:shd w:val="clear" w:color="auto" w:fill="0E2841" w:themeFill="text2"/>
+        <w:spacing w:after="100" w:afterAutospacing="1" w:line="240" w:lineRule="auto"/>
         <w:jc w:val="center"/>
         <w:outlineLvl w:val="0"/>
         <w:rPr>
@@ -18,6 +19,7 @@
           <w14:ligatures w14:val="none"/>
         </w:rPr>
       </w:pPr>
+      <w:bookmarkStart w:id="0" w:name="_Toc224151508"/>
       <w:r>
         <w:rPr>
           <w:rFonts w:ascii="Segoe UI Symbol" w:eastAsia="Times New Roman" w:hAnsi="Segoe UI Symbol" w:cs="Segoe UI Symbol"/>
@@ -42,7 +44,7 @@
           <w:lang w:val="en-GB" w:eastAsia="en-GB" w:bidi="ar-SA"/>
           <w14:ligatures w14:val="none"/>
         </w:rPr>
-        <w:t xml:space="preserve"> RAM ENTERPRISE P&amp;P WBS STRUCTURE</w:t>
+        <w:t xml:space="preserve"> </w:t>
       </w:r>
       <w:r>
         <w:rPr>
@@ -55,7 +57,46 @@
           <w:lang w:val="en-GB" w:eastAsia="en-GB" w:bidi="ar-SA"/>
           <w14:ligatures w14:val="none"/>
         </w:rPr>
-        <w:t xml:space="preserve"> – </w:t>
+        <w:t xml:space="preserve">RAM ENTERPRISE P&amp;P </w:t>
+      </w:r>
+      <w:r>
+        <w:rPr>
+          <w:rFonts w:ascii="Times New Roman" w:eastAsia="Times New Roman" w:hAnsi="Times New Roman" w:cs="Times New Roman"/>
+          <w:b/>
+          <w:bCs/>
+          <w:kern w:val="36"/>
+          <w:sz w:val="48"/>
+          <w:szCs w:val="48"/>
+          <w:lang w:val="en-GB" w:eastAsia="en-GB" w:bidi="ar-SA"/>
+          <w14:ligatures w14:val="none"/>
+        </w:rPr>
+        <w:t xml:space="preserve"> </w:t>
+      </w:r>
+      <w:r>
+        <w:rPr>
+          <w:rFonts w:ascii="Times New Roman" w:eastAsia="Times New Roman" w:hAnsi="Times New Roman" w:cs="Times New Roman"/>
+          <w:b/>
+          <w:bCs/>
+          <w:kern w:val="36"/>
+          <w:sz w:val="48"/>
+          <w:szCs w:val="48"/>
+          <w:lang w:val="en-GB" w:eastAsia="en-GB" w:bidi="ar-SA"/>
+          <w14:ligatures w14:val="none"/>
+        </w:rPr>
+        <w:t xml:space="preserve"> </w:t>
+      </w:r>
+      <w:r>
+        <w:rPr>
+          <w:rFonts w:ascii="Times New Roman" w:eastAsia="Times New Roman" w:hAnsi="Times New Roman" w:cs="Times New Roman"/>
+          <w:b/>
+          <w:bCs/>
+          <w:kern w:val="36"/>
+          <w:sz w:val="48"/>
+          <w:szCs w:val="48"/>
+          <w:lang w:val="en-GB" w:eastAsia="en-GB" w:bidi="ar-SA"/>
+          <w14:ligatures w14:val="none"/>
+        </w:rPr>
+        <w:t xml:space="preserve">  </w:t>
       </w:r>
       <w:r>
         <w:rPr>
@@ -70,7 +111,1655 @@
         </w:rPr>
         <w:t>02_INVESTEMENT</w:t>
       </w:r>
-    </w:p>
+      <w:bookmarkEnd w:id="0"/>
+    </w:p>
+    <w:p>
+      <w:pPr>
+        <w:rPr>
+          <w:rFonts w:ascii="Times New Roman" w:eastAsia="Times New Roman" w:hAnsi="Times New Roman" w:cs="Times New Roman"/>
+          <w:b/>
+          <w:bCs/>
+          <w:kern w:val="0"/>
+          <w:sz w:val="27"/>
+          <w:szCs w:val="27"/>
+          <w:lang w:val="en-GB" w:eastAsia="en-GB" w:bidi="ar-SA"/>
+          <w14:ligatures w14:val="none"/>
+        </w:rPr>
+      </w:pPr>
+      <w:r>
+        <w:rPr>
+          <w:rFonts w:ascii="Times New Roman" w:eastAsia="Times New Roman" w:hAnsi="Times New Roman" w:cs="Times New Roman"/>
+          <w:b/>
+          <w:bCs/>
+          <w:kern w:val="0"/>
+          <w:sz w:val="27"/>
+          <w:szCs w:val="27"/>
+          <w:lang w:val="en-GB" w:eastAsia="en-GB" w:bidi="ar-SA"/>
+          <w14:ligatures w14:val="none"/>
+        </w:rPr>
+        <w:t xml:space="preserve">Document quality </w:t>
+      </w:r>
+    </w:p>
+    <w:tbl>
+      <w:tblPr>
+        <w:tblStyle w:val="PlainTable1"/>
+        <w:tblW w:w="9085" w:type="dxa"/>
+        <w:tblLook w:val="04A0" w:firstRow="1" w:lastRow="0" w:firstColumn="1" w:lastColumn="0" w:noHBand="0" w:noVBand="1"/>
+      </w:tblPr>
+      <w:tblGrid>
+        <w:gridCol w:w="2605"/>
+        <w:gridCol w:w="6480"/>
+      </w:tblGrid>
+      <w:tr>
+        <w:trPr>
+          <w:cnfStyle w:val="100000000000" w:firstRow="1" w:lastRow="0" w:firstColumn="0" w:lastColumn="0" w:oddVBand="0" w:evenVBand="0" w:oddHBand="0" w:evenHBand="0" w:firstRowFirstColumn="0" w:firstRowLastColumn="0" w:lastRowFirstColumn="0" w:lastRowLastColumn="0"/>
+        </w:trPr>
+        <w:tc>
+          <w:tcPr>
+            <w:cnfStyle w:val="001000000000" w:firstRow="0" w:lastRow="0" w:firstColumn="1" w:lastColumn="0" w:oddVBand="0" w:evenVBand="0" w:oddHBand="0" w:evenHBand="0" w:firstRowFirstColumn="0" w:firstRowLastColumn="0" w:lastRowFirstColumn="0" w:lastRowLastColumn="0"/>
+            <w:tcW w:w="2605" w:type="dxa"/>
+            <w:shd w:val="clear" w:color="auto" w:fill="0A2F41" w:themeFill="accent1" w:themeFillShade="80"/>
+          </w:tcPr>
+          <w:p>
+            <w:pPr>
+              <w:jc w:val="center"/>
+              <w:rPr>
+                <w:rFonts w:ascii="Times New Roman" w:eastAsia="Times New Roman" w:hAnsi="Times New Roman" w:cs="Times New Roman"/>
+                <w:kern w:val="0"/>
+                <w:sz w:val="24"/>
+                <w:szCs w:val="24"/>
+                <w:lang w:val="en-GB" w:eastAsia="en-GB" w:bidi="ar-SA"/>
+                <w14:ligatures w14:val="none"/>
+              </w:rPr>
+            </w:pPr>
+            <w:r>
+              <w:rPr>
+                <w:rFonts w:ascii="Times New Roman" w:eastAsia="Times New Roman" w:hAnsi="Times New Roman" w:cs="Times New Roman"/>
+                <w:kern w:val="0"/>
+                <w:sz w:val="24"/>
+                <w:szCs w:val="24"/>
+                <w:lang w:val="en-GB" w:eastAsia="en-GB" w:bidi="ar-SA"/>
+                <w14:ligatures w14:val="none"/>
+              </w:rPr>
+              <w:t>Item</w:t>
+            </w:r>
+          </w:p>
+        </w:tc>
+        <w:tc>
+          <w:tcPr>
+            <w:tcW w:w="6480" w:type="dxa"/>
+            <w:shd w:val="clear" w:color="auto" w:fill="0A2F41" w:themeFill="accent1" w:themeFillShade="80"/>
+          </w:tcPr>
+          <w:p>
+            <w:pPr>
+              <w:jc w:val="center"/>
+              <w:cnfStyle w:val="100000000000" w:firstRow="1" w:lastRow="0" w:firstColumn="0" w:lastColumn="0" w:oddVBand="0" w:evenVBand="0" w:oddHBand="0" w:evenHBand="0" w:firstRowFirstColumn="0" w:firstRowLastColumn="0" w:lastRowFirstColumn="0" w:lastRowLastColumn="0"/>
+              <w:rPr>
+                <w:rFonts w:ascii="Times New Roman" w:eastAsia="Times New Roman" w:hAnsi="Times New Roman" w:cs="Times New Roman"/>
+                <w:kern w:val="0"/>
+                <w:sz w:val="24"/>
+                <w:szCs w:val="24"/>
+                <w:lang w:val="en-GB" w:eastAsia="en-GB" w:bidi="ar-SA"/>
+                <w14:ligatures w14:val="none"/>
+              </w:rPr>
+            </w:pPr>
+            <w:r>
+              <w:rPr>
+                <w:rFonts w:ascii="Times New Roman" w:eastAsia="Times New Roman" w:hAnsi="Times New Roman" w:cs="Times New Roman"/>
+                <w:kern w:val="0"/>
+                <w:sz w:val="24"/>
+                <w:szCs w:val="24"/>
+                <w:lang w:val="en-GB" w:eastAsia="en-GB" w:bidi="ar-SA"/>
+                <w14:ligatures w14:val="none"/>
+              </w:rPr>
+              <w:t>Details</w:t>
+            </w:r>
+          </w:p>
+        </w:tc>
+      </w:tr>
+      <w:tr>
+        <w:trPr>
+          <w:cnfStyle w:val="000000100000" w:firstRow="0" w:lastRow="0" w:firstColumn="0" w:lastColumn="0" w:oddVBand="0" w:evenVBand="0" w:oddHBand="1" w:evenHBand="0" w:firstRowFirstColumn="0" w:firstRowLastColumn="0" w:lastRowFirstColumn="0" w:lastRowLastColumn="0"/>
+        </w:trPr>
+        <w:tc>
+          <w:tcPr>
+            <w:cnfStyle w:val="001000000000" w:firstRow="0" w:lastRow="0" w:firstColumn="1" w:lastColumn="0" w:oddVBand="0" w:evenVBand="0" w:oddHBand="0" w:evenHBand="0" w:firstRowFirstColumn="0" w:firstRowLastColumn="0" w:lastRowFirstColumn="0" w:lastRowLastColumn="0"/>
+            <w:tcW w:w="2605" w:type="dxa"/>
+            <w:hideMark/>
+          </w:tcPr>
+          <w:p>
+            <w:pPr>
+              <w:rPr>
+                <w:rFonts w:ascii="Times New Roman" w:eastAsia="Times New Roman" w:hAnsi="Times New Roman" w:cs="Times New Roman"/>
+                <w:kern w:val="0"/>
+                <w:sz w:val="24"/>
+                <w:szCs w:val="24"/>
+                <w:lang w:val="en-GB" w:eastAsia="en-GB" w:bidi="ar-SA"/>
+                <w14:ligatures w14:val="none"/>
+              </w:rPr>
+            </w:pPr>
+            <w:r>
+              <w:rPr>
+                <w:rFonts w:ascii="Times New Roman" w:eastAsia="Times New Roman" w:hAnsi="Times New Roman" w:cs="Times New Roman"/>
+                <w:kern w:val="0"/>
+                <w:sz w:val="24"/>
+                <w:szCs w:val="24"/>
+                <w:lang w:val="en-GB" w:eastAsia="en-GB" w:bidi="ar-SA"/>
+                <w14:ligatures w14:val="none"/>
+              </w:rPr>
+              <w:t>Organization</w:t>
+            </w:r>
+          </w:p>
+        </w:tc>
+        <w:tc>
+          <w:tcPr>
+            <w:tcW w:w="6480" w:type="dxa"/>
+            <w:hideMark/>
+          </w:tcPr>
+          <w:p>
+            <w:pPr>
+              <w:cnfStyle w:val="000000100000" w:firstRow="0" w:lastRow="0" w:firstColumn="0" w:lastColumn="0" w:oddVBand="0" w:evenVBand="0" w:oddHBand="1" w:evenHBand="0" w:firstRowFirstColumn="0" w:firstRowLastColumn="0" w:lastRowFirstColumn="0" w:lastRowLastColumn="0"/>
+              <w:rPr>
+                <w:rFonts w:ascii="Times New Roman" w:eastAsia="Times New Roman" w:hAnsi="Times New Roman" w:cs="Times New Roman"/>
+                <w:kern w:val="0"/>
+                <w:sz w:val="24"/>
+                <w:szCs w:val="24"/>
+                <w:lang w:val="en-GB" w:eastAsia="en-GB" w:bidi="ar-SA"/>
+                <w14:ligatures w14:val="none"/>
+              </w:rPr>
+            </w:pPr>
+            <w:r>
+              <w:rPr>
+                <w:rFonts w:ascii="Times New Roman" w:eastAsia="Times New Roman" w:hAnsi="Times New Roman" w:cs="Times New Roman"/>
+                <w:kern w:val="0"/>
+                <w:sz w:val="24"/>
+                <w:szCs w:val="24"/>
+                <w:lang w:val="en-GB" w:eastAsia="en-GB" w:bidi="ar-SA"/>
+                <w14:ligatures w14:val="none"/>
+              </w:rPr>
+              <w:t>RAM Governance Portal</w:t>
+            </w:r>
+          </w:p>
+        </w:tc>
+      </w:tr>
+      <w:tr>
+        <w:tc>
+          <w:tcPr>
+            <w:cnfStyle w:val="001000000000" w:firstRow="0" w:lastRow="0" w:firstColumn="1" w:lastColumn="0" w:oddVBand="0" w:evenVBand="0" w:oddHBand="0" w:evenHBand="0" w:firstRowFirstColumn="0" w:firstRowLastColumn="0" w:lastRowFirstColumn="0" w:lastRowLastColumn="0"/>
+            <w:tcW w:w="2605" w:type="dxa"/>
+            <w:hideMark/>
+          </w:tcPr>
+          <w:p>
+            <w:pPr>
+              <w:rPr>
+                <w:rFonts w:ascii="Times New Roman" w:eastAsia="Times New Roman" w:hAnsi="Times New Roman" w:cs="Times New Roman"/>
+                <w:kern w:val="0"/>
+                <w:sz w:val="24"/>
+                <w:szCs w:val="24"/>
+                <w:lang w:val="en-GB" w:eastAsia="en-GB" w:bidi="ar-SA"/>
+                <w14:ligatures w14:val="none"/>
+              </w:rPr>
+            </w:pPr>
+            <w:r>
+              <w:rPr>
+                <w:rFonts w:ascii="Times New Roman" w:eastAsia="Times New Roman" w:hAnsi="Times New Roman" w:cs="Times New Roman"/>
+                <w:kern w:val="0"/>
+                <w:sz w:val="24"/>
+                <w:szCs w:val="24"/>
+                <w:lang w:val="en-GB" w:eastAsia="en-GB" w:bidi="ar-SA"/>
+                <w14:ligatures w14:val="none"/>
+              </w:rPr>
+              <w:t>Document Title</w:t>
+            </w:r>
+          </w:p>
+        </w:tc>
+        <w:tc>
+          <w:tcPr>
+            <w:tcW w:w="6480" w:type="dxa"/>
+            <w:hideMark/>
+          </w:tcPr>
+          <w:p>
+            <w:pPr>
+              <w:cnfStyle w:val="000000000000" w:firstRow="0" w:lastRow="0" w:firstColumn="0" w:lastColumn="0" w:oddVBand="0" w:evenVBand="0" w:oddHBand="0" w:evenHBand="0" w:firstRowFirstColumn="0" w:firstRowLastColumn="0" w:lastRowFirstColumn="0" w:lastRowLastColumn="0"/>
+              <w:rPr>
+                <w:rFonts w:ascii="Times New Roman" w:eastAsia="Times New Roman" w:hAnsi="Times New Roman" w:cs="Times New Roman"/>
+                <w:kern w:val="0"/>
+                <w:sz w:val="24"/>
+                <w:szCs w:val="24"/>
+                <w:lang w:val="en-GB" w:eastAsia="en-GB" w:bidi="ar-SA"/>
+                <w14:ligatures w14:val="none"/>
+              </w:rPr>
+            </w:pPr>
+            <w:r>
+              <w:rPr>
+                <w:rFonts w:ascii="Times New Roman" w:eastAsia="Times New Roman" w:hAnsi="Times New Roman" w:cs="Times New Roman"/>
+                <w:kern w:val="0"/>
+                <w:sz w:val="24"/>
+                <w:szCs w:val="24"/>
+                <w:lang w:val="en-GB" w:eastAsia="en-GB" w:bidi="ar-SA"/>
+                <w14:ligatures w14:val="none"/>
+              </w:rPr>
+              <w:t>02_INVESTEMENT</w:t>
+            </w:r>
+          </w:p>
+        </w:tc>
+      </w:tr>
+      <w:tr>
+        <w:trPr>
+          <w:cnfStyle w:val="000000100000" w:firstRow="0" w:lastRow="0" w:firstColumn="0" w:lastColumn="0" w:oddVBand="0" w:evenVBand="0" w:oddHBand="1" w:evenHBand="0" w:firstRowFirstColumn="0" w:firstRowLastColumn="0" w:lastRowFirstColumn="0" w:lastRowLastColumn="0"/>
+        </w:trPr>
+        <w:tc>
+          <w:tcPr>
+            <w:cnfStyle w:val="001000000000" w:firstRow="0" w:lastRow="0" w:firstColumn="1" w:lastColumn="0" w:oddVBand="0" w:evenVBand="0" w:oddHBand="0" w:evenHBand="0" w:firstRowFirstColumn="0" w:firstRowLastColumn="0" w:lastRowFirstColumn="0" w:lastRowLastColumn="0"/>
+            <w:tcW w:w="2605" w:type="dxa"/>
+            <w:hideMark/>
+          </w:tcPr>
+          <w:p>
+            <w:pPr>
+              <w:rPr>
+                <w:rFonts w:ascii="Times New Roman" w:eastAsia="Times New Roman" w:hAnsi="Times New Roman" w:cs="Times New Roman"/>
+                <w:kern w:val="0"/>
+                <w:sz w:val="24"/>
+                <w:szCs w:val="24"/>
+                <w:lang w:val="en-GB" w:eastAsia="en-GB" w:bidi="ar-SA"/>
+                <w14:ligatures w14:val="none"/>
+              </w:rPr>
+            </w:pPr>
+            <w:r>
+              <w:rPr>
+                <w:rFonts w:ascii="Times New Roman" w:eastAsia="Times New Roman" w:hAnsi="Times New Roman" w:cs="Times New Roman"/>
+                <w:kern w:val="0"/>
+                <w:sz w:val="24"/>
+                <w:szCs w:val="24"/>
+                <w:lang w:val="en-GB" w:eastAsia="en-GB" w:bidi="ar-SA"/>
+                <w14:ligatures w14:val="none"/>
+              </w:rPr>
+              <w:t>Document Code</w:t>
+            </w:r>
+          </w:p>
+        </w:tc>
+        <w:tc>
+          <w:tcPr>
+            <w:tcW w:w="6480" w:type="dxa"/>
+            <w:hideMark/>
+          </w:tcPr>
+          <w:p>
+            <w:pPr>
+              <w:cnfStyle w:val="000000100000" w:firstRow="0" w:lastRow="0" w:firstColumn="0" w:lastColumn="0" w:oddVBand="0" w:evenVBand="0" w:oddHBand="1" w:evenHBand="0" w:firstRowFirstColumn="0" w:firstRowLastColumn="0" w:lastRowFirstColumn="0" w:lastRowLastColumn="0"/>
+              <w:rPr>
+                <w:rFonts w:ascii="Times New Roman" w:eastAsia="Times New Roman" w:hAnsi="Times New Roman" w:cs="Times New Roman"/>
+                <w:kern w:val="0"/>
+                <w:sz w:val="24"/>
+                <w:szCs w:val="24"/>
+                <w:lang w:val="en-GB" w:eastAsia="en-GB" w:bidi="ar-SA"/>
+                <w14:ligatures w14:val="none"/>
+              </w:rPr>
+            </w:pPr>
+            <w:r>
+              <w:rPr>
+                <w:rFonts w:ascii="Times New Roman" w:eastAsia="Times New Roman" w:hAnsi="Times New Roman" w:cs="Times New Roman"/>
+                <w:kern w:val="0"/>
+                <w:sz w:val="24"/>
+                <w:szCs w:val="24"/>
+                <w:lang w:val="en-GB" w:eastAsia="en-GB" w:bidi="ar-SA"/>
+                <w14:ligatures w14:val="none"/>
+              </w:rPr>
+              <w:t>RAM-PROC-013</w:t>
+            </w:r>
+          </w:p>
+        </w:tc>
+      </w:tr>
+      <w:tr>
+        <w:tc>
+          <w:tcPr>
+            <w:cnfStyle w:val="001000000000" w:firstRow="0" w:lastRow="0" w:firstColumn="1" w:lastColumn="0" w:oddVBand="0" w:evenVBand="0" w:oddHBand="0" w:evenHBand="0" w:firstRowFirstColumn="0" w:firstRowLastColumn="0" w:lastRowFirstColumn="0" w:lastRowLastColumn="0"/>
+            <w:tcW w:w="2605" w:type="dxa"/>
+            <w:hideMark/>
+          </w:tcPr>
+          <w:p>
+            <w:pPr>
+              <w:rPr>
+                <w:rFonts w:ascii="Times New Roman" w:eastAsia="Times New Roman" w:hAnsi="Times New Roman" w:cs="Times New Roman"/>
+                <w:kern w:val="0"/>
+                <w:sz w:val="24"/>
+                <w:szCs w:val="24"/>
+                <w:lang w:val="en-GB" w:eastAsia="en-GB" w:bidi="ar-SA"/>
+                <w14:ligatures w14:val="none"/>
+              </w:rPr>
+            </w:pPr>
+            <w:r>
+              <w:rPr>
+                <w:rFonts w:ascii="Times New Roman" w:eastAsia="Times New Roman" w:hAnsi="Times New Roman" w:cs="Times New Roman"/>
+                <w:kern w:val="0"/>
+                <w:sz w:val="24"/>
+                <w:szCs w:val="24"/>
+                <w:lang w:val="en-GB" w:eastAsia="en-GB" w:bidi="ar-SA"/>
+                <w14:ligatures w14:val="none"/>
+              </w:rPr>
+              <w:t>Process Area</w:t>
+            </w:r>
+          </w:p>
+        </w:tc>
+        <w:tc>
+          <w:tcPr>
+            <w:tcW w:w="6480" w:type="dxa"/>
+            <w:hideMark/>
+          </w:tcPr>
+          <w:p>
+            <w:pPr>
+              <w:cnfStyle w:val="000000000000" w:firstRow="0" w:lastRow="0" w:firstColumn="0" w:lastColumn="0" w:oddVBand="0" w:evenVBand="0" w:oddHBand="0" w:evenHBand="0" w:firstRowFirstColumn="0" w:firstRowLastColumn="0" w:lastRowFirstColumn="0" w:lastRowLastColumn="0"/>
+              <w:rPr>
+                <w:rFonts w:ascii="Times New Roman" w:eastAsia="Times New Roman" w:hAnsi="Times New Roman" w:cs="Times New Roman"/>
+                <w:kern w:val="0"/>
+                <w:sz w:val="24"/>
+                <w:szCs w:val="24"/>
+                <w:lang w:val="en-GB" w:eastAsia="en-GB" w:bidi="ar-SA"/>
+                <w14:ligatures w14:val="none"/>
+              </w:rPr>
+            </w:pPr>
+            <w:r>
+              <w:rPr>
+                <w:rFonts w:ascii="Times New Roman" w:eastAsia="Times New Roman" w:hAnsi="Times New Roman" w:cs="Times New Roman"/>
+                <w:kern w:val="0"/>
+                <w:sz w:val="24"/>
+                <w:szCs w:val="24"/>
+                <w:lang w:val="en-GB" w:eastAsia="en-GB" w:bidi="ar-SA"/>
+                <w14:ligatures w14:val="none"/>
+              </w:rPr>
+              <w:t>02_INVESTEMENT</w:t>
+            </w:r>
+          </w:p>
+        </w:tc>
+      </w:tr>
+      <w:tr>
+        <w:trPr>
+          <w:cnfStyle w:val="000000100000" w:firstRow="0" w:lastRow="0" w:firstColumn="0" w:lastColumn="0" w:oddVBand="0" w:evenVBand="0" w:oddHBand="1" w:evenHBand="0" w:firstRowFirstColumn="0" w:firstRowLastColumn="0" w:lastRowFirstColumn="0" w:lastRowLastColumn="0"/>
+        </w:trPr>
+        <w:tc>
+          <w:tcPr>
+            <w:cnfStyle w:val="001000000000" w:firstRow="0" w:lastRow="0" w:firstColumn="1" w:lastColumn="0" w:oddVBand="0" w:evenVBand="0" w:oddHBand="0" w:evenHBand="0" w:firstRowFirstColumn="0" w:firstRowLastColumn="0" w:lastRowFirstColumn="0" w:lastRowLastColumn="0"/>
+            <w:tcW w:w="2605" w:type="dxa"/>
+            <w:hideMark/>
+          </w:tcPr>
+          <w:p>
+            <w:pPr>
+              <w:rPr>
+                <w:rFonts w:ascii="Times New Roman" w:eastAsia="Times New Roman" w:hAnsi="Times New Roman" w:cs="Times New Roman"/>
+                <w:kern w:val="0"/>
+                <w:sz w:val="24"/>
+                <w:szCs w:val="24"/>
+                <w:lang w:val="en-GB" w:eastAsia="en-GB" w:bidi="ar-SA"/>
+                <w14:ligatures w14:val="none"/>
+              </w:rPr>
+            </w:pPr>
+            <w:r>
+              <w:rPr>
+                <w:rFonts w:ascii="Times New Roman" w:eastAsia="Times New Roman" w:hAnsi="Times New Roman" w:cs="Times New Roman"/>
+                <w:kern w:val="0"/>
+                <w:sz w:val="24"/>
+                <w:szCs w:val="24"/>
+                <w:lang w:val="en-GB" w:eastAsia="en-GB" w:bidi="ar-SA"/>
+                <w14:ligatures w14:val="none"/>
+              </w:rPr>
+              <w:t>Document Type</w:t>
+            </w:r>
+          </w:p>
+        </w:tc>
+        <w:tc>
+          <w:tcPr>
+            <w:tcW w:w="6480" w:type="dxa"/>
+            <w:hideMark/>
+          </w:tcPr>
+          <w:p>
+            <w:pPr>
+              <w:cnfStyle w:val="000000100000" w:firstRow="0" w:lastRow="0" w:firstColumn="0" w:lastColumn="0" w:oddVBand="0" w:evenVBand="0" w:oddHBand="1" w:evenHBand="0" w:firstRowFirstColumn="0" w:firstRowLastColumn="0" w:lastRowFirstColumn="0" w:lastRowLastColumn="0"/>
+              <w:rPr>
+                <w:rFonts w:ascii="Times New Roman" w:eastAsia="Times New Roman" w:hAnsi="Times New Roman" w:cs="Times New Roman"/>
+                <w:kern w:val="0"/>
+                <w:sz w:val="24"/>
+                <w:szCs w:val="24"/>
+                <w:lang w:val="en-GB" w:eastAsia="en-GB" w:bidi="ar-SA"/>
+                <w14:ligatures w14:val="none"/>
+              </w:rPr>
+            </w:pPr>
+            <w:r>
+              <w:rPr>
+                <w:rFonts w:ascii="Times New Roman" w:eastAsia="Times New Roman" w:hAnsi="Times New Roman" w:cs="Times New Roman"/>
+                <w:kern w:val="0"/>
+                <w:sz w:val="24"/>
+                <w:szCs w:val="24"/>
+                <w:lang w:val="en-GB" w:eastAsia="en-GB" w:bidi="ar-SA"/>
+                <w14:ligatures w14:val="none"/>
+              </w:rPr>
+              <w:t>Procedure</w:t>
+            </w:r>
+          </w:p>
+        </w:tc>
+      </w:tr>
+      <w:tr>
+        <w:tc>
+          <w:tcPr>
+            <w:cnfStyle w:val="001000000000" w:firstRow="0" w:lastRow="0" w:firstColumn="1" w:lastColumn="0" w:oddVBand="0" w:evenVBand="0" w:oddHBand="0" w:evenHBand="0" w:firstRowFirstColumn="0" w:firstRowLastColumn="0" w:lastRowFirstColumn="0" w:lastRowLastColumn="0"/>
+            <w:tcW w:w="2605" w:type="dxa"/>
+            <w:hideMark/>
+          </w:tcPr>
+          <w:p>
+            <w:pPr>
+              <w:rPr>
+                <w:rFonts w:ascii="Times New Roman" w:eastAsia="Times New Roman" w:hAnsi="Times New Roman" w:cs="Times New Roman"/>
+                <w:kern w:val="0"/>
+                <w:sz w:val="24"/>
+                <w:szCs w:val="24"/>
+                <w:lang w:val="en-GB" w:eastAsia="en-GB" w:bidi="ar-SA"/>
+                <w14:ligatures w14:val="none"/>
+              </w:rPr>
+            </w:pPr>
+            <w:r>
+              <w:rPr>
+                <w:rFonts w:ascii="Times New Roman" w:eastAsia="Times New Roman" w:hAnsi="Times New Roman" w:cs="Times New Roman"/>
+                <w:kern w:val="0"/>
+                <w:sz w:val="24"/>
+                <w:szCs w:val="24"/>
+                <w:lang w:val="en-GB" w:eastAsia="en-GB" w:bidi="ar-SA"/>
+                <w14:ligatures w14:val="none"/>
+              </w:rPr>
+              <w:t>Version</w:t>
+            </w:r>
+          </w:p>
+        </w:tc>
+        <w:tc>
+          <w:tcPr>
+            <w:tcW w:w="6480" w:type="dxa"/>
+            <w:hideMark/>
+          </w:tcPr>
+          <w:p>
+            <w:pPr>
+              <w:cnfStyle w:val="000000000000" w:firstRow="0" w:lastRow="0" w:firstColumn="0" w:lastColumn="0" w:oddVBand="0" w:evenVBand="0" w:oddHBand="0" w:evenHBand="0" w:firstRowFirstColumn="0" w:firstRowLastColumn="0" w:lastRowFirstColumn="0" w:lastRowLastColumn="0"/>
+              <w:rPr>
+                <w:rFonts w:ascii="Times New Roman" w:eastAsia="Times New Roman" w:hAnsi="Times New Roman" w:cs="Times New Roman"/>
+                <w:kern w:val="0"/>
+                <w:sz w:val="24"/>
+                <w:szCs w:val="24"/>
+                <w:lang w:val="en-GB" w:eastAsia="en-GB" w:bidi="ar-SA"/>
+                <w14:ligatures w14:val="none"/>
+              </w:rPr>
+            </w:pPr>
+            <w:r>
+              <w:rPr>
+                <w:rFonts w:ascii="Times New Roman" w:eastAsia="Times New Roman" w:hAnsi="Times New Roman" w:cs="Times New Roman"/>
+                <w:kern w:val="0"/>
+                <w:sz w:val="24"/>
+                <w:szCs w:val="24"/>
+                <w:lang w:val="en-GB" w:eastAsia="en-GB" w:bidi="ar-SA"/>
+                <w14:ligatures w14:val="none"/>
+              </w:rPr>
+              <w:t>1.0</w:t>
+            </w:r>
+          </w:p>
+        </w:tc>
+      </w:tr>
+      <w:tr>
+        <w:trPr>
+          <w:cnfStyle w:val="000000100000" w:firstRow="0" w:lastRow="0" w:firstColumn="0" w:lastColumn="0" w:oddVBand="0" w:evenVBand="0" w:oddHBand="1" w:evenHBand="0" w:firstRowFirstColumn="0" w:firstRowLastColumn="0" w:lastRowFirstColumn="0" w:lastRowLastColumn="0"/>
+        </w:trPr>
+        <w:tc>
+          <w:tcPr>
+            <w:cnfStyle w:val="001000000000" w:firstRow="0" w:lastRow="0" w:firstColumn="1" w:lastColumn="0" w:oddVBand="0" w:evenVBand="0" w:oddHBand="0" w:evenHBand="0" w:firstRowFirstColumn="0" w:firstRowLastColumn="0" w:lastRowFirstColumn="0" w:lastRowLastColumn="0"/>
+            <w:tcW w:w="2605" w:type="dxa"/>
+            <w:hideMark/>
+          </w:tcPr>
+          <w:p>
+            <w:pPr>
+              <w:rPr>
+                <w:rFonts w:ascii="Times New Roman" w:eastAsia="Times New Roman" w:hAnsi="Times New Roman" w:cs="Times New Roman"/>
+                <w:kern w:val="0"/>
+                <w:sz w:val="24"/>
+                <w:szCs w:val="24"/>
+                <w:lang w:val="en-GB" w:eastAsia="en-GB" w:bidi="ar-SA"/>
+                <w14:ligatures w14:val="none"/>
+              </w:rPr>
+            </w:pPr>
+            <w:r>
+              <w:rPr>
+                <w:rFonts w:ascii="Times New Roman" w:eastAsia="Times New Roman" w:hAnsi="Times New Roman" w:cs="Times New Roman"/>
+                <w:kern w:val="0"/>
+                <w:sz w:val="24"/>
+                <w:szCs w:val="24"/>
+                <w:lang w:val="en-GB" w:eastAsia="en-GB" w:bidi="ar-SA"/>
+                <w14:ligatures w14:val="none"/>
+              </w:rPr>
+              <w:t>Effective Date</w:t>
+            </w:r>
+          </w:p>
+        </w:tc>
+        <w:tc>
+          <w:tcPr>
+            <w:tcW w:w="6480" w:type="dxa"/>
+            <w:hideMark/>
+          </w:tcPr>
+          <w:p>
+            <w:pPr>
+              <w:cnfStyle w:val="000000100000" w:firstRow="0" w:lastRow="0" w:firstColumn="0" w:lastColumn="0" w:oddVBand="0" w:evenVBand="0" w:oddHBand="1" w:evenHBand="0" w:firstRowFirstColumn="0" w:firstRowLastColumn="0" w:lastRowFirstColumn="0" w:lastRowLastColumn="0"/>
+              <w:rPr>
+                <w:rFonts w:ascii="Times New Roman" w:eastAsia="Times New Roman" w:hAnsi="Times New Roman" w:cs="Times New Roman"/>
+                <w:kern w:val="0"/>
+                <w:sz w:val="24"/>
+                <w:szCs w:val="24"/>
+                <w:lang w:val="en-GB" w:eastAsia="en-GB" w:bidi="ar-SA"/>
+                <w14:ligatures w14:val="none"/>
+              </w:rPr>
+            </w:pPr>
+            <w:r>
+              <w:rPr>
+                <w:rFonts w:ascii="Times New Roman" w:eastAsia="Times New Roman" w:hAnsi="Times New Roman" w:cs="Times New Roman"/>
+                <w:kern w:val="0"/>
+                <w:sz w:val="24"/>
+                <w:szCs w:val="24"/>
+                <w:lang w:val="en-GB" w:eastAsia="en-GB" w:bidi="ar-SA"/>
+                <w14:ligatures w14:val="none"/>
+              </w:rPr>
+              <w:t>01 Jan 2026</w:t>
+            </w:r>
+          </w:p>
+        </w:tc>
+      </w:tr>
+      <w:tr>
+        <w:tc>
+          <w:tcPr>
+            <w:cnfStyle w:val="001000000000" w:firstRow="0" w:lastRow="0" w:firstColumn="1" w:lastColumn="0" w:oddVBand="0" w:evenVBand="0" w:oddHBand="0" w:evenHBand="0" w:firstRowFirstColumn="0" w:firstRowLastColumn="0" w:lastRowFirstColumn="0" w:lastRowLastColumn="0"/>
+            <w:tcW w:w="2605" w:type="dxa"/>
+            <w:hideMark/>
+          </w:tcPr>
+          <w:p>
+            <w:pPr>
+              <w:rPr>
+                <w:rFonts w:ascii="Times New Roman" w:eastAsia="Times New Roman" w:hAnsi="Times New Roman" w:cs="Times New Roman"/>
+                <w:kern w:val="0"/>
+                <w:sz w:val="24"/>
+                <w:szCs w:val="24"/>
+                <w:lang w:val="en-GB" w:eastAsia="en-GB" w:bidi="ar-SA"/>
+                <w14:ligatures w14:val="none"/>
+              </w:rPr>
+            </w:pPr>
+            <w:r>
+              <w:rPr>
+                <w:rFonts w:ascii="Times New Roman" w:eastAsia="Times New Roman" w:hAnsi="Times New Roman" w:cs="Times New Roman"/>
+                <w:kern w:val="0"/>
+                <w:sz w:val="24"/>
+                <w:szCs w:val="24"/>
+                <w:lang w:val="en-GB" w:eastAsia="en-GB" w:bidi="ar-SA"/>
+                <w14:ligatures w14:val="none"/>
+              </w:rPr>
+              <w:t>Review Cycle</w:t>
+            </w:r>
+          </w:p>
+        </w:tc>
+        <w:tc>
+          <w:tcPr>
+            <w:tcW w:w="6480" w:type="dxa"/>
+            <w:hideMark/>
+          </w:tcPr>
+          <w:p>
+            <w:pPr>
+              <w:cnfStyle w:val="000000000000" w:firstRow="0" w:lastRow="0" w:firstColumn="0" w:lastColumn="0" w:oddVBand="0" w:evenVBand="0" w:oddHBand="0" w:evenHBand="0" w:firstRowFirstColumn="0" w:firstRowLastColumn="0" w:lastRowFirstColumn="0" w:lastRowLastColumn="0"/>
+              <w:rPr>
+                <w:rFonts w:ascii="Times New Roman" w:eastAsia="Times New Roman" w:hAnsi="Times New Roman" w:cs="Times New Roman"/>
+                <w:kern w:val="0"/>
+                <w:sz w:val="24"/>
+                <w:szCs w:val="24"/>
+                <w:lang w:val="en-GB" w:eastAsia="en-GB" w:bidi="ar-SA"/>
+                <w14:ligatures w14:val="none"/>
+              </w:rPr>
+            </w:pPr>
+            <w:r>
+              <w:rPr>
+                <w:rFonts w:ascii="Times New Roman" w:eastAsia="Times New Roman" w:hAnsi="Times New Roman" w:cs="Times New Roman"/>
+                <w:kern w:val="0"/>
+                <w:sz w:val="24"/>
+                <w:szCs w:val="24"/>
+                <w:lang w:val="en-GB" w:eastAsia="en-GB" w:bidi="ar-SA"/>
+                <w14:ligatures w14:val="none"/>
+              </w:rPr>
+              <w:t>Annual</w:t>
+            </w:r>
+          </w:p>
+        </w:tc>
+      </w:tr>
+      <w:tr>
+        <w:trPr>
+          <w:cnfStyle w:val="000000100000" w:firstRow="0" w:lastRow="0" w:firstColumn="0" w:lastColumn="0" w:oddVBand="0" w:evenVBand="0" w:oddHBand="1" w:evenHBand="0" w:firstRowFirstColumn="0" w:firstRowLastColumn="0" w:lastRowFirstColumn="0" w:lastRowLastColumn="0"/>
+        </w:trPr>
+        <w:tc>
+          <w:tcPr>
+            <w:cnfStyle w:val="001000000000" w:firstRow="0" w:lastRow="0" w:firstColumn="1" w:lastColumn="0" w:oddVBand="0" w:evenVBand="0" w:oddHBand="0" w:evenHBand="0" w:firstRowFirstColumn="0" w:firstRowLastColumn="0" w:lastRowFirstColumn="0" w:lastRowLastColumn="0"/>
+            <w:tcW w:w="2605" w:type="dxa"/>
+            <w:hideMark/>
+          </w:tcPr>
+          <w:p>
+            <w:pPr>
+              <w:rPr>
+                <w:rFonts w:ascii="Times New Roman" w:eastAsia="Times New Roman" w:hAnsi="Times New Roman" w:cs="Times New Roman"/>
+                <w:kern w:val="0"/>
+                <w:sz w:val="24"/>
+                <w:szCs w:val="24"/>
+                <w:lang w:val="en-GB" w:eastAsia="en-GB" w:bidi="ar-SA"/>
+                <w14:ligatures w14:val="none"/>
+              </w:rPr>
+            </w:pPr>
+            <w:r>
+              <w:rPr>
+                <w:rFonts w:ascii="Times New Roman" w:eastAsia="Times New Roman" w:hAnsi="Times New Roman" w:cs="Times New Roman"/>
+                <w:kern w:val="0"/>
+                <w:sz w:val="24"/>
+                <w:szCs w:val="24"/>
+                <w:lang w:val="en-GB" w:eastAsia="en-GB" w:bidi="ar-SA"/>
+                <w14:ligatures w14:val="none"/>
+              </w:rPr>
+              <w:t>Owner</w:t>
+            </w:r>
+          </w:p>
+        </w:tc>
+        <w:tc>
+          <w:tcPr>
+            <w:tcW w:w="6480" w:type="dxa"/>
+            <w:hideMark/>
+          </w:tcPr>
+          <w:p>
+            <w:pPr>
+              <w:cnfStyle w:val="000000100000" w:firstRow="0" w:lastRow="0" w:firstColumn="0" w:lastColumn="0" w:oddVBand="0" w:evenVBand="0" w:oddHBand="1" w:evenHBand="0" w:firstRowFirstColumn="0" w:firstRowLastColumn="0" w:lastRowFirstColumn="0" w:lastRowLastColumn="0"/>
+              <w:rPr>
+                <w:rFonts w:ascii="Times New Roman" w:eastAsia="Times New Roman" w:hAnsi="Times New Roman" w:cs="Times New Roman"/>
+                <w:kern w:val="0"/>
+                <w:sz w:val="24"/>
+                <w:szCs w:val="24"/>
+                <w:lang w:val="en-GB" w:eastAsia="en-GB" w:bidi="ar-SA"/>
+                <w14:ligatures w14:val="none"/>
+              </w:rPr>
+            </w:pPr>
+            <w:r>
+              <w:rPr>
+                <w:rFonts w:ascii="Times New Roman" w:eastAsia="Times New Roman" w:hAnsi="Times New Roman" w:cs="Times New Roman"/>
+                <w:kern w:val="0"/>
+                <w:sz w:val="24"/>
+                <w:szCs w:val="24"/>
+                <w:lang w:val="en-GB" w:eastAsia="en-GB" w:bidi="ar-SA"/>
+                <w14:ligatures w14:val="none"/>
+              </w:rPr>
+              <w:t>CEO / CFO</w:t>
+            </w:r>
+          </w:p>
+        </w:tc>
+      </w:tr>
+      <w:tr>
+        <w:tc>
+          <w:tcPr>
+            <w:cnfStyle w:val="001000000000" w:firstRow="0" w:lastRow="0" w:firstColumn="1" w:lastColumn="0" w:oddVBand="0" w:evenVBand="0" w:oddHBand="0" w:evenHBand="0" w:firstRowFirstColumn="0" w:firstRowLastColumn="0" w:lastRowFirstColumn="0" w:lastRowLastColumn="0"/>
+            <w:tcW w:w="2605" w:type="dxa"/>
+            <w:hideMark/>
+          </w:tcPr>
+          <w:p>
+            <w:pPr>
+              <w:rPr>
+                <w:rFonts w:ascii="Times New Roman" w:eastAsia="Times New Roman" w:hAnsi="Times New Roman" w:cs="Times New Roman"/>
+                <w:kern w:val="0"/>
+                <w:sz w:val="24"/>
+                <w:szCs w:val="24"/>
+                <w:lang w:val="en-GB" w:eastAsia="en-GB" w:bidi="ar-SA"/>
+                <w14:ligatures w14:val="none"/>
+              </w:rPr>
+            </w:pPr>
+            <w:r>
+              <w:rPr>
+                <w:rFonts w:ascii="Times New Roman" w:eastAsia="Times New Roman" w:hAnsi="Times New Roman" w:cs="Times New Roman"/>
+                <w:kern w:val="0"/>
+                <w:sz w:val="24"/>
+                <w:szCs w:val="24"/>
+                <w:lang w:val="en-GB" w:eastAsia="en-GB" w:bidi="ar-SA"/>
+                <w14:ligatures w14:val="none"/>
+              </w:rPr>
+              <w:t>Approved By</w:t>
+            </w:r>
+          </w:p>
+        </w:tc>
+        <w:tc>
+          <w:tcPr>
+            <w:tcW w:w="6480" w:type="dxa"/>
+            <w:hideMark/>
+          </w:tcPr>
+          <w:p>
+            <w:pPr>
+              <w:cnfStyle w:val="000000000000" w:firstRow="0" w:lastRow="0" w:firstColumn="0" w:lastColumn="0" w:oddVBand="0" w:evenVBand="0" w:oddHBand="0" w:evenHBand="0" w:firstRowFirstColumn="0" w:firstRowLastColumn="0" w:lastRowFirstColumn="0" w:lastRowLastColumn="0"/>
+              <w:rPr>
+                <w:rFonts w:ascii="Times New Roman" w:eastAsia="Times New Roman" w:hAnsi="Times New Roman" w:cs="Times New Roman"/>
+                <w:kern w:val="0"/>
+                <w:sz w:val="24"/>
+                <w:szCs w:val="24"/>
+                <w:lang w:val="en-GB" w:eastAsia="en-GB" w:bidi="ar-SA"/>
+                <w14:ligatures w14:val="none"/>
+              </w:rPr>
+            </w:pPr>
+            <w:r>
+              <w:rPr>
+                <w:rFonts w:ascii="Times New Roman" w:eastAsia="Times New Roman" w:hAnsi="Times New Roman" w:cs="Times New Roman"/>
+                <w:kern w:val="0"/>
+                <w:sz w:val="24"/>
+                <w:szCs w:val="24"/>
+                <w:lang w:val="en-GB" w:eastAsia="en-GB" w:bidi="ar-SA"/>
+                <w14:ligatures w14:val="none"/>
+              </w:rPr>
+              <w:t>CEO / Board</w:t>
+            </w:r>
+          </w:p>
+        </w:tc>
+      </w:tr>
+      <w:tr>
+        <w:trPr>
+          <w:cnfStyle w:val="000000100000" w:firstRow="0" w:lastRow="0" w:firstColumn="0" w:lastColumn="0" w:oddVBand="0" w:evenVBand="0" w:oddHBand="1" w:evenHBand="0" w:firstRowFirstColumn="0" w:firstRowLastColumn="0" w:lastRowFirstColumn="0" w:lastRowLastColumn="0"/>
+        </w:trPr>
+        <w:tc>
+          <w:tcPr>
+            <w:cnfStyle w:val="001000000000" w:firstRow="0" w:lastRow="0" w:firstColumn="1" w:lastColumn="0" w:oddVBand="0" w:evenVBand="0" w:oddHBand="0" w:evenHBand="0" w:firstRowFirstColumn="0" w:firstRowLastColumn="0" w:lastRowFirstColumn="0" w:lastRowLastColumn="0"/>
+            <w:tcW w:w="2605" w:type="dxa"/>
+            <w:hideMark/>
+          </w:tcPr>
+          <w:p>
+            <w:pPr>
+              <w:rPr>
+                <w:rFonts w:ascii="Times New Roman" w:eastAsia="Times New Roman" w:hAnsi="Times New Roman" w:cs="Times New Roman"/>
+                <w:kern w:val="0"/>
+                <w:sz w:val="24"/>
+                <w:szCs w:val="24"/>
+                <w:lang w:val="en-GB" w:eastAsia="en-GB" w:bidi="ar-SA"/>
+                <w14:ligatures w14:val="none"/>
+              </w:rPr>
+            </w:pPr>
+            <w:r>
+              <w:rPr>
+                <w:rFonts w:ascii="Times New Roman" w:eastAsia="Times New Roman" w:hAnsi="Times New Roman" w:cs="Times New Roman"/>
+                <w:kern w:val="0"/>
+                <w:sz w:val="24"/>
+                <w:szCs w:val="24"/>
+                <w:lang w:val="en-GB" w:eastAsia="en-GB" w:bidi="ar-SA"/>
+                <w14:ligatures w14:val="none"/>
+              </w:rPr>
+              <w:t>Prepared By</w:t>
+            </w:r>
+          </w:p>
+        </w:tc>
+        <w:tc>
+          <w:tcPr>
+            <w:tcW w:w="6480" w:type="dxa"/>
+            <w:hideMark/>
+          </w:tcPr>
+          <w:p>
+            <w:pPr>
+              <w:cnfStyle w:val="000000100000" w:firstRow="0" w:lastRow="0" w:firstColumn="0" w:lastColumn="0" w:oddVBand="0" w:evenVBand="0" w:oddHBand="1" w:evenHBand="0" w:firstRowFirstColumn="0" w:firstRowLastColumn="0" w:lastRowFirstColumn="0" w:lastRowLastColumn="0"/>
+              <w:rPr>
+                <w:rFonts w:ascii="Times New Roman" w:eastAsia="Times New Roman" w:hAnsi="Times New Roman" w:cs="Times New Roman"/>
+                <w:kern w:val="0"/>
+                <w:sz w:val="24"/>
+                <w:szCs w:val="24"/>
+                <w:lang w:val="en-GB" w:eastAsia="en-GB" w:bidi="ar-SA"/>
+                <w14:ligatures w14:val="none"/>
+              </w:rPr>
+            </w:pPr>
+            <w:r>
+              <w:rPr>
+                <w:rFonts w:ascii="Times New Roman" w:eastAsia="Times New Roman" w:hAnsi="Times New Roman" w:cs="Times New Roman"/>
+                <w:kern w:val="0"/>
+                <w:sz w:val="24"/>
+                <w:szCs w:val="24"/>
+                <w:lang w:val="en-GB" w:eastAsia="en-GB" w:bidi="ar-SA"/>
+                <w14:ligatures w14:val="none"/>
+              </w:rPr>
+              <w:t>Governance Office</w:t>
+            </w:r>
+          </w:p>
+        </w:tc>
+      </w:tr>
+      <w:tr>
+        <w:tc>
+          <w:tcPr>
+            <w:cnfStyle w:val="001000000000" w:firstRow="0" w:lastRow="0" w:firstColumn="1" w:lastColumn="0" w:oddVBand="0" w:evenVBand="0" w:oddHBand="0" w:evenHBand="0" w:firstRowFirstColumn="0" w:firstRowLastColumn="0" w:lastRowFirstColumn="0" w:lastRowLastColumn="0"/>
+            <w:tcW w:w="2605" w:type="dxa"/>
+            <w:hideMark/>
+          </w:tcPr>
+          <w:p>
+            <w:pPr>
+              <w:rPr>
+                <w:rFonts w:ascii="Times New Roman" w:eastAsia="Times New Roman" w:hAnsi="Times New Roman" w:cs="Times New Roman"/>
+                <w:kern w:val="0"/>
+                <w:sz w:val="24"/>
+                <w:szCs w:val="24"/>
+                <w:lang w:val="en-GB" w:eastAsia="en-GB" w:bidi="ar-SA"/>
+                <w14:ligatures w14:val="none"/>
+              </w:rPr>
+            </w:pPr>
+            <w:r>
+              <w:rPr>
+                <w:rFonts w:ascii="Times New Roman" w:eastAsia="Times New Roman" w:hAnsi="Times New Roman" w:cs="Times New Roman"/>
+                <w:kern w:val="0"/>
+                <w:sz w:val="24"/>
+                <w:szCs w:val="24"/>
+                <w:lang w:val="en-GB" w:eastAsia="en-GB" w:bidi="ar-SA"/>
+                <w14:ligatures w14:val="none"/>
+              </w:rPr>
+              <w:t>Classification</w:t>
+            </w:r>
+          </w:p>
+        </w:tc>
+        <w:tc>
+          <w:tcPr>
+            <w:tcW w:w="6480" w:type="dxa"/>
+            <w:hideMark/>
+          </w:tcPr>
+          <w:p>
+            <w:pPr>
+              <w:cnfStyle w:val="000000000000" w:firstRow="0" w:lastRow="0" w:firstColumn="0" w:lastColumn="0" w:oddVBand="0" w:evenVBand="0" w:oddHBand="0" w:evenHBand="0" w:firstRowFirstColumn="0" w:firstRowLastColumn="0" w:lastRowFirstColumn="0" w:lastRowLastColumn="0"/>
+              <w:rPr>
+                <w:rFonts w:ascii="Times New Roman" w:eastAsia="Times New Roman" w:hAnsi="Times New Roman" w:cs="Times New Roman"/>
+                <w:kern w:val="0"/>
+                <w:sz w:val="24"/>
+                <w:szCs w:val="24"/>
+                <w:lang w:val="en-GB" w:eastAsia="en-GB" w:bidi="ar-SA"/>
+                <w14:ligatures w14:val="none"/>
+              </w:rPr>
+            </w:pPr>
+            <w:r>
+              <w:rPr>
+                <w:rFonts w:ascii="Times New Roman" w:eastAsia="Times New Roman" w:hAnsi="Times New Roman" w:cs="Times New Roman"/>
+                <w:kern w:val="0"/>
+                <w:sz w:val="24"/>
+                <w:szCs w:val="24"/>
+                <w:lang w:val="en-GB" w:eastAsia="en-GB" w:bidi="ar-SA"/>
+                <w14:ligatures w14:val="none"/>
+              </w:rPr>
+              <w:t>Internal</w:t>
+            </w:r>
+          </w:p>
+        </w:tc>
+      </w:tr>
+      <w:tr>
+        <w:trPr>
+          <w:cnfStyle w:val="000000100000" w:firstRow="0" w:lastRow="0" w:firstColumn="0" w:lastColumn="0" w:oddVBand="0" w:evenVBand="0" w:oddHBand="1" w:evenHBand="0" w:firstRowFirstColumn="0" w:firstRowLastColumn="0" w:lastRowFirstColumn="0" w:lastRowLastColumn="0"/>
+        </w:trPr>
+        <w:tc>
+          <w:tcPr>
+            <w:cnfStyle w:val="001000000000" w:firstRow="0" w:lastRow="0" w:firstColumn="1" w:lastColumn="0" w:oddVBand="0" w:evenVBand="0" w:oddHBand="0" w:evenHBand="0" w:firstRowFirstColumn="0" w:firstRowLastColumn="0" w:lastRowFirstColumn="0" w:lastRowLastColumn="0"/>
+            <w:tcW w:w="2605" w:type="dxa"/>
+            <w:hideMark/>
+          </w:tcPr>
+          <w:p>
+            <w:pPr>
+              <w:rPr>
+                <w:rFonts w:ascii="Times New Roman" w:eastAsia="Times New Roman" w:hAnsi="Times New Roman" w:cs="Times New Roman"/>
+                <w:kern w:val="0"/>
+                <w:sz w:val="24"/>
+                <w:szCs w:val="24"/>
+                <w:lang w:val="en-GB" w:eastAsia="en-GB" w:bidi="ar-SA"/>
+                <w14:ligatures w14:val="none"/>
+              </w:rPr>
+            </w:pPr>
+            <w:r>
+              <w:rPr>
+                <w:rFonts w:ascii="Times New Roman" w:eastAsia="Times New Roman" w:hAnsi="Times New Roman" w:cs="Times New Roman"/>
+                <w:kern w:val="0"/>
+                <w:sz w:val="24"/>
+                <w:szCs w:val="24"/>
+                <w:lang w:val="en-GB" w:eastAsia="en-GB" w:bidi="ar-SA"/>
+                <w14:ligatures w14:val="none"/>
+              </w:rPr>
+              <w:t>Next Review</w:t>
+            </w:r>
+          </w:p>
+        </w:tc>
+        <w:tc>
+          <w:tcPr>
+            <w:tcW w:w="6480" w:type="dxa"/>
+            <w:hideMark/>
+          </w:tcPr>
+          <w:p>
+            <w:pPr>
+              <w:cnfStyle w:val="000000100000" w:firstRow="0" w:lastRow="0" w:firstColumn="0" w:lastColumn="0" w:oddVBand="0" w:evenVBand="0" w:oddHBand="1" w:evenHBand="0" w:firstRowFirstColumn="0" w:firstRowLastColumn="0" w:lastRowFirstColumn="0" w:lastRowLastColumn="0"/>
+              <w:rPr>
+                <w:rFonts w:ascii="Times New Roman" w:eastAsia="Times New Roman" w:hAnsi="Times New Roman" w:cs="Times New Roman"/>
+                <w:kern w:val="0"/>
+                <w:sz w:val="24"/>
+                <w:szCs w:val="24"/>
+                <w:lang w:val="en-GB" w:eastAsia="en-GB" w:bidi="ar-SA"/>
+                <w14:ligatures w14:val="none"/>
+              </w:rPr>
+            </w:pPr>
+            <w:r>
+              <w:rPr>
+                <w:rFonts w:ascii="Times New Roman" w:eastAsia="Times New Roman" w:hAnsi="Times New Roman" w:cs="Times New Roman"/>
+                <w:kern w:val="0"/>
+                <w:sz w:val="24"/>
+                <w:szCs w:val="24"/>
+                <w:lang w:val="en-GB" w:eastAsia="en-GB" w:bidi="ar-SA"/>
+                <w14:ligatures w14:val="none"/>
+              </w:rPr>
+              <w:t>Jan 2027</w:t>
+            </w:r>
+          </w:p>
+        </w:tc>
+      </w:tr>
+    </w:tbl>
+    <w:p>
+      <w:pPr>
+        <w:rPr>
+          <w:rFonts w:ascii="Times New Roman" w:eastAsia="Times New Roman" w:hAnsi="Times New Roman" w:cs="Times New Roman"/>
+          <w:kern w:val="0"/>
+          <w:sz w:val="24"/>
+          <w:szCs w:val="24"/>
+          <w:lang w:val="en-GB" w:eastAsia="en-GB" w:bidi="ar-SA"/>
+          <w14:ligatures w14:val="none"/>
+        </w:rPr>
+      </w:pPr>
+    </w:p>
+    <w:p>
+      <w:pPr>
+        <w:rPr>
+          <w:rFonts w:ascii="Times New Roman" w:eastAsia="Times New Roman" w:hAnsi="Times New Roman" w:cs="Times New Roman"/>
+          <w:b/>
+          <w:bCs/>
+          <w:kern w:val="0"/>
+          <w:sz w:val="27"/>
+          <w:szCs w:val="27"/>
+          <w:lang w:val="en-GB" w:eastAsia="en-GB" w:bidi="ar-SA"/>
+          <w14:ligatures w14:val="none"/>
+        </w:rPr>
+      </w:pPr>
+      <w:r>
+        <w:rPr>
+          <w:rFonts w:ascii="Times New Roman" w:eastAsia="Times New Roman" w:hAnsi="Times New Roman" w:cs="Times New Roman"/>
+          <w:b/>
+          <w:bCs/>
+          <w:kern w:val="0"/>
+          <w:sz w:val="27"/>
+          <w:szCs w:val="27"/>
+          <w:lang w:val="en-GB" w:eastAsia="en-GB" w:bidi="ar-SA"/>
+          <w14:ligatures w14:val="none"/>
+        </w:rPr>
+        <w:t>Revision History</w:t>
+      </w:r>
+    </w:p>
+    <w:tbl>
+      <w:tblPr>
+        <w:tblStyle w:val="PlainTable1"/>
+        <w:tblW w:w="9085" w:type="dxa"/>
+        <w:tblLook w:val="04A0" w:firstRow="1" w:lastRow="0" w:firstColumn="1" w:lastColumn="0" w:noHBand="0" w:noVBand="1"/>
+      </w:tblPr>
+      <w:tblGrid>
+        <w:gridCol w:w="1016"/>
+        <w:gridCol w:w="1376"/>
+        <w:gridCol w:w="2049"/>
+        <w:gridCol w:w="4644"/>
+      </w:tblGrid>
+      <w:tr>
+        <w:trPr>
+          <w:cnfStyle w:val="100000000000" w:firstRow="1" w:lastRow="0" w:firstColumn="0" w:lastColumn="0" w:oddVBand="0" w:evenVBand="0" w:oddHBand="0" w:evenHBand="0" w:firstRowFirstColumn="0" w:firstRowLastColumn="0" w:lastRowFirstColumn="0" w:lastRowLastColumn="0"/>
+        </w:trPr>
+        <w:tc>
+          <w:tcPr>
+            <w:cnfStyle w:val="001000000000" w:firstRow="0" w:lastRow="0" w:firstColumn="1" w:lastColumn="0" w:oddVBand="0" w:evenVBand="0" w:oddHBand="0" w:evenHBand="0" w:firstRowFirstColumn="0" w:firstRowLastColumn="0" w:lastRowFirstColumn="0" w:lastRowLastColumn="0"/>
+            <w:tcW w:w="0" w:type="auto"/>
+            <w:shd w:val="clear" w:color="auto" w:fill="0A2F41" w:themeFill="accent1" w:themeFillShade="80"/>
+            <w:hideMark/>
+          </w:tcPr>
+          <w:p>
+            <w:pPr>
+              <w:jc w:val="center"/>
+              <w:rPr>
+                <w:rFonts w:ascii="Times New Roman" w:eastAsia="Times New Roman" w:hAnsi="Times New Roman" w:cs="Times New Roman"/>
+                <w:kern w:val="0"/>
+                <w:sz w:val="24"/>
+                <w:szCs w:val="24"/>
+                <w:lang w:val="en-GB" w:eastAsia="en-GB" w:bidi="ar-SA"/>
+                <w14:ligatures w14:val="none"/>
+              </w:rPr>
+            </w:pPr>
+            <w:r>
+              <w:rPr>
+                <w:rFonts w:ascii="Times New Roman" w:eastAsia="Times New Roman" w:hAnsi="Times New Roman" w:cs="Times New Roman"/>
+                <w:kern w:val="0"/>
+                <w:sz w:val="24"/>
+                <w:szCs w:val="24"/>
+                <w:lang w:val="en-GB" w:eastAsia="en-GB" w:bidi="ar-SA"/>
+                <w14:ligatures w14:val="none"/>
+              </w:rPr>
+              <w:t>Version</w:t>
+            </w:r>
+          </w:p>
+        </w:tc>
+        <w:tc>
+          <w:tcPr>
+            <w:tcW w:w="0" w:type="auto"/>
+            <w:shd w:val="clear" w:color="auto" w:fill="0A2F41" w:themeFill="accent1" w:themeFillShade="80"/>
+            <w:hideMark/>
+          </w:tcPr>
+          <w:p>
+            <w:pPr>
+              <w:jc w:val="center"/>
+              <w:cnfStyle w:val="100000000000" w:firstRow="1" w:lastRow="0" w:firstColumn="0" w:lastColumn="0" w:oddVBand="0" w:evenVBand="0" w:oddHBand="0" w:evenHBand="0" w:firstRowFirstColumn="0" w:firstRowLastColumn="0" w:lastRowFirstColumn="0" w:lastRowLastColumn="0"/>
+              <w:rPr>
+                <w:rFonts w:ascii="Times New Roman" w:eastAsia="Times New Roman" w:hAnsi="Times New Roman" w:cs="Times New Roman"/>
+                <w:kern w:val="0"/>
+                <w:sz w:val="24"/>
+                <w:szCs w:val="24"/>
+                <w:lang w:val="en-GB" w:eastAsia="en-GB" w:bidi="ar-SA"/>
+                <w14:ligatures w14:val="none"/>
+              </w:rPr>
+            </w:pPr>
+            <w:r>
+              <w:rPr>
+                <w:rFonts w:ascii="Times New Roman" w:eastAsia="Times New Roman" w:hAnsi="Times New Roman" w:cs="Times New Roman"/>
+                <w:kern w:val="0"/>
+                <w:sz w:val="24"/>
+                <w:szCs w:val="24"/>
+                <w:lang w:val="en-GB" w:eastAsia="en-GB" w:bidi="ar-SA"/>
+                <w14:ligatures w14:val="none"/>
+              </w:rPr>
+              <w:t>Date</w:t>
+            </w:r>
+          </w:p>
+        </w:tc>
+        <w:tc>
+          <w:tcPr>
+            <w:tcW w:w="0" w:type="auto"/>
+            <w:shd w:val="clear" w:color="auto" w:fill="0A2F41" w:themeFill="accent1" w:themeFillShade="80"/>
+            <w:hideMark/>
+          </w:tcPr>
+          <w:p>
+            <w:pPr>
+              <w:jc w:val="center"/>
+              <w:cnfStyle w:val="100000000000" w:firstRow="1" w:lastRow="0" w:firstColumn="0" w:lastColumn="0" w:oddVBand="0" w:evenVBand="0" w:oddHBand="0" w:evenHBand="0" w:firstRowFirstColumn="0" w:firstRowLastColumn="0" w:lastRowFirstColumn="0" w:lastRowLastColumn="0"/>
+              <w:rPr>
+                <w:rFonts w:ascii="Times New Roman" w:eastAsia="Times New Roman" w:hAnsi="Times New Roman" w:cs="Times New Roman"/>
+                <w:kern w:val="0"/>
+                <w:sz w:val="24"/>
+                <w:szCs w:val="24"/>
+                <w:lang w:val="en-GB" w:eastAsia="en-GB" w:bidi="ar-SA"/>
+                <w14:ligatures w14:val="none"/>
+              </w:rPr>
+            </w:pPr>
+            <w:r>
+              <w:rPr>
+                <w:rFonts w:ascii="Times New Roman" w:eastAsia="Times New Roman" w:hAnsi="Times New Roman" w:cs="Times New Roman"/>
+                <w:kern w:val="0"/>
+                <w:sz w:val="24"/>
+                <w:szCs w:val="24"/>
+                <w:lang w:val="en-GB" w:eastAsia="en-GB" w:bidi="ar-SA"/>
+                <w14:ligatures w14:val="none"/>
+              </w:rPr>
+              <w:t>Author</w:t>
+            </w:r>
+          </w:p>
+        </w:tc>
+        <w:tc>
+          <w:tcPr>
+            <w:tcW w:w="4644" w:type="dxa"/>
+            <w:shd w:val="clear" w:color="auto" w:fill="0A2F41" w:themeFill="accent1" w:themeFillShade="80"/>
+            <w:hideMark/>
+          </w:tcPr>
+          <w:p>
+            <w:pPr>
+              <w:jc w:val="center"/>
+              <w:cnfStyle w:val="100000000000" w:firstRow="1" w:lastRow="0" w:firstColumn="0" w:lastColumn="0" w:oddVBand="0" w:evenVBand="0" w:oddHBand="0" w:evenHBand="0" w:firstRowFirstColumn="0" w:firstRowLastColumn="0" w:lastRowFirstColumn="0" w:lastRowLastColumn="0"/>
+              <w:rPr>
+                <w:rFonts w:ascii="Times New Roman" w:eastAsia="Times New Roman" w:hAnsi="Times New Roman" w:cs="Times New Roman"/>
+                <w:kern w:val="0"/>
+                <w:sz w:val="24"/>
+                <w:szCs w:val="24"/>
+                <w:lang w:val="en-GB" w:eastAsia="en-GB" w:bidi="ar-SA"/>
+                <w14:ligatures w14:val="none"/>
+              </w:rPr>
+            </w:pPr>
+            <w:r>
+              <w:rPr>
+                <w:rFonts w:ascii="Times New Roman" w:eastAsia="Times New Roman" w:hAnsi="Times New Roman" w:cs="Times New Roman"/>
+                <w:kern w:val="0"/>
+                <w:sz w:val="24"/>
+                <w:szCs w:val="24"/>
+                <w:lang w:val="en-GB" w:eastAsia="en-GB" w:bidi="ar-SA"/>
+                <w14:ligatures w14:val="none"/>
+              </w:rPr>
+              <w:t>Changes</w:t>
+            </w:r>
+          </w:p>
+        </w:tc>
+      </w:tr>
+      <w:tr>
+        <w:trPr>
+          <w:cnfStyle w:val="000000100000" w:firstRow="0" w:lastRow="0" w:firstColumn="0" w:lastColumn="0" w:oddVBand="0" w:evenVBand="0" w:oddHBand="1" w:evenHBand="0" w:firstRowFirstColumn="0" w:firstRowLastColumn="0" w:lastRowFirstColumn="0" w:lastRowLastColumn="0"/>
+        </w:trPr>
+        <w:tc>
+          <w:tcPr>
+            <w:cnfStyle w:val="001000000000" w:firstRow="0" w:lastRow="0" w:firstColumn="1" w:lastColumn="0" w:oddVBand="0" w:evenVBand="0" w:oddHBand="0" w:evenHBand="0" w:firstRowFirstColumn="0" w:firstRowLastColumn="0" w:lastRowFirstColumn="0" w:lastRowLastColumn="0"/>
+            <w:tcW w:w="0" w:type="auto"/>
+            <w:hideMark/>
+          </w:tcPr>
+          <w:p>
+            <w:pPr>
+              <w:rPr>
+                <w:rFonts w:ascii="Times New Roman" w:eastAsia="Times New Roman" w:hAnsi="Times New Roman" w:cs="Times New Roman"/>
+                <w:kern w:val="0"/>
+                <w:sz w:val="24"/>
+                <w:szCs w:val="24"/>
+                <w:lang w:val="en-GB" w:eastAsia="en-GB" w:bidi="ar-SA"/>
+                <w14:ligatures w14:val="none"/>
+              </w:rPr>
+            </w:pPr>
+            <w:r>
+              <w:rPr>
+                <w:rFonts w:ascii="Times New Roman" w:eastAsia="Times New Roman" w:hAnsi="Times New Roman" w:cs="Times New Roman"/>
+                <w:kern w:val="0"/>
+                <w:sz w:val="24"/>
+                <w:szCs w:val="24"/>
+                <w:lang w:val="en-GB" w:eastAsia="en-GB" w:bidi="ar-SA"/>
+                <w14:ligatures w14:val="none"/>
+              </w:rPr>
+              <w:t>1.0</w:t>
+            </w:r>
+          </w:p>
+        </w:tc>
+        <w:tc>
+          <w:tcPr>
+            <w:tcW w:w="0" w:type="auto"/>
+            <w:hideMark/>
+          </w:tcPr>
+          <w:p>
+            <w:pPr>
+              <w:cnfStyle w:val="000000100000" w:firstRow="0" w:lastRow="0" w:firstColumn="0" w:lastColumn="0" w:oddVBand="0" w:evenVBand="0" w:oddHBand="1" w:evenHBand="0" w:firstRowFirstColumn="0" w:firstRowLastColumn="0" w:lastRowFirstColumn="0" w:lastRowLastColumn="0"/>
+              <w:rPr>
+                <w:rFonts w:ascii="Times New Roman" w:eastAsia="Times New Roman" w:hAnsi="Times New Roman" w:cs="Times New Roman"/>
+                <w:kern w:val="0"/>
+                <w:sz w:val="24"/>
+                <w:szCs w:val="24"/>
+                <w:lang w:val="en-GB" w:eastAsia="en-GB" w:bidi="ar-SA"/>
+                <w14:ligatures w14:val="none"/>
+              </w:rPr>
+            </w:pPr>
+            <w:r>
+              <w:rPr>
+                <w:rFonts w:ascii="Times New Roman" w:eastAsia="Times New Roman" w:hAnsi="Times New Roman" w:cs="Times New Roman"/>
+                <w:kern w:val="0"/>
+                <w:sz w:val="24"/>
+                <w:szCs w:val="24"/>
+                <w:lang w:val="en-GB" w:eastAsia="en-GB" w:bidi="ar-SA"/>
+                <w14:ligatures w14:val="none"/>
+              </w:rPr>
+              <w:t>01 Jan 2026</w:t>
+            </w:r>
+          </w:p>
+        </w:tc>
+        <w:tc>
+          <w:tcPr>
+            <w:tcW w:w="0" w:type="auto"/>
+            <w:hideMark/>
+          </w:tcPr>
+          <w:p>
+            <w:pPr>
+              <w:cnfStyle w:val="000000100000" w:firstRow="0" w:lastRow="0" w:firstColumn="0" w:lastColumn="0" w:oddVBand="0" w:evenVBand="0" w:oddHBand="1" w:evenHBand="0" w:firstRowFirstColumn="0" w:firstRowLastColumn="0" w:lastRowFirstColumn="0" w:lastRowLastColumn="0"/>
+              <w:rPr>
+                <w:rFonts w:ascii="Times New Roman" w:eastAsia="Times New Roman" w:hAnsi="Times New Roman" w:cs="Times New Roman"/>
+                <w:kern w:val="0"/>
+                <w:sz w:val="24"/>
+                <w:szCs w:val="24"/>
+                <w:lang w:val="en-GB" w:eastAsia="en-GB" w:bidi="ar-SA"/>
+                <w14:ligatures w14:val="none"/>
+              </w:rPr>
+            </w:pPr>
+            <w:r>
+              <w:rPr>
+                <w:rFonts w:ascii="Times New Roman" w:eastAsia="Times New Roman" w:hAnsi="Times New Roman" w:cs="Times New Roman"/>
+                <w:kern w:val="0"/>
+                <w:sz w:val="24"/>
+                <w:szCs w:val="24"/>
+                <w:lang w:val="en-GB" w:eastAsia="en-GB" w:bidi="ar-SA"/>
+                <w14:ligatures w14:val="none"/>
+              </w:rPr>
+              <w:t>Governance Office</w:t>
+            </w:r>
+          </w:p>
+        </w:tc>
+        <w:tc>
+          <w:tcPr>
+            <w:tcW w:w="4644" w:type="dxa"/>
+            <w:hideMark/>
+          </w:tcPr>
+          <w:p>
+            <w:pPr>
+              <w:cnfStyle w:val="000000100000" w:firstRow="0" w:lastRow="0" w:firstColumn="0" w:lastColumn="0" w:oddVBand="0" w:evenVBand="0" w:oddHBand="1" w:evenHBand="0" w:firstRowFirstColumn="0" w:firstRowLastColumn="0" w:lastRowFirstColumn="0" w:lastRowLastColumn="0"/>
+              <w:rPr>
+                <w:rFonts w:ascii="Times New Roman" w:eastAsia="Times New Roman" w:hAnsi="Times New Roman" w:cs="Times New Roman"/>
+                <w:kern w:val="0"/>
+                <w:sz w:val="24"/>
+                <w:szCs w:val="24"/>
+                <w:lang w:val="en-GB" w:eastAsia="en-GB" w:bidi="ar-SA"/>
+                <w14:ligatures w14:val="none"/>
+              </w:rPr>
+            </w:pPr>
+            <w:r>
+              <w:rPr>
+                <w:rFonts w:ascii="Times New Roman" w:eastAsia="Times New Roman" w:hAnsi="Times New Roman" w:cs="Times New Roman"/>
+                <w:kern w:val="0"/>
+                <w:sz w:val="24"/>
+                <w:szCs w:val="24"/>
+                <w:lang w:val="en-GB" w:eastAsia="en-GB" w:bidi="ar-SA"/>
+                <w14:ligatures w14:val="none"/>
+              </w:rPr>
+              <w:t>Initial Issue</w:t>
+            </w:r>
+          </w:p>
+        </w:tc>
+      </w:tr>
+    </w:tbl>
+    <w:p>
+      <w:pPr>
+        <w:rPr>
+          <w:rFonts w:ascii="Times New Roman" w:eastAsia="Times New Roman" w:hAnsi="Times New Roman" w:cs="Times New Roman"/>
+          <w:b/>
+          <w:bCs/>
+          <w:kern w:val="0"/>
+          <w:sz w:val="27"/>
+          <w:szCs w:val="27"/>
+          <w:lang w:val="en-GB" w:eastAsia="en-GB" w:bidi="ar-SA"/>
+          <w14:ligatures w14:val="none"/>
+        </w:rPr>
+      </w:pPr>
+      <w:r>
+        <w:rPr>
+          <w:rFonts w:ascii="Times New Roman" w:eastAsia="Times New Roman" w:hAnsi="Times New Roman" w:cs="Times New Roman"/>
+          <w:b/>
+          <w:bCs/>
+          <w:kern w:val="0"/>
+          <w:sz w:val="27"/>
+          <w:szCs w:val="27"/>
+          <w:lang w:val="en-GB" w:eastAsia="en-GB" w:bidi="ar-SA"/>
+          <w14:ligatures w14:val="none"/>
+        </w:rPr>
+        <w:t>Distribution List</w:t>
+      </w:r>
+    </w:p>
+    <w:tbl>
+      <w:tblPr>
+        <w:tblStyle w:val="PlainTable1"/>
+        <w:tblW w:w="9085" w:type="dxa"/>
+        <w:tblLook w:val="04A0" w:firstRow="1" w:lastRow="0" w:firstColumn="1" w:lastColumn="0" w:noHBand="0" w:noVBand="1"/>
+      </w:tblPr>
+      <w:tblGrid>
+        <w:gridCol w:w="1563"/>
+        <w:gridCol w:w="7522"/>
+      </w:tblGrid>
+      <w:tr>
+        <w:trPr>
+          <w:cnfStyle w:val="100000000000" w:firstRow="1" w:lastRow="0" w:firstColumn="0" w:lastColumn="0" w:oddVBand="0" w:evenVBand="0" w:oddHBand="0" w:evenHBand="0" w:firstRowFirstColumn="0" w:firstRowLastColumn="0" w:lastRowFirstColumn="0" w:lastRowLastColumn="0"/>
+        </w:trPr>
+        <w:tc>
+          <w:tcPr>
+            <w:cnfStyle w:val="001000000000" w:firstRow="0" w:lastRow="0" w:firstColumn="1" w:lastColumn="0" w:oddVBand="0" w:evenVBand="0" w:oddHBand="0" w:evenHBand="0" w:firstRowFirstColumn="0" w:firstRowLastColumn="0" w:lastRowFirstColumn="0" w:lastRowLastColumn="0"/>
+            <w:tcW w:w="0" w:type="auto"/>
+            <w:shd w:val="clear" w:color="auto" w:fill="0A2F41" w:themeFill="accent1" w:themeFillShade="80"/>
+            <w:hideMark/>
+          </w:tcPr>
+          <w:p>
+            <w:pPr>
+              <w:jc w:val="center"/>
+              <w:rPr>
+                <w:rFonts w:ascii="Times New Roman" w:eastAsia="Times New Roman" w:hAnsi="Times New Roman" w:cs="Times New Roman"/>
+                <w:kern w:val="0"/>
+                <w:sz w:val="24"/>
+                <w:szCs w:val="24"/>
+                <w:lang w:val="en-GB" w:eastAsia="en-GB" w:bidi="ar-SA"/>
+                <w14:ligatures w14:val="none"/>
+              </w:rPr>
+            </w:pPr>
+            <w:r>
+              <w:rPr>
+                <w:rFonts w:ascii="Times New Roman" w:eastAsia="Times New Roman" w:hAnsi="Times New Roman" w:cs="Times New Roman"/>
+                <w:kern w:val="0"/>
+                <w:sz w:val="24"/>
+                <w:szCs w:val="24"/>
+                <w:lang w:val="en-GB" w:eastAsia="en-GB" w:bidi="ar-SA"/>
+                <w14:ligatures w14:val="none"/>
+              </w:rPr>
+              <w:t>Department</w:t>
+            </w:r>
+          </w:p>
+        </w:tc>
+        <w:tc>
+          <w:tcPr>
+            <w:tcW w:w="7522" w:type="dxa"/>
+            <w:shd w:val="clear" w:color="auto" w:fill="0A2F41" w:themeFill="accent1" w:themeFillShade="80"/>
+            <w:hideMark/>
+          </w:tcPr>
+          <w:p>
+            <w:pPr>
+              <w:jc w:val="center"/>
+              <w:cnfStyle w:val="100000000000" w:firstRow="1" w:lastRow="0" w:firstColumn="0" w:lastColumn="0" w:oddVBand="0" w:evenVBand="0" w:oddHBand="0" w:evenHBand="0" w:firstRowFirstColumn="0" w:firstRowLastColumn="0" w:lastRowFirstColumn="0" w:lastRowLastColumn="0"/>
+              <w:rPr>
+                <w:rFonts w:ascii="Times New Roman" w:eastAsia="Times New Roman" w:hAnsi="Times New Roman" w:cs="Times New Roman"/>
+                <w:kern w:val="0"/>
+                <w:sz w:val="24"/>
+                <w:szCs w:val="24"/>
+                <w:lang w:val="en-GB" w:eastAsia="en-GB" w:bidi="ar-SA"/>
+                <w14:ligatures w14:val="none"/>
+              </w:rPr>
+            </w:pPr>
+            <w:r>
+              <w:rPr>
+                <w:rFonts w:ascii="Times New Roman" w:eastAsia="Times New Roman" w:hAnsi="Times New Roman" w:cs="Times New Roman"/>
+                <w:kern w:val="0"/>
+                <w:sz w:val="24"/>
+                <w:szCs w:val="24"/>
+                <w:lang w:val="en-GB" w:eastAsia="en-GB" w:bidi="ar-SA"/>
+                <w14:ligatures w14:val="none"/>
+              </w:rPr>
+              <w:t>Access</w:t>
+            </w:r>
+          </w:p>
+        </w:tc>
+      </w:tr>
+      <w:tr>
+        <w:trPr>
+          <w:cnfStyle w:val="000000100000" w:firstRow="0" w:lastRow="0" w:firstColumn="0" w:lastColumn="0" w:oddVBand="0" w:evenVBand="0" w:oddHBand="1" w:evenHBand="0" w:firstRowFirstColumn="0" w:firstRowLastColumn="0" w:lastRowFirstColumn="0" w:lastRowLastColumn="0"/>
+        </w:trPr>
+        <w:tc>
+          <w:tcPr>
+            <w:cnfStyle w:val="001000000000" w:firstRow="0" w:lastRow="0" w:firstColumn="1" w:lastColumn="0" w:oddVBand="0" w:evenVBand="0" w:oddHBand="0" w:evenHBand="0" w:firstRowFirstColumn="0" w:firstRowLastColumn="0" w:lastRowFirstColumn="0" w:lastRowLastColumn="0"/>
+            <w:tcW w:w="0" w:type="auto"/>
+            <w:hideMark/>
+          </w:tcPr>
+          <w:p>
+            <w:pPr>
+              <w:rPr>
+                <w:rFonts w:ascii="Times New Roman" w:eastAsia="Times New Roman" w:hAnsi="Times New Roman" w:cs="Times New Roman"/>
+                <w:kern w:val="0"/>
+                <w:sz w:val="24"/>
+                <w:szCs w:val="24"/>
+                <w:lang w:val="en-GB" w:eastAsia="en-GB" w:bidi="ar-SA"/>
+                <w14:ligatures w14:val="none"/>
+              </w:rPr>
+            </w:pPr>
+            <w:r>
+              <w:rPr>
+                <w:rFonts w:ascii="Times New Roman" w:eastAsia="Times New Roman" w:hAnsi="Times New Roman" w:cs="Times New Roman"/>
+                <w:kern w:val="0"/>
+                <w:sz w:val="24"/>
+                <w:szCs w:val="24"/>
+                <w:lang w:val="en-GB" w:eastAsia="en-GB" w:bidi="ar-SA"/>
+                <w14:ligatures w14:val="none"/>
+              </w:rPr>
+              <w:t>Board</w:t>
+            </w:r>
+          </w:p>
+        </w:tc>
+        <w:tc>
+          <w:tcPr>
+            <w:tcW w:w="7522" w:type="dxa"/>
+            <w:hideMark/>
+          </w:tcPr>
+          <w:p>
+            <w:pPr>
+              <w:cnfStyle w:val="000000100000" w:firstRow="0" w:lastRow="0" w:firstColumn="0" w:lastColumn="0" w:oddVBand="0" w:evenVBand="0" w:oddHBand="1" w:evenHBand="0" w:firstRowFirstColumn="0" w:firstRowLastColumn="0" w:lastRowFirstColumn="0" w:lastRowLastColumn="0"/>
+              <w:rPr>
+                <w:rFonts w:ascii="Times New Roman" w:eastAsia="Times New Roman" w:hAnsi="Times New Roman" w:cs="Times New Roman"/>
+                <w:kern w:val="0"/>
+                <w:sz w:val="24"/>
+                <w:szCs w:val="24"/>
+                <w:lang w:val="en-GB" w:eastAsia="en-GB" w:bidi="ar-SA"/>
+                <w14:ligatures w14:val="none"/>
+              </w:rPr>
+            </w:pPr>
+            <w:r>
+              <w:rPr>
+                <w:rFonts w:ascii="Times New Roman" w:eastAsia="Times New Roman" w:hAnsi="Times New Roman" w:cs="Times New Roman"/>
+                <w:kern w:val="0"/>
+                <w:sz w:val="24"/>
+                <w:szCs w:val="24"/>
+                <w:lang w:val="en-GB" w:eastAsia="en-GB" w:bidi="ar-SA"/>
+                <w14:ligatures w14:val="none"/>
+              </w:rPr>
+              <w:t>Full</w:t>
+            </w:r>
+          </w:p>
+        </w:tc>
+      </w:tr>
+      <w:tr>
+        <w:tc>
+          <w:tcPr>
+            <w:cnfStyle w:val="001000000000" w:firstRow="0" w:lastRow="0" w:firstColumn="1" w:lastColumn="0" w:oddVBand="0" w:evenVBand="0" w:oddHBand="0" w:evenHBand="0" w:firstRowFirstColumn="0" w:firstRowLastColumn="0" w:lastRowFirstColumn="0" w:lastRowLastColumn="0"/>
+            <w:tcW w:w="0" w:type="auto"/>
+            <w:hideMark/>
+          </w:tcPr>
+          <w:p>
+            <w:pPr>
+              <w:rPr>
+                <w:rFonts w:ascii="Times New Roman" w:eastAsia="Times New Roman" w:hAnsi="Times New Roman" w:cs="Times New Roman"/>
+                <w:kern w:val="0"/>
+                <w:sz w:val="24"/>
+                <w:szCs w:val="24"/>
+                <w:lang w:val="en-GB" w:eastAsia="en-GB" w:bidi="ar-SA"/>
+                <w14:ligatures w14:val="none"/>
+              </w:rPr>
+            </w:pPr>
+            <w:r>
+              <w:rPr>
+                <w:rFonts w:ascii="Times New Roman" w:eastAsia="Times New Roman" w:hAnsi="Times New Roman" w:cs="Times New Roman"/>
+                <w:kern w:val="0"/>
+                <w:sz w:val="24"/>
+                <w:szCs w:val="24"/>
+                <w:lang w:val="en-GB" w:eastAsia="en-GB" w:bidi="ar-SA"/>
+                <w14:ligatures w14:val="none"/>
+              </w:rPr>
+              <w:t>Management</w:t>
+            </w:r>
+          </w:p>
+        </w:tc>
+        <w:tc>
+          <w:tcPr>
+            <w:tcW w:w="7522" w:type="dxa"/>
+            <w:hideMark/>
+          </w:tcPr>
+          <w:p>
+            <w:pPr>
+              <w:cnfStyle w:val="000000000000" w:firstRow="0" w:lastRow="0" w:firstColumn="0" w:lastColumn="0" w:oddVBand="0" w:evenVBand="0" w:oddHBand="0" w:evenHBand="0" w:firstRowFirstColumn="0" w:firstRowLastColumn="0" w:lastRowFirstColumn="0" w:lastRowLastColumn="0"/>
+              <w:rPr>
+                <w:rFonts w:ascii="Times New Roman" w:eastAsia="Times New Roman" w:hAnsi="Times New Roman" w:cs="Times New Roman"/>
+                <w:kern w:val="0"/>
+                <w:sz w:val="24"/>
+                <w:szCs w:val="24"/>
+                <w:lang w:val="en-GB" w:eastAsia="en-GB" w:bidi="ar-SA"/>
+                <w14:ligatures w14:val="none"/>
+              </w:rPr>
+            </w:pPr>
+            <w:r>
+              <w:rPr>
+                <w:rFonts w:ascii="Times New Roman" w:eastAsia="Times New Roman" w:hAnsi="Times New Roman" w:cs="Times New Roman"/>
+                <w:kern w:val="0"/>
+                <w:sz w:val="24"/>
+                <w:szCs w:val="24"/>
+                <w:lang w:val="en-GB" w:eastAsia="en-GB" w:bidi="ar-SA"/>
+                <w14:ligatures w14:val="none"/>
+              </w:rPr>
+              <w:t>Full</w:t>
+            </w:r>
+          </w:p>
+        </w:tc>
+      </w:tr>
+      <w:tr>
+        <w:trPr>
+          <w:cnfStyle w:val="000000100000" w:firstRow="0" w:lastRow="0" w:firstColumn="0" w:lastColumn="0" w:oddVBand="0" w:evenVBand="0" w:oddHBand="1" w:evenHBand="0" w:firstRowFirstColumn="0" w:firstRowLastColumn="0" w:lastRowFirstColumn="0" w:lastRowLastColumn="0"/>
+        </w:trPr>
+        <w:tc>
+          <w:tcPr>
+            <w:cnfStyle w:val="001000000000" w:firstRow="0" w:lastRow="0" w:firstColumn="1" w:lastColumn="0" w:oddVBand="0" w:evenVBand="0" w:oddHBand="0" w:evenHBand="0" w:firstRowFirstColumn="0" w:firstRowLastColumn="0" w:lastRowFirstColumn="0" w:lastRowLastColumn="0"/>
+            <w:tcW w:w="0" w:type="auto"/>
+            <w:hideMark/>
+          </w:tcPr>
+          <w:p>
+            <w:pPr>
+              <w:rPr>
+                <w:rFonts w:ascii="Times New Roman" w:eastAsia="Times New Roman" w:hAnsi="Times New Roman" w:cs="Times New Roman"/>
+                <w:kern w:val="0"/>
+                <w:sz w:val="24"/>
+                <w:szCs w:val="24"/>
+                <w:lang w:val="en-GB" w:eastAsia="en-GB" w:bidi="ar-SA"/>
+                <w14:ligatures w14:val="none"/>
+              </w:rPr>
+            </w:pPr>
+            <w:r>
+              <w:rPr>
+                <w:rFonts w:ascii="Times New Roman" w:eastAsia="Times New Roman" w:hAnsi="Times New Roman" w:cs="Times New Roman"/>
+                <w:kern w:val="0"/>
+                <w:sz w:val="24"/>
+                <w:szCs w:val="24"/>
+                <w:lang w:val="en-GB" w:eastAsia="en-GB" w:bidi="ar-SA"/>
+                <w14:ligatures w14:val="none"/>
+              </w:rPr>
+              <w:t>Departments</w:t>
+            </w:r>
+          </w:p>
+        </w:tc>
+        <w:tc>
+          <w:tcPr>
+            <w:tcW w:w="7522" w:type="dxa"/>
+            <w:hideMark/>
+          </w:tcPr>
+          <w:p>
+            <w:pPr>
+              <w:cnfStyle w:val="000000100000" w:firstRow="0" w:lastRow="0" w:firstColumn="0" w:lastColumn="0" w:oddVBand="0" w:evenVBand="0" w:oddHBand="1" w:evenHBand="0" w:firstRowFirstColumn="0" w:firstRowLastColumn="0" w:lastRowFirstColumn="0" w:lastRowLastColumn="0"/>
+              <w:rPr>
+                <w:rFonts w:ascii="Times New Roman" w:eastAsia="Times New Roman" w:hAnsi="Times New Roman" w:cs="Times New Roman"/>
+                <w:kern w:val="0"/>
+                <w:sz w:val="24"/>
+                <w:szCs w:val="24"/>
+                <w:lang w:val="en-GB" w:eastAsia="en-GB" w:bidi="ar-SA"/>
+                <w14:ligatures w14:val="none"/>
+              </w:rPr>
+            </w:pPr>
+            <w:r>
+              <w:rPr>
+                <w:rFonts w:ascii="Times New Roman" w:eastAsia="Times New Roman" w:hAnsi="Times New Roman" w:cs="Times New Roman"/>
+                <w:kern w:val="0"/>
+                <w:sz w:val="24"/>
+                <w:szCs w:val="24"/>
+                <w:lang w:val="en-GB" w:eastAsia="en-GB" w:bidi="ar-SA"/>
+                <w14:ligatures w14:val="none"/>
+              </w:rPr>
+              <w:t>Relevant sections</w:t>
+            </w:r>
+          </w:p>
+        </w:tc>
+      </w:tr>
+    </w:tbl>
+    <w:p>
+      <w:pPr>
+        <w:keepNext/>
+        <w:keepLines/>
+        <w:spacing w:before="160" w:after="80"/>
+        <w:outlineLvl w:val="2"/>
+        <w:rPr>
+          <w:rFonts w:ascii="Times New Roman" w:eastAsia="Times New Roman" w:hAnsi="Times New Roman" w:cs="Times New Roman"/>
+          <w:b/>
+          <w:bCs/>
+          <w:kern w:val="0"/>
+          <w:sz w:val="27"/>
+          <w:szCs w:val="27"/>
+          <w:lang w:val="en-GB" w:eastAsia="en-GB" w:bidi="ar-SA"/>
+          <w14:ligatures w14:val="none"/>
+        </w:rPr>
+      </w:pPr>
+    </w:p>
+    <w:p>
+      <w:pPr>
+        <w:rPr>
+          <w:rFonts w:ascii="Times New Roman" w:eastAsia="Times New Roman" w:hAnsi="Times New Roman" w:cs="Times New Roman"/>
+          <w:b/>
+          <w:bCs/>
+          <w:kern w:val="0"/>
+          <w:sz w:val="27"/>
+          <w:szCs w:val="27"/>
+          <w:lang w:val="en-GB" w:eastAsia="en-GB" w:bidi="ar-SA"/>
+          <w14:ligatures w14:val="none"/>
+        </w:rPr>
+      </w:pPr>
+      <w:r>
+        <w:rPr>
+          <w:rFonts w:ascii="Times New Roman" w:eastAsia="Times New Roman" w:hAnsi="Times New Roman" w:cs="Times New Roman"/>
+          <w:b/>
+          <w:bCs/>
+          <w:kern w:val="0"/>
+          <w:sz w:val="27"/>
+          <w:szCs w:val="27"/>
+          <w:lang w:val="en-GB" w:eastAsia="en-GB" w:bidi="ar-SA"/>
+          <w14:ligatures w14:val="none"/>
+        </w:rPr>
+        <w:t>Document Hierarchy</w:t>
+      </w:r>
+    </w:p>
+    <w:p>
+      <w:pPr>
+        <w:spacing w:after="0"/>
+        <w:rPr>
+          <w:rFonts w:ascii="Courier New" w:eastAsia="Times New Roman" w:hAnsi="Courier New" w:cs="Courier New"/>
+          <w:kern w:val="0"/>
+          <w:sz w:val="20"/>
+          <w:szCs w:val="20"/>
+          <w:lang w:val="en-GB" w:eastAsia="en-GB" w:bidi="ar-SA"/>
+          <w14:ligatures w14:val="none"/>
+        </w:rPr>
+      </w:pPr>
+      <w:r>
+        <w:rPr>
+          <w:rFonts w:ascii="Courier New" w:eastAsia="Times New Roman" w:hAnsi="Courier New" w:cs="Courier New"/>
+          <w:kern w:val="0"/>
+          <w:sz w:val="20"/>
+          <w:szCs w:val="20"/>
+          <w:lang w:val="en-GB" w:eastAsia="en-GB" w:bidi="ar-SA"/>
+          <w14:ligatures w14:val="none"/>
+        </w:rPr>
+        <w:t>Level 1 – Policy</w:t>
+      </w:r>
+      <w:r>
+        <w:rPr>
+          <w:rFonts w:ascii="Courier New" w:eastAsia="Times New Roman" w:hAnsi="Courier New" w:cs="Courier New"/>
+          <w:kern w:val="0"/>
+          <w:sz w:val="20"/>
+          <w:szCs w:val="20"/>
+          <w:lang w:val="en-GB" w:eastAsia="en-GB" w:bidi="ar-SA"/>
+          <w14:ligatures w14:val="none"/>
+        </w:rPr>
+        <w:br/>
+        <w:t>Level 2 – Procedure</w:t>
+      </w:r>
+      <w:r>
+        <w:rPr>
+          <w:rFonts w:ascii="Courier New" w:eastAsia="Times New Roman" w:hAnsi="Courier New" w:cs="Courier New"/>
+          <w:kern w:val="0"/>
+          <w:sz w:val="20"/>
+          <w:szCs w:val="20"/>
+          <w:lang w:val="en-GB" w:eastAsia="en-GB" w:bidi="ar-SA"/>
+          <w14:ligatures w14:val="none"/>
+        </w:rPr>
+        <w:br/>
+        <w:t>Level 3 – Work Instruction</w:t>
+      </w:r>
+      <w:r>
+        <w:rPr>
+          <w:rFonts w:ascii="Courier New" w:eastAsia="Times New Roman" w:hAnsi="Courier New" w:cs="Courier New"/>
+          <w:kern w:val="0"/>
+          <w:sz w:val="20"/>
+          <w:szCs w:val="20"/>
+          <w:lang w:val="en-GB" w:eastAsia="en-GB" w:bidi="ar-SA"/>
+          <w14:ligatures w14:val="none"/>
+        </w:rPr>
+        <w:br/>
+        <w:t>Level 4 – Forms / Templates</w:t>
+      </w:r>
+    </w:p>
+    <w:p/>
     <w:p>
       <w:pPr>
         <w:rPr>
@@ -100,6 +1789,3148 @@
         <w:br w:type="page"/>
       </w:r>
     </w:p>
+    <w:sdt>
+      <w:sdtPr>
+        <w:rPr>
+          <w:rFonts w:asciiTheme="minorHAnsi" w:eastAsiaTheme="minorHAnsi" w:hAnsiTheme="minorHAnsi" w:cstheme="minorBidi"/>
+          <w:color w:val="auto"/>
+          <w:kern w:val="2"/>
+          <w:sz w:val="22"/>
+          <w:szCs w:val="22"/>
+          <w:lang w:bidi="ar-EG"/>
+          <w14:ligatures w14:val="standardContextual"/>
+        </w:rPr>
+        <w:id w:val="-859052748"/>
+        <w:docPartObj>
+          <w:docPartGallery w:val="Table of Contents"/>
+          <w:docPartUnique/>
+        </w:docPartObj>
+      </w:sdtPr>
+      <w:sdtEndPr>
+        <w:rPr>
+          <w:b/>
+          <w:bCs/>
+          <w:noProof/>
+        </w:rPr>
+      </w:sdtEndPr>
+      <w:sdtContent>
+        <w:p>
+          <w:pPr>
+            <w:pStyle w:val="TOCHeading"/>
+          </w:pPr>
+          <w:r>
+            <w:t>Contents</w:t>
+          </w:r>
+        </w:p>
+        <w:p>
+          <w:pPr>
+            <w:pStyle w:val="TOC1"/>
+            <w:tabs>
+              <w:tab w:val="right" w:leader="dot" w:pos="9016"/>
+            </w:tabs>
+            <w:rPr>
+              <w:noProof/>
+            </w:rPr>
+          </w:pPr>
+          <w:r>
+            <w:fldChar w:fldCharType="begin"/>
+          </w:r>
+          <w:r>
+            <w:instrText xml:space="preserve"> TOC \o "1-3" \h \z \u </w:instrText>
+          </w:r>
+          <w:r>
+            <w:fldChar w:fldCharType="separate"/>
+          </w:r>
+          <w:hyperlink w:anchor="_Toc224151508" w:history="1">
+            <w:r>
+              <w:rPr>
+                <w:rStyle w:val="Hyperlink"/>
+                <w:rFonts w:ascii="Segoe UI Symbol" w:eastAsia="Times New Roman" w:hAnsi="Segoe UI Symbol" w:cs="Segoe UI Symbol"/>
+                <w:b/>
+                <w:bCs/>
+                <w:noProof/>
+                <w:kern w:val="36"/>
+                <w:lang w:val="en-GB" w:eastAsia="en-GB"/>
+                <w14:ligatures w14:val="none"/>
+              </w:rPr>
+              <w:t>🏗</w:t>
+            </w:r>
+            <w:r>
+              <w:rPr>
+                <w:rStyle w:val="Hyperlink"/>
+                <w:rFonts w:ascii="Times New Roman" w:eastAsia="Times New Roman" w:hAnsi="Times New Roman" w:cs="Times New Roman"/>
+                <w:b/>
+                <w:bCs/>
+                <w:noProof/>
+                <w:kern w:val="36"/>
+                <w:lang w:val="en-GB" w:eastAsia="en-GB"/>
+                <w14:ligatures w14:val="none"/>
+              </w:rPr>
+              <w:t xml:space="preserve"> RAM ENTERPRISE P&amp;P WBS STRUCTURE – </w:t>
+            </w:r>
+            <w:r>
+              <w:rPr>
+                <w:rStyle w:val="Hyperlink"/>
+                <w:rFonts w:ascii="Times New Roman" w:eastAsia="Times New Roman" w:hAnsi="Times New Roman" w:cs="Times New Roman"/>
+                <w:b/>
+                <w:bCs/>
+                <w:noProof/>
+                <w:kern w:val="36"/>
+                <w:lang w:eastAsia="en-GB"/>
+                <w14:ligatures w14:val="none"/>
+              </w:rPr>
+              <w:t>02_INVESTEMENT</w:t>
+            </w:r>
+            <w:r>
+              <w:rPr>
+                <w:noProof/>
+                <w:webHidden/>
+              </w:rPr>
+              <w:tab/>
+            </w:r>
+            <w:r>
+              <w:rPr>
+                <w:noProof/>
+                <w:webHidden/>
+              </w:rPr>
+              <w:fldChar w:fldCharType="begin"/>
+            </w:r>
+            <w:r>
+              <w:rPr>
+                <w:noProof/>
+                <w:webHidden/>
+              </w:rPr>
+              <w:instrText xml:space="preserve"> PAGEREF _Toc224151508 \h </w:instrText>
+            </w:r>
+            <w:r>
+              <w:rPr>
+                <w:noProof/>
+                <w:webHidden/>
+              </w:rPr>
+            </w:r>
+            <w:r>
+              <w:rPr>
+                <w:noProof/>
+                <w:webHidden/>
+              </w:rPr>
+              <w:fldChar w:fldCharType="separate"/>
+            </w:r>
+            <w:r>
+              <w:rPr>
+                <w:noProof/>
+                <w:webHidden/>
+              </w:rPr>
+              <w:t>1</w:t>
+            </w:r>
+            <w:r>
+              <w:rPr>
+                <w:noProof/>
+                <w:webHidden/>
+              </w:rPr>
+              <w:fldChar w:fldCharType="end"/>
+            </w:r>
+          </w:hyperlink>
+        </w:p>
+        <w:p>
+          <w:pPr>
+            <w:pStyle w:val="TOC2"/>
+            <w:tabs>
+              <w:tab w:val="right" w:leader="dot" w:pos="9016"/>
+            </w:tabs>
+            <w:rPr>
+              <w:noProof/>
+            </w:rPr>
+          </w:pPr>
+          <w:hyperlink w:anchor="_Toc224151509" w:history="1">
+            <w:r>
+              <w:rPr>
+                <w:rStyle w:val="Hyperlink"/>
+                <w:rFonts w:ascii="Times New Roman" w:eastAsia="Times New Roman" w:hAnsi="Times New Roman" w:cs="Times New Roman"/>
+                <w:b/>
+                <w:bCs/>
+                <w:noProof/>
+                <w:kern w:val="0"/>
+                <w:lang w:val="en-GB" w:eastAsia="en-GB"/>
+                <w14:ligatures w14:val="none"/>
+              </w:rPr>
+              <w:t>02_Investment – Policy &amp; Procedure Architecture (RAM P&amp;P Manual)</w:t>
+            </w:r>
+            <w:r>
+              <w:rPr>
+                <w:noProof/>
+                <w:webHidden/>
+              </w:rPr>
+              <w:tab/>
+            </w:r>
+            <w:r>
+              <w:rPr>
+                <w:noProof/>
+                <w:webHidden/>
+              </w:rPr>
+              <w:fldChar w:fldCharType="begin"/>
+            </w:r>
+            <w:r>
+              <w:rPr>
+                <w:noProof/>
+                <w:webHidden/>
+              </w:rPr>
+              <w:instrText xml:space="preserve"> PAGEREF _Toc224151509 \h </w:instrText>
+            </w:r>
+            <w:r>
+              <w:rPr>
+                <w:noProof/>
+                <w:webHidden/>
+              </w:rPr>
+            </w:r>
+            <w:r>
+              <w:rPr>
+                <w:noProof/>
+                <w:webHidden/>
+              </w:rPr>
+              <w:fldChar w:fldCharType="separate"/>
+            </w:r>
+            <w:r>
+              <w:rPr>
+                <w:noProof/>
+                <w:webHidden/>
+              </w:rPr>
+              <w:t>3</w:t>
+            </w:r>
+            <w:r>
+              <w:rPr>
+                <w:noProof/>
+                <w:webHidden/>
+              </w:rPr>
+              <w:fldChar w:fldCharType="end"/>
+            </w:r>
+          </w:hyperlink>
+        </w:p>
+        <w:p>
+          <w:pPr>
+            <w:pStyle w:val="TOC1"/>
+            <w:tabs>
+              <w:tab w:val="right" w:leader="dot" w:pos="9016"/>
+            </w:tabs>
+            <w:rPr>
+              <w:noProof/>
+            </w:rPr>
+          </w:pPr>
+          <w:hyperlink w:anchor="_Toc224151510" w:history="1">
+            <w:r>
+              <w:rPr>
+                <w:rStyle w:val="Hyperlink"/>
+                <w:rFonts w:ascii="Times New Roman" w:eastAsia="Times New Roman" w:hAnsi="Times New Roman" w:cs="Times New Roman"/>
+                <w:b/>
+                <w:bCs/>
+                <w:noProof/>
+                <w:kern w:val="36"/>
+                <w:lang w:val="en-GB" w:eastAsia="en-GB"/>
+                <w14:ligatures w14:val="none"/>
+              </w:rPr>
+              <w:t>02.1 Investment Strategy &amp; Mandate</w:t>
+            </w:r>
+            <w:r>
+              <w:rPr>
+                <w:noProof/>
+                <w:webHidden/>
+              </w:rPr>
+              <w:tab/>
+            </w:r>
+            <w:r>
+              <w:rPr>
+                <w:noProof/>
+                <w:webHidden/>
+              </w:rPr>
+              <w:fldChar w:fldCharType="begin"/>
+            </w:r>
+            <w:r>
+              <w:rPr>
+                <w:noProof/>
+                <w:webHidden/>
+              </w:rPr>
+              <w:instrText xml:space="preserve"> PAGEREF _Toc224151510 \h </w:instrText>
+            </w:r>
+            <w:r>
+              <w:rPr>
+                <w:noProof/>
+                <w:webHidden/>
+              </w:rPr>
+            </w:r>
+            <w:r>
+              <w:rPr>
+                <w:noProof/>
+                <w:webHidden/>
+              </w:rPr>
+              <w:fldChar w:fldCharType="separate"/>
+            </w:r>
+            <w:r>
+              <w:rPr>
+                <w:noProof/>
+                <w:webHidden/>
+              </w:rPr>
+              <w:t>3</w:t>
+            </w:r>
+            <w:r>
+              <w:rPr>
+                <w:noProof/>
+                <w:webHidden/>
+              </w:rPr>
+              <w:fldChar w:fldCharType="end"/>
+            </w:r>
+          </w:hyperlink>
+        </w:p>
+        <w:p>
+          <w:pPr>
+            <w:pStyle w:val="TOC2"/>
+            <w:tabs>
+              <w:tab w:val="right" w:leader="dot" w:pos="9016"/>
+            </w:tabs>
+            <w:rPr>
+              <w:noProof/>
+            </w:rPr>
+          </w:pPr>
+          <w:hyperlink w:anchor="_Toc224151511" w:history="1">
+            <w:r>
+              <w:rPr>
+                <w:rStyle w:val="Hyperlink"/>
+                <w:rFonts w:ascii="Times New Roman" w:eastAsia="Times New Roman" w:hAnsi="Times New Roman" w:cs="Times New Roman"/>
+                <w:b/>
+                <w:bCs/>
+                <w:noProof/>
+                <w:kern w:val="0"/>
+                <w:lang w:val="en-GB" w:eastAsia="en-GB"/>
+                <w14:ligatures w14:val="none"/>
+              </w:rPr>
+              <w:t>02.1.1 Investment Strategy Policy</w:t>
+            </w:r>
+            <w:r>
+              <w:rPr>
+                <w:noProof/>
+                <w:webHidden/>
+              </w:rPr>
+              <w:tab/>
+            </w:r>
+            <w:r>
+              <w:rPr>
+                <w:noProof/>
+                <w:webHidden/>
+              </w:rPr>
+              <w:fldChar w:fldCharType="begin"/>
+            </w:r>
+            <w:r>
+              <w:rPr>
+                <w:noProof/>
+                <w:webHidden/>
+              </w:rPr>
+              <w:instrText xml:space="preserve"> PAGEREF _Toc224151511 \h </w:instrText>
+            </w:r>
+            <w:r>
+              <w:rPr>
+                <w:noProof/>
+                <w:webHidden/>
+              </w:rPr>
+            </w:r>
+            <w:r>
+              <w:rPr>
+                <w:noProof/>
+                <w:webHidden/>
+              </w:rPr>
+              <w:fldChar w:fldCharType="separate"/>
+            </w:r>
+            <w:r>
+              <w:rPr>
+                <w:noProof/>
+                <w:webHidden/>
+              </w:rPr>
+              <w:t>3</w:t>
+            </w:r>
+            <w:r>
+              <w:rPr>
+                <w:noProof/>
+                <w:webHidden/>
+              </w:rPr>
+              <w:fldChar w:fldCharType="end"/>
+            </w:r>
+          </w:hyperlink>
+        </w:p>
+        <w:p>
+          <w:pPr>
+            <w:pStyle w:val="TOC3"/>
+            <w:tabs>
+              <w:tab w:val="right" w:leader="dot" w:pos="9016"/>
+            </w:tabs>
+            <w:rPr>
+              <w:noProof/>
+            </w:rPr>
+          </w:pPr>
+          <w:hyperlink w:anchor="_Toc224151512" w:history="1">
+            <w:r>
+              <w:rPr>
+                <w:rStyle w:val="Hyperlink"/>
+                <w:rFonts w:ascii="Times New Roman" w:eastAsia="Times New Roman" w:hAnsi="Times New Roman" w:cs="Times New Roman"/>
+                <w:b/>
+                <w:bCs/>
+                <w:noProof/>
+                <w:kern w:val="0"/>
+                <w:lang w:val="en-GB" w:eastAsia="en-GB"/>
+                <w14:ligatures w14:val="none"/>
+              </w:rPr>
+              <w:t>02.1.1.1 Portfolio Allocation Framework</w:t>
+            </w:r>
+            <w:r>
+              <w:rPr>
+                <w:noProof/>
+                <w:webHidden/>
+              </w:rPr>
+              <w:tab/>
+            </w:r>
+            <w:r>
+              <w:rPr>
+                <w:noProof/>
+                <w:webHidden/>
+              </w:rPr>
+              <w:fldChar w:fldCharType="begin"/>
+            </w:r>
+            <w:r>
+              <w:rPr>
+                <w:noProof/>
+                <w:webHidden/>
+              </w:rPr>
+              <w:instrText xml:space="preserve"> PAGEREF _Toc224151512 \h </w:instrText>
+            </w:r>
+            <w:r>
+              <w:rPr>
+                <w:noProof/>
+                <w:webHidden/>
+              </w:rPr>
+            </w:r>
+            <w:r>
+              <w:rPr>
+                <w:noProof/>
+                <w:webHidden/>
+              </w:rPr>
+              <w:fldChar w:fldCharType="separate"/>
+            </w:r>
+            <w:r>
+              <w:rPr>
+                <w:noProof/>
+                <w:webHidden/>
+              </w:rPr>
+              <w:t>3</w:t>
+            </w:r>
+            <w:r>
+              <w:rPr>
+                <w:noProof/>
+                <w:webHidden/>
+              </w:rPr>
+              <w:fldChar w:fldCharType="end"/>
+            </w:r>
+          </w:hyperlink>
+        </w:p>
+        <w:p>
+          <w:pPr>
+            <w:pStyle w:val="TOC2"/>
+            <w:tabs>
+              <w:tab w:val="right" w:leader="dot" w:pos="9016"/>
+            </w:tabs>
+            <w:rPr>
+              <w:noProof/>
+            </w:rPr>
+          </w:pPr>
+          <w:hyperlink w:anchor="_Toc224151513" w:history="1">
+            <w:r>
+              <w:rPr>
+                <w:rStyle w:val="Hyperlink"/>
+                <w:rFonts w:ascii="Times New Roman" w:eastAsia="Times New Roman" w:hAnsi="Times New Roman" w:cs="Times New Roman"/>
+                <w:b/>
+                <w:bCs/>
+                <w:noProof/>
+                <w:kern w:val="0"/>
+                <w:lang w:val="en-GB" w:eastAsia="en-GB"/>
+                <w14:ligatures w14:val="none"/>
+              </w:rPr>
+              <w:t>02.1.2 Investment Mandate Procedure</w:t>
+            </w:r>
+            <w:r>
+              <w:rPr>
+                <w:noProof/>
+                <w:webHidden/>
+              </w:rPr>
+              <w:tab/>
+            </w:r>
+            <w:r>
+              <w:rPr>
+                <w:noProof/>
+                <w:webHidden/>
+              </w:rPr>
+              <w:fldChar w:fldCharType="begin"/>
+            </w:r>
+            <w:r>
+              <w:rPr>
+                <w:noProof/>
+                <w:webHidden/>
+              </w:rPr>
+              <w:instrText xml:space="preserve"> PAGEREF _Toc224151513 \h </w:instrText>
+            </w:r>
+            <w:r>
+              <w:rPr>
+                <w:noProof/>
+                <w:webHidden/>
+              </w:rPr>
+            </w:r>
+            <w:r>
+              <w:rPr>
+                <w:noProof/>
+                <w:webHidden/>
+              </w:rPr>
+              <w:fldChar w:fldCharType="separate"/>
+            </w:r>
+            <w:r>
+              <w:rPr>
+                <w:noProof/>
+                <w:webHidden/>
+              </w:rPr>
+              <w:t>4</w:t>
+            </w:r>
+            <w:r>
+              <w:rPr>
+                <w:noProof/>
+                <w:webHidden/>
+              </w:rPr>
+              <w:fldChar w:fldCharType="end"/>
+            </w:r>
+          </w:hyperlink>
+        </w:p>
+        <w:p>
+          <w:pPr>
+            <w:pStyle w:val="TOC1"/>
+            <w:tabs>
+              <w:tab w:val="right" w:leader="dot" w:pos="9016"/>
+            </w:tabs>
+            <w:rPr>
+              <w:noProof/>
+            </w:rPr>
+          </w:pPr>
+          <w:hyperlink w:anchor="_Toc224151514" w:history="1">
+            <w:r>
+              <w:rPr>
+                <w:rStyle w:val="Hyperlink"/>
+                <w:rFonts w:ascii="Times New Roman" w:eastAsia="Times New Roman" w:hAnsi="Times New Roman" w:cs="Times New Roman"/>
+                <w:b/>
+                <w:bCs/>
+                <w:noProof/>
+                <w:kern w:val="36"/>
+                <w:lang w:val="en-GB" w:eastAsia="en-GB"/>
+                <w14:ligatures w14:val="none"/>
+              </w:rPr>
+              <w:t>02.2 Deal Sourcing &amp; Origination</w:t>
+            </w:r>
+            <w:r>
+              <w:rPr>
+                <w:noProof/>
+                <w:webHidden/>
+              </w:rPr>
+              <w:tab/>
+            </w:r>
+            <w:r>
+              <w:rPr>
+                <w:noProof/>
+                <w:webHidden/>
+              </w:rPr>
+              <w:fldChar w:fldCharType="begin"/>
+            </w:r>
+            <w:r>
+              <w:rPr>
+                <w:noProof/>
+                <w:webHidden/>
+              </w:rPr>
+              <w:instrText xml:space="preserve"> PAGEREF _Toc224151514 \h </w:instrText>
+            </w:r>
+            <w:r>
+              <w:rPr>
+                <w:noProof/>
+                <w:webHidden/>
+              </w:rPr>
+            </w:r>
+            <w:r>
+              <w:rPr>
+                <w:noProof/>
+                <w:webHidden/>
+              </w:rPr>
+              <w:fldChar w:fldCharType="separate"/>
+            </w:r>
+            <w:r>
+              <w:rPr>
+                <w:noProof/>
+                <w:webHidden/>
+              </w:rPr>
+              <w:t>4</w:t>
+            </w:r>
+            <w:r>
+              <w:rPr>
+                <w:noProof/>
+                <w:webHidden/>
+              </w:rPr>
+              <w:fldChar w:fldCharType="end"/>
+            </w:r>
+          </w:hyperlink>
+        </w:p>
+        <w:p>
+          <w:pPr>
+            <w:pStyle w:val="TOC2"/>
+            <w:tabs>
+              <w:tab w:val="right" w:leader="dot" w:pos="9016"/>
+            </w:tabs>
+            <w:rPr>
+              <w:noProof/>
+            </w:rPr>
+          </w:pPr>
+          <w:hyperlink w:anchor="_Toc224151515" w:history="1">
+            <w:r>
+              <w:rPr>
+                <w:rStyle w:val="Hyperlink"/>
+                <w:rFonts w:ascii="Times New Roman" w:eastAsia="Times New Roman" w:hAnsi="Times New Roman" w:cs="Times New Roman"/>
+                <w:b/>
+                <w:bCs/>
+                <w:noProof/>
+                <w:kern w:val="0"/>
+                <w:lang w:val="en-GB" w:eastAsia="en-GB"/>
+                <w14:ligatures w14:val="none"/>
+              </w:rPr>
+              <w:t>02.2.1 Deal Sourcing Policy</w:t>
+            </w:r>
+            <w:r>
+              <w:rPr>
+                <w:noProof/>
+                <w:webHidden/>
+              </w:rPr>
+              <w:tab/>
+            </w:r>
+            <w:r>
+              <w:rPr>
+                <w:noProof/>
+                <w:webHidden/>
+              </w:rPr>
+              <w:fldChar w:fldCharType="begin"/>
+            </w:r>
+            <w:r>
+              <w:rPr>
+                <w:noProof/>
+                <w:webHidden/>
+              </w:rPr>
+              <w:instrText xml:space="preserve"> PAGEREF _Toc224151515 \h </w:instrText>
+            </w:r>
+            <w:r>
+              <w:rPr>
+                <w:noProof/>
+                <w:webHidden/>
+              </w:rPr>
+            </w:r>
+            <w:r>
+              <w:rPr>
+                <w:noProof/>
+                <w:webHidden/>
+              </w:rPr>
+              <w:fldChar w:fldCharType="separate"/>
+            </w:r>
+            <w:r>
+              <w:rPr>
+                <w:noProof/>
+                <w:webHidden/>
+              </w:rPr>
+              <w:t>4</w:t>
+            </w:r>
+            <w:r>
+              <w:rPr>
+                <w:noProof/>
+                <w:webHidden/>
+              </w:rPr>
+              <w:fldChar w:fldCharType="end"/>
+            </w:r>
+          </w:hyperlink>
+        </w:p>
+        <w:p>
+          <w:pPr>
+            <w:pStyle w:val="TOC2"/>
+            <w:tabs>
+              <w:tab w:val="right" w:leader="dot" w:pos="9016"/>
+            </w:tabs>
+            <w:rPr>
+              <w:noProof/>
+            </w:rPr>
+          </w:pPr>
+          <w:hyperlink w:anchor="_Toc224151516" w:history="1">
+            <w:r>
+              <w:rPr>
+                <w:rStyle w:val="Hyperlink"/>
+                <w:rFonts w:ascii="Times New Roman" w:eastAsia="Times New Roman" w:hAnsi="Times New Roman" w:cs="Times New Roman"/>
+                <w:b/>
+                <w:bCs/>
+                <w:noProof/>
+                <w:kern w:val="0"/>
+                <w:lang w:val="en-GB" w:eastAsia="en-GB"/>
+                <w14:ligatures w14:val="none"/>
+              </w:rPr>
+              <w:t>02.2.1.1 Opportunity Registration Procedure</w:t>
+            </w:r>
+            <w:r>
+              <w:rPr>
+                <w:noProof/>
+                <w:webHidden/>
+              </w:rPr>
+              <w:tab/>
+            </w:r>
+            <w:r>
+              <w:rPr>
+                <w:noProof/>
+                <w:webHidden/>
+              </w:rPr>
+              <w:fldChar w:fldCharType="begin"/>
+            </w:r>
+            <w:r>
+              <w:rPr>
+                <w:noProof/>
+                <w:webHidden/>
+              </w:rPr>
+              <w:instrText xml:space="preserve"> PAGEREF _Toc224151516 \h </w:instrText>
+            </w:r>
+            <w:r>
+              <w:rPr>
+                <w:noProof/>
+                <w:webHidden/>
+              </w:rPr>
+            </w:r>
+            <w:r>
+              <w:rPr>
+                <w:noProof/>
+                <w:webHidden/>
+              </w:rPr>
+              <w:fldChar w:fldCharType="separate"/>
+            </w:r>
+            <w:r>
+              <w:rPr>
+                <w:noProof/>
+                <w:webHidden/>
+              </w:rPr>
+              <w:t>4</w:t>
+            </w:r>
+            <w:r>
+              <w:rPr>
+                <w:noProof/>
+                <w:webHidden/>
+              </w:rPr>
+              <w:fldChar w:fldCharType="end"/>
+            </w:r>
+          </w:hyperlink>
+        </w:p>
+        <w:p>
+          <w:pPr>
+            <w:pStyle w:val="TOC1"/>
+            <w:tabs>
+              <w:tab w:val="right" w:leader="dot" w:pos="9016"/>
+            </w:tabs>
+            <w:rPr>
+              <w:noProof/>
+            </w:rPr>
+          </w:pPr>
+          <w:hyperlink w:anchor="_Toc224151517" w:history="1">
+            <w:r>
+              <w:rPr>
+                <w:rStyle w:val="Hyperlink"/>
+                <w:rFonts w:ascii="Times New Roman" w:eastAsia="Times New Roman" w:hAnsi="Times New Roman" w:cs="Times New Roman"/>
+                <w:b/>
+                <w:bCs/>
+                <w:noProof/>
+                <w:kern w:val="36"/>
+                <w:lang w:val="en-GB" w:eastAsia="en-GB"/>
+                <w14:ligatures w14:val="none"/>
+              </w:rPr>
+              <w:t>02.3 Screening &amp; Pre-Assessment</w:t>
+            </w:r>
+            <w:r>
+              <w:rPr>
+                <w:noProof/>
+                <w:webHidden/>
+              </w:rPr>
+              <w:tab/>
+            </w:r>
+            <w:r>
+              <w:rPr>
+                <w:noProof/>
+                <w:webHidden/>
+              </w:rPr>
+              <w:fldChar w:fldCharType="begin"/>
+            </w:r>
+            <w:r>
+              <w:rPr>
+                <w:noProof/>
+                <w:webHidden/>
+              </w:rPr>
+              <w:instrText xml:space="preserve"> PAGEREF _Toc224151517 \h </w:instrText>
+            </w:r>
+            <w:r>
+              <w:rPr>
+                <w:noProof/>
+                <w:webHidden/>
+              </w:rPr>
+            </w:r>
+            <w:r>
+              <w:rPr>
+                <w:noProof/>
+                <w:webHidden/>
+              </w:rPr>
+              <w:fldChar w:fldCharType="separate"/>
+            </w:r>
+            <w:r>
+              <w:rPr>
+                <w:noProof/>
+                <w:webHidden/>
+              </w:rPr>
+              <w:t>5</w:t>
+            </w:r>
+            <w:r>
+              <w:rPr>
+                <w:noProof/>
+                <w:webHidden/>
+              </w:rPr>
+              <w:fldChar w:fldCharType="end"/>
+            </w:r>
+          </w:hyperlink>
+        </w:p>
+        <w:p>
+          <w:pPr>
+            <w:pStyle w:val="TOC2"/>
+            <w:tabs>
+              <w:tab w:val="right" w:leader="dot" w:pos="9016"/>
+            </w:tabs>
+            <w:rPr>
+              <w:noProof/>
+            </w:rPr>
+          </w:pPr>
+          <w:hyperlink w:anchor="_Toc224151518" w:history="1">
+            <w:r>
+              <w:rPr>
+                <w:rStyle w:val="Hyperlink"/>
+                <w:rFonts w:ascii="Times New Roman" w:eastAsia="Times New Roman" w:hAnsi="Times New Roman" w:cs="Times New Roman"/>
+                <w:b/>
+                <w:bCs/>
+                <w:noProof/>
+                <w:kern w:val="0"/>
+                <w:lang w:val="en-GB" w:eastAsia="en-GB"/>
+                <w14:ligatures w14:val="none"/>
+              </w:rPr>
+              <w:t>02.3.1 Initial Screening Procedure</w:t>
+            </w:r>
+            <w:r>
+              <w:rPr>
+                <w:noProof/>
+                <w:webHidden/>
+              </w:rPr>
+              <w:tab/>
+            </w:r>
+            <w:r>
+              <w:rPr>
+                <w:noProof/>
+                <w:webHidden/>
+              </w:rPr>
+              <w:fldChar w:fldCharType="begin"/>
+            </w:r>
+            <w:r>
+              <w:rPr>
+                <w:noProof/>
+                <w:webHidden/>
+              </w:rPr>
+              <w:instrText xml:space="preserve"> PAGEREF _Toc224151518 \h </w:instrText>
+            </w:r>
+            <w:r>
+              <w:rPr>
+                <w:noProof/>
+                <w:webHidden/>
+              </w:rPr>
+            </w:r>
+            <w:r>
+              <w:rPr>
+                <w:noProof/>
+                <w:webHidden/>
+              </w:rPr>
+              <w:fldChar w:fldCharType="separate"/>
+            </w:r>
+            <w:r>
+              <w:rPr>
+                <w:noProof/>
+                <w:webHidden/>
+              </w:rPr>
+              <w:t>5</w:t>
+            </w:r>
+            <w:r>
+              <w:rPr>
+                <w:noProof/>
+                <w:webHidden/>
+              </w:rPr>
+              <w:fldChar w:fldCharType="end"/>
+            </w:r>
+          </w:hyperlink>
+        </w:p>
+        <w:p>
+          <w:pPr>
+            <w:pStyle w:val="TOC3"/>
+            <w:tabs>
+              <w:tab w:val="right" w:leader="dot" w:pos="9016"/>
+            </w:tabs>
+            <w:rPr>
+              <w:noProof/>
+            </w:rPr>
+          </w:pPr>
+          <w:hyperlink w:anchor="_Toc224151519" w:history="1">
+            <w:r>
+              <w:rPr>
+                <w:rStyle w:val="Hyperlink"/>
+                <w:rFonts w:ascii="Times New Roman" w:eastAsia="Times New Roman" w:hAnsi="Times New Roman" w:cs="Times New Roman"/>
+                <w:b/>
+                <w:bCs/>
+                <w:noProof/>
+                <w:kern w:val="0"/>
+                <w:lang w:val="en-GB" w:eastAsia="en-GB"/>
+                <w14:ligatures w14:val="none"/>
+              </w:rPr>
+              <w:t>02.3.1.1 Scoring Matrix</w:t>
+            </w:r>
+            <w:r>
+              <w:rPr>
+                <w:noProof/>
+                <w:webHidden/>
+              </w:rPr>
+              <w:tab/>
+            </w:r>
+            <w:r>
+              <w:rPr>
+                <w:noProof/>
+                <w:webHidden/>
+              </w:rPr>
+              <w:fldChar w:fldCharType="begin"/>
+            </w:r>
+            <w:r>
+              <w:rPr>
+                <w:noProof/>
+                <w:webHidden/>
+              </w:rPr>
+              <w:instrText xml:space="preserve"> PAGEREF _Toc224151519 \h </w:instrText>
+            </w:r>
+            <w:r>
+              <w:rPr>
+                <w:noProof/>
+                <w:webHidden/>
+              </w:rPr>
+            </w:r>
+            <w:r>
+              <w:rPr>
+                <w:noProof/>
+                <w:webHidden/>
+              </w:rPr>
+              <w:fldChar w:fldCharType="separate"/>
+            </w:r>
+            <w:r>
+              <w:rPr>
+                <w:noProof/>
+                <w:webHidden/>
+              </w:rPr>
+              <w:t>5</w:t>
+            </w:r>
+            <w:r>
+              <w:rPr>
+                <w:noProof/>
+                <w:webHidden/>
+              </w:rPr>
+              <w:fldChar w:fldCharType="end"/>
+            </w:r>
+          </w:hyperlink>
+        </w:p>
+        <w:p>
+          <w:pPr>
+            <w:pStyle w:val="TOC1"/>
+            <w:tabs>
+              <w:tab w:val="right" w:leader="dot" w:pos="9016"/>
+            </w:tabs>
+            <w:rPr>
+              <w:noProof/>
+            </w:rPr>
+          </w:pPr>
+          <w:hyperlink w:anchor="_Toc224151520" w:history="1">
+            <w:r>
+              <w:rPr>
+                <w:rStyle w:val="Hyperlink"/>
+                <w:rFonts w:ascii="Times New Roman" w:eastAsia="Times New Roman" w:hAnsi="Times New Roman" w:cs="Times New Roman"/>
+                <w:b/>
+                <w:bCs/>
+                <w:noProof/>
+                <w:kern w:val="36"/>
+                <w:lang w:val="en-GB" w:eastAsia="en-GB"/>
+                <w14:ligatures w14:val="none"/>
+              </w:rPr>
+              <w:t>02.4 Due Diligence</w:t>
+            </w:r>
+            <w:r>
+              <w:rPr>
+                <w:noProof/>
+                <w:webHidden/>
+              </w:rPr>
+              <w:tab/>
+            </w:r>
+            <w:r>
+              <w:rPr>
+                <w:noProof/>
+                <w:webHidden/>
+              </w:rPr>
+              <w:fldChar w:fldCharType="begin"/>
+            </w:r>
+            <w:r>
+              <w:rPr>
+                <w:noProof/>
+                <w:webHidden/>
+              </w:rPr>
+              <w:instrText xml:space="preserve"> PAGEREF _Toc224151520 \h </w:instrText>
+            </w:r>
+            <w:r>
+              <w:rPr>
+                <w:noProof/>
+                <w:webHidden/>
+              </w:rPr>
+            </w:r>
+            <w:r>
+              <w:rPr>
+                <w:noProof/>
+                <w:webHidden/>
+              </w:rPr>
+              <w:fldChar w:fldCharType="separate"/>
+            </w:r>
+            <w:r>
+              <w:rPr>
+                <w:noProof/>
+                <w:webHidden/>
+              </w:rPr>
+              <w:t>5</w:t>
+            </w:r>
+            <w:r>
+              <w:rPr>
+                <w:noProof/>
+                <w:webHidden/>
+              </w:rPr>
+              <w:fldChar w:fldCharType="end"/>
+            </w:r>
+          </w:hyperlink>
+        </w:p>
+        <w:p>
+          <w:pPr>
+            <w:pStyle w:val="TOC2"/>
+            <w:tabs>
+              <w:tab w:val="right" w:leader="dot" w:pos="9016"/>
+            </w:tabs>
+            <w:rPr>
+              <w:noProof/>
+            </w:rPr>
+          </w:pPr>
+          <w:hyperlink w:anchor="_Toc224151521" w:history="1">
+            <w:r>
+              <w:rPr>
+                <w:rStyle w:val="Hyperlink"/>
+                <w:rFonts w:ascii="Times New Roman" w:eastAsia="Times New Roman" w:hAnsi="Times New Roman" w:cs="Times New Roman"/>
+                <w:b/>
+                <w:bCs/>
+                <w:noProof/>
+                <w:kern w:val="0"/>
+                <w:lang w:val="en-GB" w:eastAsia="en-GB"/>
+                <w14:ligatures w14:val="none"/>
+              </w:rPr>
+              <w:t>02.4.1 Due Diligence Policy</w:t>
+            </w:r>
+            <w:r>
+              <w:rPr>
+                <w:noProof/>
+                <w:webHidden/>
+              </w:rPr>
+              <w:tab/>
+            </w:r>
+            <w:r>
+              <w:rPr>
+                <w:noProof/>
+                <w:webHidden/>
+              </w:rPr>
+              <w:fldChar w:fldCharType="begin"/>
+            </w:r>
+            <w:r>
+              <w:rPr>
+                <w:noProof/>
+                <w:webHidden/>
+              </w:rPr>
+              <w:instrText xml:space="preserve"> PAGEREF _Toc224151521 \h </w:instrText>
+            </w:r>
+            <w:r>
+              <w:rPr>
+                <w:noProof/>
+                <w:webHidden/>
+              </w:rPr>
+            </w:r>
+            <w:r>
+              <w:rPr>
+                <w:noProof/>
+                <w:webHidden/>
+              </w:rPr>
+              <w:fldChar w:fldCharType="separate"/>
+            </w:r>
+            <w:r>
+              <w:rPr>
+                <w:noProof/>
+                <w:webHidden/>
+              </w:rPr>
+              <w:t>5</w:t>
+            </w:r>
+            <w:r>
+              <w:rPr>
+                <w:noProof/>
+                <w:webHidden/>
+              </w:rPr>
+              <w:fldChar w:fldCharType="end"/>
+            </w:r>
+          </w:hyperlink>
+        </w:p>
+        <w:p>
+          <w:pPr>
+            <w:pStyle w:val="TOC3"/>
+            <w:tabs>
+              <w:tab w:val="right" w:leader="dot" w:pos="9016"/>
+            </w:tabs>
+            <w:rPr>
+              <w:noProof/>
+            </w:rPr>
+          </w:pPr>
+          <w:hyperlink w:anchor="_Toc224151522" w:history="1">
+            <w:r>
+              <w:rPr>
+                <w:rStyle w:val="Hyperlink"/>
+                <w:rFonts w:ascii="Times New Roman" w:eastAsia="Times New Roman" w:hAnsi="Times New Roman" w:cs="Times New Roman"/>
+                <w:b/>
+                <w:bCs/>
+                <w:noProof/>
+                <w:kern w:val="0"/>
+                <w:lang w:val="en-GB" w:eastAsia="en-GB"/>
+                <w14:ligatures w14:val="none"/>
+              </w:rPr>
+              <w:t>02.4.1.1 Financial DD Procedure</w:t>
+            </w:r>
+            <w:r>
+              <w:rPr>
+                <w:noProof/>
+                <w:webHidden/>
+              </w:rPr>
+              <w:tab/>
+            </w:r>
+            <w:r>
+              <w:rPr>
+                <w:noProof/>
+                <w:webHidden/>
+              </w:rPr>
+              <w:fldChar w:fldCharType="begin"/>
+            </w:r>
+            <w:r>
+              <w:rPr>
+                <w:noProof/>
+                <w:webHidden/>
+              </w:rPr>
+              <w:instrText xml:space="preserve"> PAGEREF _Toc224151522 \h </w:instrText>
+            </w:r>
+            <w:r>
+              <w:rPr>
+                <w:noProof/>
+                <w:webHidden/>
+              </w:rPr>
+            </w:r>
+            <w:r>
+              <w:rPr>
+                <w:noProof/>
+                <w:webHidden/>
+              </w:rPr>
+              <w:fldChar w:fldCharType="separate"/>
+            </w:r>
+            <w:r>
+              <w:rPr>
+                <w:noProof/>
+                <w:webHidden/>
+              </w:rPr>
+              <w:t>5</w:t>
+            </w:r>
+            <w:r>
+              <w:rPr>
+                <w:noProof/>
+                <w:webHidden/>
+              </w:rPr>
+              <w:fldChar w:fldCharType="end"/>
+            </w:r>
+          </w:hyperlink>
+        </w:p>
+        <w:p>
+          <w:pPr>
+            <w:pStyle w:val="TOC3"/>
+            <w:tabs>
+              <w:tab w:val="right" w:leader="dot" w:pos="9016"/>
+            </w:tabs>
+            <w:rPr>
+              <w:noProof/>
+            </w:rPr>
+          </w:pPr>
+          <w:hyperlink w:anchor="_Toc224151523" w:history="1">
+            <w:r>
+              <w:rPr>
+                <w:rStyle w:val="Hyperlink"/>
+                <w:rFonts w:ascii="Times New Roman" w:eastAsia="Times New Roman" w:hAnsi="Times New Roman" w:cs="Times New Roman"/>
+                <w:b/>
+                <w:bCs/>
+                <w:noProof/>
+                <w:kern w:val="0"/>
+                <w:lang w:val="en-GB" w:eastAsia="en-GB"/>
+                <w14:ligatures w14:val="none"/>
+              </w:rPr>
+              <w:t>02.4.1.2 Legal DD Procedure</w:t>
+            </w:r>
+            <w:r>
+              <w:rPr>
+                <w:noProof/>
+                <w:webHidden/>
+              </w:rPr>
+              <w:tab/>
+            </w:r>
+            <w:r>
+              <w:rPr>
+                <w:noProof/>
+                <w:webHidden/>
+              </w:rPr>
+              <w:fldChar w:fldCharType="begin"/>
+            </w:r>
+            <w:r>
+              <w:rPr>
+                <w:noProof/>
+                <w:webHidden/>
+              </w:rPr>
+              <w:instrText xml:space="preserve"> PAGEREF _Toc224151523 \h </w:instrText>
+            </w:r>
+            <w:r>
+              <w:rPr>
+                <w:noProof/>
+                <w:webHidden/>
+              </w:rPr>
+            </w:r>
+            <w:r>
+              <w:rPr>
+                <w:noProof/>
+                <w:webHidden/>
+              </w:rPr>
+              <w:fldChar w:fldCharType="separate"/>
+            </w:r>
+            <w:r>
+              <w:rPr>
+                <w:noProof/>
+                <w:webHidden/>
+              </w:rPr>
+              <w:t>6</w:t>
+            </w:r>
+            <w:r>
+              <w:rPr>
+                <w:noProof/>
+                <w:webHidden/>
+              </w:rPr>
+              <w:fldChar w:fldCharType="end"/>
+            </w:r>
+          </w:hyperlink>
+        </w:p>
+        <w:p>
+          <w:pPr>
+            <w:pStyle w:val="TOC3"/>
+            <w:tabs>
+              <w:tab w:val="right" w:leader="dot" w:pos="9016"/>
+            </w:tabs>
+            <w:rPr>
+              <w:noProof/>
+            </w:rPr>
+          </w:pPr>
+          <w:hyperlink w:anchor="_Toc224151524" w:history="1">
+            <w:r>
+              <w:rPr>
+                <w:rStyle w:val="Hyperlink"/>
+                <w:rFonts w:ascii="Times New Roman" w:eastAsia="Times New Roman" w:hAnsi="Times New Roman" w:cs="Times New Roman"/>
+                <w:b/>
+                <w:bCs/>
+                <w:noProof/>
+                <w:kern w:val="0"/>
+                <w:lang w:val="en-GB" w:eastAsia="en-GB"/>
+                <w14:ligatures w14:val="none"/>
+              </w:rPr>
+              <w:t>02.4.1.3 Technical DD Procedure</w:t>
+            </w:r>
+            <w:r>
+              <w:rPr>
+                <w:noProof/>
+                <w:webHidden/>
+              </w:rPr>
+              <w:tab/>
+            </w:r>
+            <w:r>
+              <w:rPr>
+                <w:noProof/>
+                <w:webHidden/>
+              </w:rPr>
+              <w:fldChar w:fldCharType="begin"/>
+            </w:r>
+            <w:r>
+              <w:rPr>
+                <w:noProof/>
+                <w:webHidden/>
+              </w:rPr>
+              <w:instrText xml:space="preserve"> PAGEREF _Toc224151524 \h </w:instrText>
+            </w:r>
+            <w:r>
+              <w:rPr>
+                <w:noProof/>
+                <w:webHidden/>
+              </w:rPr>
+            </w:r>
+            <w:r>
+              <w:rPr>
+                <w:noProof/>
+                <w:webHidden/>
+              </w:rPr>
+              <w:fldChar w:fldCharType="separate"/>
+            </w:r>
+            <w:r>
+              <w:rPr>
+                <w:noProof/>
+                <w:webHidden/>
+              </w:rPr>
+              <w:t>6</w:t>
+            </w:r>
+            <w:r>
+              <w:rPr>
+                <w:noProof/>
+                <w:webHidden/>
+              </w:rPr>
+              <w:fldChar w:fldCharType="end"/>
+            </w:r>
+          </w:hyperlink>
+        </w:p>
+        <w:p>
+          <w:pPr>
+            <w:pStyle w:val="TOC3"/>
+            <w:tabs>
+              <w:tab w:val="right" w:leader="dot" w:pos="9016"/>
+            </w:tabs>
+            <w:rPr>
+              <w:noProof/>
+            </w:rPr>
+          </w:pPr>
+          <w:hyperlink w:anchor="_Toc224151525" w:history="1">
+            <w:r>
+              <w:rPr>
+                <w:rStyle w:val="Hyperlink"/>
+                <w:rFonts w:ascii="Times New Roman" w:eastAsia="Times New Roman" w:hAnsi="Times New Roman" w:cs="Times New Roman"/>
+                <w:b/>
+                <w:bCs/>
+                <w:noProof/>
+                <w:kern w:val="0"/>
+                <w:lang w:val="en-GB" w:eastAsia="en-GB"/>
+                <w14:ligatures w14:val="none"/>
+              </w:rPr>
+              <w:t>02.4.1.4 ESG DD Procedure</w:t>
+            </w:r>
+            <w:r>
+              <w:rPr>
+                <w:noProof/>
+                <w:webHidden/>
+              </w:rPr>
+              <w:tab/>
+            </w:r>
+            <w:r>
+              <w:rPr>
+                <w:noProof/>
+                <w:webHidden/>
+              </w:rPr>
+              <w:fldChar w:fldCharType="begin"/>
+            </w:r>
+            <w:r>
+              <w:rPr>
+                <w:noProof/>
+                <w:webHidden/>
+              </w:rPr>
+              <w:instrText xml:space="preserve"> PAGEREF _Toc224151525 \h </w:instrText>
+            </w:r>
+            <w:r>
+              <w:rPr>
+                <w:noProof/>
+                <w:webHidden/>
+              </w:rPr>
+            </w:r>
+            <w:r>
+              <w:rPr>
+                <w:noProof/>
+                <w:webHidden/>
+              </w:rPr>
+              <w:fldChar w:fldCharType="separate"/>
+            </w:r>
+            <w:r>
+              <w:rPr>
+                <w:noProof/>
+                <w:webHidden/>
+              </w:rPr>
+              <w:t>6</w:t>
+            </w:r>
+            <w:r>
+              <w:rPr>
+                <w:noProof/>
+                <w:webHidden/>
+              </w:rPr>
+              <w:fldChar w:fldCharType="end"/>
+            </w:r>
+          </w:hyperlink>
+        </w:p>
+        <w:p>
+          <w:pPr>
+            <w:pStyle w:val="TOC1"/>
+            <w:tabs>
+              <w:tab w:val="right" w:leader="dot" w:pos="9016"/>
+            </w:tabs>
+            <w:rPr>
+              <w:noProof/>
+            </w:rPr>
+          </w:pPr>
+          <w:hyperlink w:anchor="_Toc224151526" w:history="1">
+            <w:r>
+              <w:rPr>
+                <w:rStyle w:val="Hyperlink"/>
+                <w:rFonts w:ascii="Times New Roman" w:eastAsia="Times New Roman" w:hAnsi="Times New Roman" w:cs="Times New Roman"/>
+                <w:b/>
+                <w:bCs/>
+                <w:noProof/>
+                <w:kern w:val="36"/>
+                <w:lang w:val="en-GB" w:eastAsia="en-GB"/>
+                <w14:ligatures w14:val="none"/>
+              </w:rPr>
+              <w:t>02.5 Financial Modeling &amp; Valuation</w:t>
+            </w:r>
+            <w:r>
+              <w:rPr>
+                <w:noProof/>
+                <w:webHidden/>
+              </w:rPr>
+              <w:tab/>
+            </w:r>
+            <w:r>
+              <w:rPr>
+                <w:noProof/>
+                <w:webHidden/>
+              </w:rPr>
+              <w:fldChar w:fldCharType="begin"/>
+            </w:r>
+            <w:r>
+              <w:rPr>
+                <w:noProof/>
+                <w:webHidden/>
+              </w:rPr>
+              <w:instrText xml:space="preserve"> PAGEREF _Toc224151526 \h </w:instrText>
+            </w:r>
+            <w:r>
+              <w:rPr>
+                <w:noProof/>
+                <w:webHidden/>
+              </w:rPr>
+            </w:r>
+            <w:r>
+              <w:rPr>
+                <w:noProof/>
+                <w:webHidden/>
+              </w:rPr>
+              <w:fldChar w:fldCharType="separate"/>
+            </w:r>
+            <w:r>
+              <w:rPr>
+                <w:noProof/>
+                <w:webHidden/>
+              </w:rPr>
+              <w:t>6</w:t>
+            </w:r>
+            <w:r>
+              <w:rPr>
+                <w:noProof/>
+                <w:webHidden/>
+              </w:rPr>
+              <w:fldChar w:fldCharType="end"/>
+            </w:r>
+          </w:hyperlink>
+        </w:p>
+        <w:p>
+          <w:pPr>
+            <w:pStyle w:val="TOC2"/>
+            <w:tabs>
+              <w:tab w:val="right" w:leader="dot" w:pos="9016"/>
+            </w:tabs>
+            <w:rPr>
+              <w:noProof/>
+            </w:rPr>
+          </w:pPr>
+          <w:hyperlink w:anchor="_Toc224151527" w:history="1">
+            <w:r>
+              <w:rPr>
+                <w:rStyle w:val="Hyperlink"/>
+                <w:rFonts w:ascii="Times New Roman" w:eastAsia="Times New Roman" w:hAnsi="Times New Roman" w:cs="Times New Roman"/>
+                <w:b/>
+                <w:bCs/>
+                <w:noProof/>
+                <w:kern w:val="0"/>
+                <w:lang w:val="en-GB" w:eastAsia="en-GB"/>
+                <w14:ligatures w14:val="none"/>
+              </w:rPr>
+              <w:t>02.5.1 Valuation Policy</w:t>
+            </w:r>
+            <w:r>
+              <w:rPr>
+                <w:noProof/>
+                <w:webHidden/>
+              </w:rPr>
+              <w:tab/>
+            </w:r>
+            <w:r>
+              <w:rPr>
+                <w:noProof/>
+                <w:webHidden/>
+              </w:rPr>
+              <w:fldChar w:fldCharType="begin"/>
+            </w:r>
+            <w:r>
+              <w:rPr>
+                <w:noProof/>
+                <w:webHidden/>
+              </w:rPr>
+              <w:instrText xml:space="preserve"> PAGEREF _Toc224151527 \h </w:instrText>
+            </w:r>
+            <w:r>
+              <w:rPr>
+                <w:noProof/>
+                <w:webHidden/>
+              </w:rPr>
+            </w:r>
+            <w:r>
+              <w:rPr>
+                <w:noProof/>
+                <w:webHidden/>
+              </w:rPr>
+              <w:fldChar w:fldCharType="separate"/>
+            </w:r>
+            <w:r>
+              <w:rPr>
+                <w:noProof/>
+                <w:webHidden/>
+              </w:rPr>
+              <w:t>6</w:t>
+            </w:r>
+            <w:r>
+              <w:rPr>
+                <w:noProof/>
+                <w:webHidden/>
+              </w:rPr>
+              <w:fldChar w:fldCharType="end"/>
+            </w:r>
+          </w:hyperlink>
+        </w:p>
+        <w:p>
+          <w:pPr>
+            <w:pStyle w:val="TOC2"/>
+            <w:tabs>
+              <w:tab w:val="right" w:leader="dot" w:pos="9016"/>
+            </w:tabs>
+            <w:rPr>
+              <w:noProof/>
+            </w:rPr>
+          </w:pPr>
+          <w:hyperlink w:anchor="_Toc224151528" w:history="1">
+            <w:r>
+              <w:rPr>
+                <w:rStyle w:val="Hyperlink"/>
+                <w:rFonts w:ascii="Times New Roman" w:eastAsia="Times New Roman" w:hAnsi="Times New Roman" w:cs="Times New Roman"/>
+                <w:b/>
+                <w:bCs/>
+                <w:noProof/>
+                <w:kern w:val="0"/>
+                <w:lang w:val="en-GB" w:eastAsia="en-GB"/>
+                <w14:ligatures w14:val="none"/>
+              </w:rPr>
+              <w:t>02.5.1.1 Financial Model Development Procedure</w:t>
+            </w:r>
+            <w:r>
+              <w:rPr>
+                <w:noProof/>
+                <w:webHidden/>
+              </w:rPr>
+              <w:tab/>
+            </w:r>
+            <w:r>
+              <w:rPr>
+                <w:noProof/>
+                <w:webHidden/>
+              </w:rPr>
+              <w:fldChar w:fldCharType="begin"/>
+            </w:r>
+            <w:r>
+              <w:rPr>
+                <w:noProof/>
+                <w:webHidden/>
+              </w:rPr>
+              <w:instrText xml:space="preserve"> PAGEREF _Toc224151528 \h </w:instrText>
+            </w:r>
+            <w:r>
+              <w:rPr>
+                <w:noProof/>
+                <w:webHidden/>
+              </w:rPr>
+            </w:r>
+            <w:r>
+              <w:rPr>
+                <w:noProof/>
+                <w:webHidden/>
+              </w:rPr>
+              <w:fldChar w:fldCharType="separate"/>
+            </w:r>
+            <w:r>
+              <w:rPr>
+                <w:noProof/>
+                <w:webHidden/>
+              </w:rPr>
+              <w:t>6</w:t>
+            </w:r>
+            <w:r>
+              <w:rPr>
+                <w:noProof/>
+                <w:webHidden/>
+              </w:rPr>
+              <w:fldChar w:fldCharType="end"/>
+            </w:r>
+          </w:hyperlink>
+        </w:p>
+        <w:p>
+          <w:pPr>
+            <w:pStyle w:val="TOC1"/>
+            <w:tabs>
+              <w:tab w:val="right" w:leader="dot" w:pos="9016"/>
+            </w:tabs>
+            <w:rPr>
+              <w:noProof/>
+            </w:rPr>
+          </w:pPr>
+          <w:hyperlink w:anchor="_Toc224151529" w:history="1">
+            <w:r>
+              <w:rPr>
+                <w:rStyle w:val="Hyperlink"/>
+                <w:rFonts w:ascii="Times New Roman" w:eastAsia="Times New Roman" w:hAnsi="Times New Roman" w:cs="Times New Roman"/>
+                <w:b/>
+                <w:bCs/>
+                <w:noProof/>
+                <w:kern w:val="36"/>
+                <w:lang w:val="en-GB" w:eastAsia="en-GB"/>
+                <w14:ligatures w14:val="none"/>
+              </w:rPr>
+              <w:t>02.6 Investment Committee &amp; Approval</w:t>
+            </w:r>
+            <w:r>
+              <w:rPr>
+                <w:noProof/>
+                <w:webHidden/>
+              </w:rPr>
+              <w:tab/>
+            </w:r>
+            <w:r>
+              <w:rPr>
+                <w:noProof/>
+                <w:webHidden/>
+              </w:rPr>
+              <w:fldChar w:fldCharType="begin"/>
+            </w:r>
+            <w:r>
+              <w:rPr>
+                <w:noProof/>
+                <w:webHidden/>
+              </w:rPr>
+              <w:instrText xml:space="preserve"> PAGEREF _Toc224151529 \h </w:instrText>
+            </w:r>
+            <w:r>
+              <w:rPr>
+                <w:noProof/>
+                <w:webHidden/>
+              </w:rPr>
+            </w:r>
+            <w:r>
+              <w:rPr>
+                <w:noProof/>
+                <w:webHidden/>
+              </w:rPr>
+              <w:fldChar w:fldCharType="separate"/>
+            </w:r>
+            <w:r>
+              <w:rPr>
+                <w:noProof/>
+                <w:webHidden/>
+              </w:rPr>
+              <w:t>7</w:t>
+            </w:r>
+            <w:r>
+              <w:rPr>
+                <w:noProof/>
+                <w:webHidden/>
+              </w:rPr>
+              <w:fldChar w:fldCharType="end"/>
+            </w:r>
+          </w:hyperlink>
+        </w:p>
+        <w:p>
+          <w:pPr>
+            <w:pStyle w:val="TOC2"/>
+            <w:tabs>
+              <w:tab w:val="right" w:leader="dot" w:pos="9016"/>
+            </w:tabs>
+            <w:rPr>
+              <w:noProof/>
+            </w:rPr>
+          </w:pPr>
+          <w:hyperlink w:anchor="_Toc224151530" w:history="1">
+            <w:r>
+              <w:rPr>
+                <w:rStyle w:val="Hyperlink"/>
+                <w:rFonts w:ascii="Times New Roman" w:eastAsia="Times New Roman" w:hAnsi="Times New Roman" w:cs="Times New Roman"/>
+                <w:b/>
+                <w:bCs/>
+                <w:noProof/>
+                <w:kern w:val="0"/>
+                <w:lang w:val="en-GB" w:eastAsia="en-GB"/>
+                <w14:ligatures w14:val="none"/>
+              </w:rPr>
+              <w:t>02.6.1 IC Governance Policy</w:t>
+            </w:r>
+            <w:r>
+              <w:rPr>
+                <w:noProof/>
+                <w:webHidden/>
+              </w:rPr>
+              <w:tab/>
+            </w:r>
+            <w:r>
+              <w:rPr>
+                <w:noProof/>
+                <w:webHidden/>
+              </w:rPr>
+              <w:fldChar w:fldCharType="begin"/>
+            </w:r>
+            <w:r>
+              <w:rPr>
+                <w:noProof/>
+                <w:webHidden/>
+              </w:rPr>
+              <w:instrText xml:space="preserve"> PAGEREF _Toc224151530 \h </w:instrText>
+            </w:r>
+            <w:r>
+              <w:rPr>
+                <w:noProof/>
+                <w:webHidden/>
+              </w:rPr>
+            </w:r>
+            <w:r>
+              <w:rPr>
+                <w:noProof/>
+                <w:webHidden/>
+              </w:rPr>
+              <w:fldChar w:fldCharType="separate"/>
+            </w:r>
+            <w:r>
+              <w:rPr>
+                <w:noProof/>
+                <w:webHidden/>
+              </w:rPr>
+              <w:t>7</w:t>
+            </w:r>
+            <w:r>
+              <w:rPr>
+                <w:noProof/>
+                <w:webHidden/>
+              </w:rPr>
+              <w:fldChar w:fldCharType="end"/>
+            </w:r>
+          </w:hyperlink>
+        </w:p>
+        <w:p>
+          <w:pPr>
+            <w:pStyle w:val="TOC2"/>
+            <w:tabs>
+              <w:tab w:val="right" w:leader="dot" w:pos="9016"/>
+            </w:tabs>
+            <w:rPr>
+              <w:noProof/>
+            </w:rPr>
+          </w:pPr>
+          <w:hyperlink w:anchor="_Toc224151531" w:history="1">
+            <w:r>
+              <w:rPr>
+                <w:rStyle w:val="Hyperlink"/>
+                <w:rFonts w:ascii="Times New Roman" w:eastAsia="Times New Roman" w:hAnsi="Times New Roman" w:cs="Times New Roman"/>
+                <w:b/>
+                <w:bCs/>
+                <w:noProof/>
+                <w:kern w:val="0"/>
+                <w:lang w:val="en-GB" w:eastAsia="en-GB"/>
+                <w14:ligatures w14:val="none"/>
+              </w:rPr>
+              <w:t>02.6.1.1 IC Submission Procedure</w:t>
+            </w:r>
+            <w:r>
+              <w:rPr>
+                <w:noProof/>
+                <w:webHidden/>
+              </w:rPr>
+              <w:tab/>
+            </w:r>
+            <w:r>
+              <w:rPr>
+                <w:noProof/>
+                <w:webHidden/>
+              </w:rPr>
+              <w:fldChar w:fldCharType="begin"/>
+            </w:r>
+            <w:r>
+              <w:rPr>
+                <w:noProof/>
+                <w:webHidden/>
+              </w:rPr>
+              <w:instrText xml:space="preserve"> PAGEREF _Toc224151531 \h </w:instrText>
+            </w:r>
+            <w:r>
+              <w:rPr>
+                <w:noProof/>
+                <w:webHidden/>
+              </w:rPr>
+            </w:r>
+            <w:r>
+              <w:rPr>
+                <w:noProof/>
+                <w:webHidden/>
+              </w:rPr>
+              <w:fldChar w:fldCharType="separate"/>
+            </w:r>
+            <w:r>
+              <w:rPr>
+                <w:noProof/>
+                <w:webHidden/>
+              </w:rPr>
+              <w:t>7</w:t>
+            </w:r>
+            <w:r>
+              <w:rPr>
+                <w:noProof/>
+                <w:webHidden/>
+              </w:rPr>
+              <w:fldChar w:fldCharType="end"/>
+            </w:r>
+          </w:hyperlink>
+        </w:p>
+        <w:p>
+          <w:pPr>
+            <w:pStyle w:val="TOC1"/>
+            <w:tabs>
+              <w:tab w:val="right" w:leader="dot" w:pos="9016"/>
+            </w:tabs>
+            <w:rPr>
+              <w:noProof/>
+            </w:rPr>
+          </w:pPr>
+          <w:hyperlink w:anchor="_Toc224151532" w:history="1">
+            <w:r>
+              <w:rPr>
+                <w:rStyle w:val="Hyperlink"/>
+                <w:rFonts w:ascii="Times New Roman" w:eastAsia="Times New Roman" w:hAnsi="Times New Roman" w:cs="Times New Roman"/>
+                <w:b/>
+                <w:bCs/>
+                <w:noProof/>
+                <w:kern w:val="36"/>
+                <w:lang w:val="en-GB" w:eastAsia="en-GB"/>
+                <w14:ligatures w14:val="none"/>
+              </w:rPr>
+              <w:t>02.7 Transaction Structuring &amp; Execution</w:t>
+            </w:r>
+            <w:r>
+              <w:rPr>
+                <w:noProof/>
+                <w:webHidden/>
+              </w:rPr>
+              <w:tab/>
+            </w:r>
+            <w:r>
+              <w:rPr>
+                <w:noProof/>
+                <w:webHidden/>
+              </w:rPr>
+              <w:fldChar w:fldCharType="begin"/>
+            </w:r>
+            <w:r>
+              <w:rPr>
+                <w:noProof/>
+                <w:webHidden/>
+              </w:rPr>
+              <w:instrText xml:space="preserve"> PAGEREF _Toc224151532 \h </w:instrText>
+            </w:r>
+            <w:r>
+              <w:rPr>
+                <w:noProof/>
+                <w:webHidden/>
+              </w:rPr>
+            </w:r>
+            <w:r>
+              <w:rPr>
+                <w:noProof/>
+                <w:webHidden/>
+              </w:rPr>
+              <w:fldChar w:fldCharType="separate"/>
+            </w:r>
+            <w:r>
+              <w:rPr>
+                <w:noProof/>
+                <w:webHidden/>
+              </w:rPr>
+              <w:t>8</w:t>
+            </w:r>
+            <w:r>
+              <w:rPr>
+                <w:noProof/>
+                <w:webHidden/>
+              </w:rPr>
+              <w:fldChar w:fldCharType="end"/>
+            </w:r>
+          </w:hyperlink>
+        </w:p>
+        <w:p>
+          <w:pPr>
+            <w:pStyle w:val="TOC2"/>
+            <w:tabs>
+              <w:tab w:val="right" w:leader="dot" w:pos="9016"/>
+            </w:tabs>
+            <w:rPr>
+              <w:noProof/>
+            </w:rPr>
+          </w:pPr>
+          <w:hyperlink w:anchor="_Toc224151533" w:history="1">
+            <w:r>
+              <w:rPr>
+                <w:rStyle w:val="Hyperlink"/>
+                <w:rFonts w:ascii="Times New Roman" w:eastAsia="Times New Roman" w:hAnsi="Times New Roman" w:cs="Times New Roman"/>
+                <w:b/>
+                <w:bCs/>
+                <w:noProof/>
+                <w:kern w:val="0"/>
+                <w:lang w:val="en-GB" w:eastAsia="en-GB"/>
+                <w14:ligatures w14:val="none"/>
+              </w:rPr>
+              <w:t>02.7.1 Structuring Policy</w:t>
+            </w:r>
+            <w:r>
+              <w:rPr>
+                <w:noProof/>
+                <w:webHidden/>
+              </w:rPr>
+              <w:tab/>
+            </w:r>
+            <w:r>
+              <w:rPr>
+                <w:noProof/>
+                <w:webHidden/>
+              </w:rPr>
+              <w:fldChar w:fldCharType="begin"/>
+            </w:r>
+            <w:r>
+              <w:rPr>
+                <w:noProof/>
+                <w:webHidden/>
+              </w:rPr>
+              <w:instrText xml:space="preserve"> PAGEREF _Toc224151533 \h </w:instrText>
+            </w:r>
+            <w:r>
+              <w:rPr>
+                <w:noProof/>
+                <w:webHidden/>
+              </w:rPr>
+            </w:r>
+            <w:r>
+              <w:rPr>
+                <w:noProof/>
+                <w:webHidden/>
+              </w:rPr>
+              <w:fldChar w:fldCharType="separate"/>
+            </w:r>
+            <w:r>
+              <w:rPr>
+                <w:noProof/>
+                <w:webHidden/>
+              </w:rPr>
+              <w:t>8</w:t>
+            </w:r>
+            <w:r>
+              <w:rPr>
+                <w:noProof/>
+                <w:webHidden/>
+              </w:rPr>
+              <w:fldChar w:fldCharType="end"/>
+            </w:r>
+          </w:hyperlink>
+        </w:p>
+        <w:p>
+          <w:pPr>
+            <w:pStyle w:val="TOC2"/>
+            <w:tabs>
+              <w:tab w:val="right" w:leader="dot" w:pos="9016"/>
+            </w:tabs>
+            <w:rPr>
+              <w:noProof/>
+            </w:rPr>
+          </w:pPr>
+          <w:hyperlink w:anchor="_Toc224151534" w:history="1">
+            <w:r>
+              <w:rPr>
+                <w:rStyle w:val="Hyperlink"/>
+                <w:rFonts w:ascii="Times New Roman" w:eastAsia="Times New Roman" w:hAnsi="Times New Roman" w:cs="Times New Roman"/>
+                <w:b/>
+                <w:bCs/>
+                <w:noProof/>
+                <w:kern w:val="0"/>
+                <w:lang w:val="en-GB" w:eastAsia="en-GB"/>
+                <w14:ligatures w14:val="none"/>
+              </w:rPr>
+              <w:t>02.7.1.1 SPA / SHA Execution Procedure</w:t>
+            </w:r>
+            <w:r>
+              <w:rPr>
+                <w:noProof/>
+                <w:webHidden/>
+              </w:rPr>
+              <w:tab/>
+            </w:r>
+            <w:r>
+              <w:rPr>
+                <w:noProof/>
+                <w:webHidden/>
+              </w:rPr>
+              <w:fldChar w:fldCharType="begin"/>
+            </w:r>
+            <w:r>
+              <w:rPr>
+                <w:noProof/>
+                <w:webHidden/>
+              </w:rPr>
+              <w:instrText xml:space="preserve"> PAGEREF _Toc224151534 \h </w:instrText>
+            </w:r>
+            <w:r>
+              <w:rPr>
+                <w:noProof/>
+                <w:webHidden/>
+              </w:rPr>
+            </w:r>
+            <w:r>
+              <w:rPr>
+                <w:noProof/>
+                <w:webHidden/>
+              </w:rPr>
+              <w:fldChar w:fldCharType="separate"/>
+            </w:r>
+            <w:r>
+              <w:rPr>
+                <w:noProof/>
+                <w:webHidden/>
+              </w:rPr>
+              <w:t>8</w:t>
+            </w:r>
+            <w:r>
+              <w:rPr>
+                <w:noProof/>
+                <w:webHidden/>
+              </w:rPr>
+              <w:fldChar w:fldCharType="end"/>
+            </w:r>
+          </w:hyperlink>
+        </w:p>
+        <w:p>
+          <w:pPr>
+            <w:pStyle w:val="TOC1"/>
+            <w:tabs>
+              <w:tab w:val="right" w:leader="dot" w:pos="9016"/>
+            </w:tabs>
+            <w:rPr>
+              <w:noProof/>
+            </w:rPr>
+          </w:pPr>
+          <w:hyperlink w:anchor="_Toc224151535" w:history="1">
+            <w:r>
+              <w:rPr>
+                <w:rStyle w:val="Hyperlink"/>
+                <w:rFonts w:ascii="Times New Roman" w:eastAsia="Times New Roman" w:hAnsi="Times New Roman" w:cs="Times New Roman"/>
+                <w:b/>
+                <w:bCs/>
+                <w:noProof/>
+                <w:kern w:val="36"/>
+                <w:lang w:val="en-GB" w:eastAsia="en-GB"/>
+                <w14:ligatures w14:val="none"/>
+              </w:rPr>
+              <w:t>02.8 Portfolio Monitoring &amp; Value Creation</w:t>
+            </w:r>
+            <w:r>
+              <w:rPr>
+                <w:noProof/>
+                <w:webHidden/>
+              </w:rPr>
+              <w:tab/>
+            </w:r>
+            <w:r>
+              <w:rPr>
+                <w:noProof/>
+                <w:webHidden/>
+              </w:rPr>
+              <w:fldChar w:fldCharType="begin"/>
+            </w:r>
+            <w:r>
+              <w:rPr>
+                <w:noProof/>
+                <w:webHidden/>
+              </w:rPr>
+              <w:instrText xml:space="preserve"> PAGEREF _Toc224151535 \h </w:instrText>
+            </w:r>
+            <w:r>
+              <w:rPr>
+                <w:noProof/>
+                <w:webHidden/>
+              </w:rPr>
+            </w:r>
+            <w:r>
+              <w:rPr>
+                <w:noProof/>
+                <w:webHidden/>
+              </w:rPr>
+              <w:fldChar w:fldCharType="separate"/>
+            </w:r>
+            <w:r>
+              <w:rPr>
+                <w:noProof/>
+                <w:webHidden/>
+              </w:rPr>
+              <w:t>8</w:t>
+            </w:r>
+            <w:r>
+              <w:rPr>
+                <w:noProof/>
+                <w:webHidden/>
+              </w:rPr>
+              <w:fldChar w:fldCharType="end"/>
+            </w:r>
+          </w:hyperlink>
+        </w:p>
+        <w:p>
+          <w:pPr>
+            <w:pStyle w:val="TOC2"/>
+            <w:tabs>
+              <w:tab w:val="right" w:leader="dot" w:pos="9016"/>
+            </w:tabs>
+            <w:rPr>
+              <w:noProof/>
+            </w:rPr>
+          </w:pPr>
+          <w:hyperlink w:anchor="_Toc224151536" w:history="1">
+            <w:r>
+              <w:rPr>
+                <w:rStyle w:val="Hyperlink"/>
+                <w:rFonts w:ascii="Times New Roman" w:eastAsia="Times New Roman" w:hAnsi="Times New Roman" w:cs="Times New Roman"/>
+                <w:b/>
+                <w:bCs/>
+                <w:noProof/>
+                <w:kern w:val="0"/>
+                <w:lang w:val="en-GB" w:eastAsia="en-GB"/>
+                <w14:ligatures w14:val="none"/>
+              </w:rPr>
+              <w:t>02.8.1 Monitoring Policy</w:t>
+            </w:r>
+            <w:r>
+              <w:rPr>
+                <w:noProof/>
+                <w:webHidden/>
+              </w:rPr>
+              <w:tab/>
+            </w:r>
+            <w:r>
+              <w:rPr>
+                <w:noProof/>
+                <w:webHidden/>
+              </w:rPr>
+              <w:fldChar w:fldCharType="begin"/>
+            </w:r>
+            <w:r>
+              <w:rPr>
+                <w:noProof/>
+                <w:webHidden/>
+              </w:rPr>
+              <w:instrText xml:space="preserve"> PAGEREF _Toc224151536 \h </w:instrText>
+            </w:r>
+            <w:r>
+              <w:rPr>
+                <w:noProof/>
+                <w:webHidden/>
+              </w:rPr>
+            </w:r>
+            <w:r>
+              <w:rPr>
+                <w:noProof/>
+                <w:webHidden/>
+              </w:rPr>
+              <w:fldChar w:fldCharType="separate"/>
+            </w:r>
+            <w:r>
+              <w:rPr>
+                <w:noProof/>
+                <w:webHidden/>
+              </w:rPr>
+              <w:t>8</w:t>
+            </w:r>
+            <w:r>
+              <w:rPr>
+                <w:noProof/>
+                <w:webHidden/>
+              </w:rPr>
+              <w:fldChar w:fldCharType="end"/>
+            </w:r>
+          </w:hyperlink>
+        </w:p>
+        <w:p>
+          <w:pPr>
+            <w:pStyle w:val="TOC2"/>
+            <w:tabs>
+              <w:tab w:val="right" w:leader="dot" w:pos="9016"/>
+            </w:tabs>
+            <w:rPr>
+              <w:noProof/>
+            </w:rPr>
+          </w:pPr>
+          <w:hyperlink w:anchor="_Toc224151537" w:history="1">
+            <w:r>
+              <w:rPr>
+                <w:rStyle w:val="Hyperlink"/>
+                <w:rFonts w:ascii="Times New Roman" w:eastAsia="Times New Roman" w:hAnsi="Times New Roman" w:cs="Times New Roman"/>
+                <w:b/>
+                <w:bCs/>
+                <w:noProof/>
+                <w:kern w:val="0"/>
+                <w:lang w:val="en-GB" w:eastAsia="en-GB"/>
+                <w14:ligatures w14:val="none"/>
+              </w:rPr>
+              <w:t>02.8.1.1 Quarterly Review Procedure</w:t>
+            </w:r>
+            <w:r>
+              <w:rPr>
+                <w:noProof/>
+                <w:webHidden/>
+              </w:rPr>
+              <w:tab/>
+            </w:r>
+            <w:r>
+              <w:rPr>
+                <w:noProof/>
+                <w:webHidden/>
+              </w:rPr>
+              <w:fldChar w:fldCharType="begin"/>
+            </w:r>
+            <w:r>
+              <w:rPr>
+                <w:noProof/>
+                <w:webHidden/>
+              </w:rPr>
+              <w:instrText xml:space="preserve"> PAGEREF _Toc224151537 \h </w:instrText>
+            </w:r>
+            <w:r>
+              <w:rPr>
+                <w:noProof/>
+                <w:webHidden/>
+              </w:rPr>
+            </w:r>
+            <w:r>
+              <w:rPr>
+                <w:noProof/>
+                <w:webHidden/>
+              </w:rPr>
+              <w:fldChar w:fldCharType="separate"/>
+            </w:r>
+            <w:r>
+              <w:rPr>
+                <w:noProof/>
+                <w:webHidden/>
+              </w:rPr>
+              <w:t>8</w:t>
+            </w:r>
+            <w:r>
+              <w:rPr>
+                <w:noProof/>
+                <w:webHidden/>
+              </w:rPr>
+              <w:fldChar w:fldCharType="end"/>
+            </w:r>
+          </w:hyperlink>
+        </w:p>
+        <w:p>
+          <w:pPr>
+            <w:pStyle w:val="TOC1"/>
+            <w:tabs>
+              <w:tab w:val="right" w:leader="dot" w:pos="9016"/>
+            </w:tabs>
+            <w:rPr>
+              <w:noProof/>
+            </w:rPr>
+          </w:pPr>
+          <w:hyperlink w:anchor="_Toc224151538" w:history="1">
+            <w:r>
+              <w:rPr>
+                <w:rStyle w:val="Hyperlink"/>
+                <w:rFonts w:ascii="Times New Roman" w:eastAsia="Times New Roman" w:hAnsi="Times New Roman" w:cs="Times New Roman"/>
+                <w:b/>
+                <w:bCs/>
+                <w:noProof/>
+                <w:kern w:val="36"/>
+                <w:lang w:val="en-GB" w:eastAsia="en-GB"/>
+                <w14:ligatures w14:val="none"/>
+              </w:rPr>
+              <w:t>02.9 Exit Strategy &amp; Divestment</w:t>
+            </w:r>
+            <w:r>
+              <w:rPr>
+                <w:noProof/>
+                <w:webHidden/>
+              </w:rPr>
+              <w:tab/>
+            </w:r>
+            <w:r>
+              <w:rPr>
+                <w:noProof/>
+                <w:webHidden/>
+              </w:rPr>
+              <w:fldChar w:fldCharType="begin"/>
+            </w:r>
+            <w:r>
+              <w:rPr>
+                <w:noProof/>
+                <w:webHidden/>
+              </w:rPr>
+              <w:instrText xml:space="preserve"> PAGEREF _Toc224151538 \h </w:instrText>
+            </w:r>
+            <w:r>
+              <w:rPr>
+                <w:noProof/>
+                <w:webHidden/>
+              </w:rPr>
+            </w:r>
+            <w:r>
+              <w:rPr>
+                <w:noProof/>
+                <w:webHidden/>
+              </w:rPr>
+              <w:fldChar w:fldCharType="separate"/>
+            </w:r>
+            <w:r>
+              <w:rPr>
+                <w:noProof/>
+                <w:webHidden/>
+              </w:rPr>
+              <w:t>9</w:t>
+            </w:r>
+            <w:r>
+              <w:rPr>
+                <w:noProof/>
+                <w:webHidden/>
+              </w:rPr>
+              <w:fldChar w:fldCharType="end"/>
+            </w:r>
+          </w:hyperlink>
+        </w:p>
+        <w:p>
+          <w:pPr>
+            <w:pStyle w:val="TOC2"/>
+            <w:tabs>
+              <w:tab w:val="right" w:leader="dot" w:pos="9016"/>
+            </w:tabs>
+            <w:rPr>
+              <w:noProof/>
+            </w:rPr>
+          </w:pPr>
+          <w:hyperlink w:anchor="_Toc224151539" w:history="1">
+            <w:r>
+              <w:rPr>
+                <w:rStyle w:val="Hyperlink"/>
+                <w:rFonts w:ascii="Times New Roman" w:eastAsia="Times New Roman" w:hAnsi="Times New Roman" w:cs="Times New Roman"/>
+                <w:b/>
+                <w:bCs/>
+                <w:noProof/>
+                <w:kern w:val="0"/>
+                <w:lang w:val="en-GB" w:eastAsia="en-GB"/>
+                <w14:ligatures w14:val="none"/>
+              </w:rPr>
+              <w:t>02.9.1 Exit Policy</w:t>
+            </w:r>
+            <w:r>
+              <w:rPr>
+                <w:noProof/>
+                <w:webHidden/>
+              </w:rPr>
+              <w:tab/>
+            </w:r>
+            <w:r>
+              <w:rPr>
+                <w:noProof/>
+                <w:webHidden/>
+              </w:rPr>
+              <w:fldChar w:fldCharType="begin"/>
+            </w:r>
+            <w:r>
+              <w:rPr>
+                <w:noProof/>
+                <w:webHidden/>
+              </w:rPr>
+              <w:instrText xml:space="preserve"> PAGEREF _Toc224151539 \h </w:instrText>
+            </w:r>
+            <w:r>
+              <w:rPr>
+                <w:noProof/>
+                <w:webHidden/>
+              </w:rPr>
+            </w:r>
+            <w:r>
+              <w:rPr>
+                <w:noProof/>
+                <w:webHidden/>
+              </w:rPr>
+              <w:fldChar w:fldCharType="separate"/>
+            </w:r>
+            <w:r>
+              <w:rPr>
+                <w:noProof/>
+                <w:webHidden/>
+              </w:rPr>
+              <w:t>9</w:t>
+            </w:r>
+            <w:r>
+              <w:rPr>
+                <w:noProof/>
+                <w:webHidden/>
+              </w:rPr>
+              <w:fldChar w:fldCharType="end"/>
+            </w:r>
+          </w:hyperlink>
+        </w:p>
+        <w:p>
+          <w:pPr>
+            <w:pStyle w:val="TOC2"/>
+            <w:tabs>
+              <w:tab w:val="right" w:leader="dot" w:pos="9016"/>
+            </w:tabs>
+            <w:rPr>
+              <w:noProof/>
+            </w:rPr>
+          </w:pPr>
+          <w:hyperlink w:anchor="_Toc224151540" w:history="1">
+            <w:r>
+              <w:rPr>
+                <w:rStyle w:val="Hyperlink"/>
+                <w:rFonts w:ascii="Times New Roman" w:eastAsia="Times New Roman" w:hAnsi="Times New Roman" w:cs="Times New Roman"/>
+                <w:b/>
+                <w:bCs/>
+                <w:noProof/>
+                <w:kern w:val="0"/>
+                <w:lang w:val="en-GB" w:eastAsia="en-GB"/>
+                <w14:ligatures w14:val="none"/>
+              </w:rPr>
+              <w:t>02.9.1.1 Exit Readiness Assessment</w:t>
+            </w:r>
+            <w:r>
+              <w:rPr>
+                <w:noProof/>
+                <w:webHidden/>
+              </w:rPr>
+              <w:tab/>
+            </w:r>
+            <w:r>
+              <w:rPr>
+                <w:noProof/>
+                <w:webHidden/>
+              </w:rPr>
+              <w:fldChar w:fldCharType="begin"/>
+            </w:r>
+            <w:r>
+              <w:rPr>
+                <w:noProof/>
+                <w:webHidden/>
+              </w:rPr>
+              <w:instrText xml:space="preserve"> PAGEREF _Toc224151540 \h </w:instrText>
+            </w:r>
+            <w:r>
+              <w:rPr>
+                <w:noProof/>
+                <w:webHidden/>
+              </w:rPr>
+            </w:r>
+            <w:r>
+              <w:rPr>
+                <w:noProof/>
+                <w:webHidden/>
+              </w:rPr>
+              <w:fldChar w:fldCharType="separate"/>
+            </w:r>
+            <w:r>
+              <w:rPr>
+                <w:noProof/>
+                <w:webHidden/>
+              </w:rPr>
+              <w:t>9</w:t>
+            </w:r>
+            <w:r>
+              <w:rPr>
+                <w:noProof/>
+                <w:webHidden/>
+              </w:rPr>
+              <w:fldChar w:fldCharType="end"/>
+            </w:r>
+          </w:hyperlink>
+        </w:p>
+        <w:p>
+          <w:pPr>
+            <w:pStyle w:val="TOC1"/>
+            <w:tabs>
+              <w:tab w:val="right" w:leader="dot" w:pos="9016"/>
+            </w:tabs>
+            <w:rPr>
+              <w:noProof/>
+            </w:rPr>
+          </w:pPr>
+          <w:hyperlink w:anchor="_Toc224151541" w:history="1">
+            <w:r>
+              <w:rPr>
+                <w:rStyle w:val="Hyperlink"/>
+                <w:rFonts w:ascii="Times New Roman" w:eastAsia="Times New Roman" w:hAnsi="Times New Roman" w:cs="Times New Roman"/>
+                <w:b/>
+                <w:bCs/>
+                <w:noProof/>
+                <w:kern w:val="36"/>
+                <w:lang w:val="en-GB" w:eastAsia="en-GB"/>
+                <w14:ligatures w14:val="none"/>
+              </w:rPr>
+              <w:t>02.10 Investment Risk &amp; Compliance Controls</w:t>
+            </w:r>
+            <w:r>
+              <w:rPr>
+                <w:noProof/>
+                <w:webHidden/>
+              </w:rPr>
+              <w:tab/>
+            </w:r>
+            <w:r>
+              <w:rPr>
+                <w:noProof/>
+                <w:webHidden/>
+              </w:rPr>
+              <w:fldChar w:fldCharType="begin"/>
+            </w:r>
+            <w:r>
+              <w:rPr>
+                <w:noProof/>
+                <w:webHidden/>
+              </w:rPr>
+              <w:instrText xml:space="preserve"> PAGEREF _Toc224151541 \h </w:instrText>
+            </w:r>
+            <w:r>
+              <w:rPr>
+                <w:noProof/>
+                <w:webHidden/>
+              </w:rPr>
+            </w:r>
+            <w:r>
+              <w:rPr>
+                <w:noProof/>
+                <w:webHidden/>
+              </w:rPr>
+              <w:fldChar w:fldCharType="separate"/>
+            </w:r>
+            <w:r>
+              <w:rPr>
+                <w:noProof/>
+                <w:webHidden/>
+              </w:rPr>
+              <w:t>9</w:t>
+            </w:r>
+            <w:r>
+              <w:rPr>
+                <w:noProof/>
+                <w:webHidden/>
+              </w:rPr>
+              <w:fldChar w:fldCharType="end"/>
+            </w:r>
+          </w:hyperlink>
+        </w:p>
+        <w:p>
+          <w:pPr>
+            <w:pStyle w:val="TOC2"/>
+            <w:tabs>
+              <w:tab w:val="right" w:leader="dot" w:pos="9016"/>
+            </w:tabs>
+            <w:rPr>
+              <w:noProof/>
+            </w:rPr>
+          </w:pPr>
+          <w:hyperlink w:anchor="_Toc224151542" w:history="1">
+            <w:r>
+              <w:rPr>
+                <w:rStyle w:val="Hyperlink"/>
+                <w:rFonts w:ascii="Times New Roman" w:eastAsia="Times New Roman" w:hAnsi="Times New Roman" w:cs="Times New Roman"/>
+                <w:b/>
+                <w:bCs/>
+                <w:noProof/>
+                <w:kern w:val="0"/>
+                <w:lang w:val="en-GB" w:eastAsia="en-GB"/>
+                <w14:ligatures w14:val="none"/>
+              </w:rPr>
+              <w:t>02.10.1 Risk Categorization</w:t>
+            </w:r>
+            <w:r>
+              <w:rPr>
+                <w:noProof/>
+                <w:webHidden/>
+              </w:rPr>
+              <w:tab/>
+            </w:r>
+            <w:r>
+              <w:rPr>
+                <w:noProof/>
+                <w:webHidden/>
+              </w:rPr>
+              <w:fldChar w:fldCharType="begin"/>
+            </w:r>
+            <w:r>
+              <w:rPr>
+                <w:noProof/>
+                <w:webHidden/>
+              </w:rPr>
+              <w:instrText xml:space="preserve"> PAGEREF _Toc224151542 \h </w:instrText>
+            </w:r>
+            <w:r>
+              <w:rPr>
+                <w:noProof/>
+                <w:webHidden/>
+              </w:rPr>
+            </w:r>
+            <w:r>
+              <w:rPr>
+                <w:noProof/>
+                <w:webHidden/>
+              </w:rPr>
+              <w:fldChar w:fldCharType="separate"/>
+            </w:r>
+            <w:r>
+              <w:rPr>
+                <w:noProof/>
+                <w:webHidden/>
+              </w:rPr>
+              <w:t>9</w:t>
+            </w:r>
+            <w:r>
+              <w:rPr>
+                <w:noProof/>
+                <w:webHidden/>
+              </w:rPr>
+              <w:fldChar w:fldCharType="end"/>
+            </w:r>
+          </w:hyperlink>
+        </w:p>
+        <w:p>
+          <w:pPr>
+            <w:pStyle w:val="TOC2"/>
+            <w:tabs>
+              <w:tab w:val="right" w:leader="dot" w:pos="9016"/>
+            </w:tabs>
+            <w:rPr>
+              <w:noProof/>
+            </w:rPr>
+          </w:pPr>
+          <w:hyperlink w:anchor="_Toc224151543" w:history="1">
+            <w:r>
+              <w:rPr>
+                <w:rStyle w:val="Hyperlink"/>
+                <w:rFonts w:ascii="Times New Roman" w:eastAsia="Times New Roman" w:hAnsi="Times New Roman" w:cs="Times New Roman"/>
+                <w:b/>
+                <w:bCs/>
+                <w:noProof/>
+                <w:kern w:val="0"/>
+                <w:lang w:val="en-GB" w:eastAsia="en-GB"/>
+                <w14:ligatures w14:val="none"/>
+              </w:rPr>
+              <w:t>02.10.1.1 Risk Scoring Matrix</w:t>
+            </w:r>
+            <w:r>
+              <w:rPr>
+                <w:noProof/>
+                <w:webHidden/>
+              </w:rPr>
+              <w:tab/>
+            </w:r>
+            <w:r>
+              <w:rPr>
+                <w:noProof/>
+                <w:webHidden/>
+              </w:rPr>
+              <w:fldChar w:fldCharType="begin"/>
+            </w:r>
+            <w:r>
+              <w:rPr>
+                <w:noProof/>
+                <w:webHidden/>
+              </w:rPr>
+              <w:instrText xml:space="preserve"> PAGEREF _Toc224151543 \h </w:instrText>
+            </w:r>
+            <w:r>
+              <w:rPr>
+                <w:noProof/>
+                <w:webHidden/>
+              </w:rPr>
+            </w:r>
+            <w:r>
+              <w:rPr>
+                <w:noProof/>
+                <w:webHidden/>
+              </w:rPr>
+              <w:fldChar w:fldCharType="separate"/>
+            </w:r>
+            <w:r>
+              <w:rPr>
+                <w:noProof/>
+                <w:webHidden/>
+              </w:rPr>
+              <w:t>9</w:t>
+            </w:r>
+            <w:r>
+              <w:rPr>
+                <w:noProof/>
+                <w:webHidden/>
+              </w:rPr>
+              <w:fldChar w:fldCharType="end"/>
+            </w:r>
+          </w:hyperlink>
+        </w:p>
+        <w:p>
+          <w:pPr>
+            <w:pStyle w:val="TOC1"/>
+            <w:tabs>
+              <w:tab w:val="right" w:leader="dot" w:pos="9016"/>
+            </w:tabs>
+            <w:rPr>
+              <w:noProof/>
+            </w:rPr>
+          </w:pPr>
+          <w:hyperlink w:anchor="_Toc224151544" w:history="1">
+            <w:r>
+              <w:rPr>
+                <w:rStyle w:val="Hyperlink"/>
+                <w:rFonts w:ascii="Times New Roman" w:eastAsia="Times New Roman" w:hAnsi="Times New Roman" w:cs="Times New Roman"/>
+                <w:b/>
+                <w:bCs/>
+                <w:noProof/>
+                <w:kern w:val="36"/>
+                <w:lang w:val="en-GB" w:eastAsia="en-GB"/>
+                <w14:ligatures w14:val="none"/>
+              </w:rPr>
+              <w:t>02.11 Documentation &amp; Records Management</w:t>
+            </w:r>
+            <w:r>
+              <w:rPr>
+                <w:noProof/>
+                <w:webHidden/>
+              </w:rPr>
+              <w:tab/>
+            </w:r>
+            <w:r>
+              <w:rPr>
+                <w:noProof/>
+                <w:webHidden/>
+              </w:rPr>
+              <w:fldChar w:fldCharType="begin"/>
+            </w:r>
+            <w:r>
+              <w:rPr>
+                <w:noProof/>
+                <w:webHidden/>
+              </w:rPr>
+              <w:instrText xml:space="preserve"> PAGEREF _Toc224151544 \h </w:instrText>
+            </w:r>
+            <w:r>
+              <w:rPr>
+                <w:noProof/>
+                <w:webHidden/>
+              </w:rPr>
+            </w:r>
+            <w:r>
+              <w:rPr>
+                <w:noProof/>
+                <w:webHidden/>
+              </w:rPr>
+              <w:fldChar w:fldCharType="separate"/>
+            </w:r>
+            <w:r>
+              <w:rPr>
+                <w:noProof/>
+                <w:webHidden/>
+              </w:rPr>
+              <w:t>10</w:t>
+            </w:r>
+            <w:r>
+              <w:rPr>
+                <w:noProof/>
+                <w:webHidden/>
+              </w:rPr>
+              <w:fldChar w:fldCharType="end"/>
+            </w:r>
+          </w:hyperlink>
+        </w:p>
+        <w:p>
+          <w:pPr>
+            <w:pStyle w:val="TOC2"/>
+            <w:tabs>
+              <w:tab w:val="right" w:leader="dot" w:pos="9016"/>
+            </w:tabs>
+            <w:rPr>
+              <w:noProof/>
+            </w:rPr>
+          </w:pPr>
+          <w:hyperlink w:anchor="_Toc224151545" w:history="1">
+            <w:r>
+              <w:rPr>
+                <w:rStyle w:val="Hyperlink"/>
+                <w:rFonts w:ascii="Times New Roman" w:eastAsia="Times New Roman" w:hAnsi="Times New Roman" w:cs="Times New Roman"/>
+                <w:b/>
+                <w:bCs/>
+                <w:noProof/>
+                <w:kern w:val="0"/>
+                <w:lang w:val="en-GB" w:eastAsia="en-GB"/>
+                <w14:ligatures w14:val="none"/>
+              </w:rPr>
+              <w:t>02.11.1 Investment Documentation Policy</w:t>
+            </w:r>
+            <w:r>
+              <w:rPr>
+                <w:noProof/>
+                <w:webHidden/>
+              </w:rPr>
+              <w:tab/>
+            </w:r>
+            <w:r>
+              <w:rPr>
+                <w:noProof/>
+                <w:webHidden/>
+              </w:rPr>
+              <w:fldChar w:fldCharType="begin"/>
+            </w:r>
+            <w:r>
+              <w:rPr>
+                <w:noProof/>
+                <w:webHidden/>
+              </w:rPr>
+              <w:instrText xml:space="preserve"> PAGEREF _Toc224151545 \h </w:instrText>
+            </w:r>
+            <w:r>
+              <w:rPr>
+                <w:noProof/>
+                <w:webHidden/>
+              </w:rPr>
+            </w:r>
+            <w:r>
+              <w:rPr>
+                <w:noProof/>
+                <w:webHidden/>
+              </w:rPr>
+              <w:fldChar w:fldCharType="separate"/>
+            </w:r>
+            <w:r>
+              <w:rPr>
+                <w:noProof/>
+                <w:webHidden/>
+              </w:rPr>
+              <w:t>10</w:t>
+            </w:r>
+            <w:r>
+              <w:rPr>
+                <w:noProof/>
+                <w:webHidden/>
+              </w:rPr>
+              <w:fldChar w:fldCharType="end"/>
+            </w:r>
+          </w:hyperlink>
+        </w:p>
+        <w:p>
+          <w:pPr>
+            <w:pStyle w:val="TOC2"/>
+            <w:tabs>
+              <w:tab w:val="right" w:leader="dot" w:pos="9016"/>
+            </w:tabs>
+            <w:rPr>
+              <w:noProof/>
+            </w:rPr>
+          </w:pPr>
+          <w:hyperlink w:anchor="_Toc224151546" w:history="1">
+            <w:r>
+              <w:rPr>
+                <w:rStyle w:val="Hyperlink"/>
+                <w:rFonts w:ascii="Times New Roman" w:eastAsia="Times New Roman" w:hAnsi="Times New Roman" w:cs="Times New Roman"/>
+                <w:b/>
+                <w:bCs/>
+                <w:noProof/>
+                <w:kern w:val="0"/>
+                <w:lang w:val="en-GB" w:eastAsia="en-GB"/>
+                <w14:ligatures w14:val="none"/>
+              </w:rPr>
+              <w:t>02.11.1.1 Archiving Procedure</w:t>
+            </w:r>
+            <w:r>
+              <w:rPr>
+                <w:noProof/>
+                <w:webHidden/>
+              </w:rPr>
+              <w:tab/>
+            </w:r>
+            <w:r>
+              <w:rPr>
+                <w:noProof/>
+                <w:webHidden/>
+              </w:rPr>
+              <w:fldChar w:fldCharType="begin"/>
+            </w:r>
+            <w:r>
+              <w:rPr>
+                <w:noProof/>
+                <w:webHidden/>
+              </w:rPr>
+              <w:instrText xml:space="preserve"> PAGEREF _Toc224151546 \h </w:instrText>
+            </w:r>
+            <w:r>
+              <w:rPr>
+                <w:noProof/>
+                <w:webHidden/>
+              </w:rPr>
+            </w:r>
+            <w:r>
+              <w:rPr>
+                <w:noProof/>
+                <w:webHidden/>
+              </w:rPr>
+              <w:fldChar w:fldCharType="separate"/>
+            </w:r>
+            <w:r>
+              <w:rPr>
+                <w:noProof/>
+                <w:webHidden/>
+              </w:rPr>
+              <w:t>10</w:t>
+            </w:r>
+            <w:r>
+              <w:rPr>
+                <w:noProof/>
+                <w:webHidden/>
+              </w:rPr>
+              <w:fldChar w:fldCharType="end"/>
+            </w:r>
+          </w:hyperlink>
+        </w:p>
+        <w:p>
+          <w:pPr>
+            <w:pStyle w:val="TOC1"/>
+            <w:tabs>
+              <w:tab w:val="right" w:leader="dot" w:pos="9016"/>
+            </w:tabs>
+            <w:rPr>
+              <w:noProof/>
+            </w:rPr>
+          </w:pPr>
+          <w:hyperlink w:anchor="_Toc224151547" w:history="1">
+            <w:r>
+              <w:rPr>
+                <w:rStyle w:val="Hyperlink"/>
+                <w:rFonts w:ascii="Times New Roman" w:eastAsia="Times New Roman" w:hAnsi="Times New Roman" w:cs="Times New Roman"/>
+                <w:b/>
+                <w:bCs/>
+                <w:noProof/>
+                <w:kern w:val="36"/>
+                <w:lang w:val="en-GB" w:eastAsia="en-GB"/>
+                <w14:ligatures w14:val="none"/>
+              </w:rPr>
+              <w:t>Governance Linkage (Cross-Reference to 01_Governance)</w:t>
+            </w:r>
+            <w:r>
+              <w:rPr>
+                <w:noProof/>
+                <w:webHidden/>
+              </w:rPr>
+              <w:tab/>
+            </w:r>
+            <w:r>
+              <w:rPr>
+                <w:noProof/>
+                <w:webHidden/>
+              </w:rPr>
+              <w:fldChar w:fldCharType="begin"/>
+            </w:r>
+            <w:r>
+              <w:rPr>
+                <w:noProof/>
+                <w:webHidden/>
+              </w:rPr>
+              <w:instrText xml:space="preserve"> PAGEREF _Toc224151547 \h </w:instrText>
+            </w:r>
+            <w:r>
+              <w:rPr>
+                <w:noProof/>
+                <w:webHidden/>
+              </w:rPr>
+            </w:r>
+            <w:r>
+              <w:rPr>
+                <w:noProof/>
+                <w:webHidden/>
+              </w:rPr>
+              <w:fldChar w:fldCharType="separate"/>
+            </w:r>
+            <w:r>
+              <w:rPr>
+                <w:noProof/>
+                <w:webHidden/>
+              </w:rPr>
+              <w:t>10</w:t>
+            </w:r>
+            <w:r>
+              <w:rPr>
+                <w:noProof/>
+                <w:webHidden/>
+              </w:rPr>
+              <w:fldChar w:fldCharType="end"/>
+            </w:r>
+          </w:hyperlink>
+        </w:p>
+        <w:p>
+          <w:pPr>
+            <w:pStyle w:val="TOC1"/>
+            <w:tabs>
+              <w:tab w:val="right" w:leader="dot" w:pos="9016"/>
+            </w:tabs>
+            <w:rPr>
+              <w:noProof/>
+            </w:rPr>
+          </w:pPr>
+          <w:hyperlink w:anchor="_Toc224151548" w:history="1">
+            <w:r>
+              <w:rPr>
+                <w:rStyle w:val="Hyperlink"/>
+                <w:rFonts w:ascii="Times New Roman" w:eastAsia="Times New Roman" w:hAnsi="Times New Roman" w:cs="Times New Roman"/>
+                <w:b/>
+                <w:bCs/>
+                <w:noProof/>
+                <w:kern w:val="36"/>
+                <w:highlight w:val="yellow"/>
+                <w:lang w:val="en-GB" w:eastAsia="en-GB"/>
+                <w14:ligatures w14:val="none"/>
+              </w:rPr>
+              <w:t>Deliverables  + forms</w:t>
+            </w:r>
+            <w:r>
+              <w:rPr>
+                <w:noProof/>
+                <w:webHidden/>
+              </w:rPr>
+              <w:tab/>
+            </w:r>
+            <w:r>
+              <w:rPr>
+                <w:noProof/>
+                <w:webHidden/>
+              </w:rPr>
+              <w:fldChar w:fldCharType="begin"/>
+            </w:r>
+            <w:r>
+              <w:rPr>
+                <w:noProof/>
+                <w:webHidden/>
+              </w:rPr>
+              <w:instrText xml:space="preserve"> PAGEREF _Toc224151548 \h </w:instrText>
+            </w:r>
+            <w:r>
+              <w:rPr>
+                <w:noProof/>
+                <w:webHidden/>
+              </w:rPr>
+            </w:r>
+            <w:r>
+              <w:rPr>
+                <w:noProof/>
+                <w:webHidden/>
+              </w:rPr>
+              <w:fldChar w:fldCharType="separate"/>
+            </w:r>
+            <w:r>
+              <w:rPr>
+                <w:noProof/>
+                <w:webHidden/>
+              </w:rPr>
+              <w:t>10</w:t>
+            </w:r>
+            <w:r>
+              <w:rPr>
+                <w:noProof/>
+                <w:webHidden/>
+              </w:rPr>
+              <w:fldChar w:fldCharType="end"/>
+            </w:r>
+          </w:hyperlink>
+        </w:p>
+        <w:p>
+          <w:r>
+            <w:rPr>
+              <w:b/>
+              <w:bCs/>
+              <w:noProof/>
+            </w:rPr>
+            <w:fldChar w:fldCharType="end"/>
+          </w:r>
+        </w:p>
+      </w:sdtContent>
+    </w:sdt>
+    <w:p>
+      <w:pPr>
+        <w:rPr>
+          <w:rFonts w:ascii="Times New Roman" w:eastAsia="Times New Roman" w:hAnsi="Times New Roman" w:cs="Times New Roman"/>
+          <w:b/>
+          <w:bCs/>
+          <w:kern w:val="36"/>
+          <w:sz w:val="48"/>
+          <w:szCs w:val="48"/>
+          <w:lang w:val="en-GB" w:eastAsia="en-GB" w:bidi="ar-SA"/>
+          <w14:ligatures w14:val="none"/>
+        </w:rPr>
+      </w:pPr>
+      <w:r>
+        <w:rPr>
+          <w:rFonts w:ascii="Times New Roman" w:eastAsia="Times New Roman" w:hAnsi="Times New Roman" w:cs="Times New Roman"/>
+          <w:b/>
+          <w:bCs/>
+          <w:kern w:val="36"/>
+          <w:sz w:val="48"/>
+          <w:szCs w:val="48"/>
+          <w:lang w:val="en-GB" w:eastAsia="en-GB" w:bidi="ar-SA"/>
+          <w14:ligatures w14:val="none"/>
+        </w:rPr>
+        <w:br w:type="page"/>
+      </w:r>
+    </w:p>
     <w:p>
       <w:pPr>
         <w:spacing w:before="100" w:beforeAutospacing="1" w:after="100" w:afterAutospacing="1" w:line="240" w:lineRule="auto"/>
@@ -115,6 +4946,7 @@
           <w14:ligatures w14:val="none"/>
         </w:rPr>
       </w:pPr>
+      <w:bookmarkStart w:id="1" w:name="_Toc224151509"/>
       <w:r>
         <w:rPr>
           <w:rFonts w:ascii="Times New Roman" w:eastAsia="Times New Roman" w:hAnsi="Times New Roman" w:cs="Times New Roman"/>
@@ -126,8 +4958,10 @@
           <w:lang w:val="en-GB" w:eastAsia="en-GB" w:bidi="ar-SA"/>
           <w14:ligatures w14:val="none"/>
         </w:rPr>
+        <w:lastRenderedPageBreak/>
         <w:t>02_Investment – Policy &amp; Procedure Architecture (RAM P&amp;P Manual)</w:t>
       </w:r>
+      <w:bookmarkEnd w:id="1"/>
     </w:p>
     <w:p>
       <w:pPr>
@@ -428,6 +5262,7 @@
           <w14:ligatures w14:val="none"/>
         </w:rPr>
       </w:pPr>
+      <w:bookmarkStart w:id="2" w:name="_Toc224151510"/>
       <w:r>
         <w:rPr>
           <w:rFonts w:ascii="Times New Roman" w:eastAsia="Times New Roman" w:hAnsi="Times New Roman" w:cs="Times New Roman"/>
@@ -441,6 +5276,7 @@
         </w:rPr>
         <w:t>02.1 Investment Strategy &amp; Mandate</w:t>
       </w:r>
+      <w:bookmarkEnd w:id="2"/>
     </w:p>
     <w:p>
       <w:pPr>
@@ -457,6 +5293,7 @@
           <w14:ligatures w14:val="none"/>
         </w:rPr>
       </w:pPr>
+      <w:bookmarkStart w:id="3" w:name="_Toc224151511"/>
       <w:r>
         <w:rPr>
           <w:rFonts w:ascii="Times New Roman" w:eastAsia="Times New Roman" w:hAnsi="Times New Roman" w:cs="Times New Roman"/>
@@ -470,6 +5307,7 @@
         </w:rPr>
         <w:t>02.1.1 Investment Strategy Policy</w:t>
       </w:r>
+      <w:bookmarkEnd w:id="3"/>
     </w:p>
     <w:p>
       <w:pPr>
@@ -523,6 +5361,7 @@
           <w14:ligatures w14:val="none"/>
         </w:rPr>
       </w:pPr>
+      <w:bookmarkStart w:id="4" w:name="_Toc224151512"/>
       <w:r>
         <w:rPr>
           <w:rFonts w:ascii="Times New Roman" w:eastAsia="Times New Roman" w:hAnsi="Times New Roman" w:cs="Times New Roman"/>
@@ -536,6 +5375,7 @@
         </w:rPr>
         <w:t>02.1.1.1 Portfolio Allocation Framework</w:t>
       </w:r>
+      <w:bookmarkEnd w:id="4"/>
     </w:p>
     <w:p>
       <w:pPr>
@@ -862,6 +5702,7 @@
           <w:lang w:val="en-GB" w:eastAsia="en-GB" w:bidi="ar-SA"/>
           <w14:ligatures w14:val="none"/>
         </w:rPr>
+        <w:lastRenderedPageBreak/>
         <w:pict w14:anchorId="047DF864">
           <v:rect id="_x0000_i1026" style="width:0;height:1.5pt" o:hralign="center" o:hrstd="t" o:hr="t" fillcolor="#a0a0a0" stroked="f"/>
         </w:pict>
@@ -882,6 +5723,7 @@
           <w14:ligatures w14:val="none"/>
         </w:rPr>
       </w:pPr>
+      <w:bookmarkStart w:id="5" w:name="_Toc224151513"/>
       <w:r>
         <w:rPr>
           <w:rFonts w:ascii="Times New Roman" w:eastAsia="Times New Roman" w:hAnsi="Times New Roman" w:cs="Times New Roman"/>
@@ -895,6 +5737,7 @@
         </w:rPr>
         <w:t>02.1.2 Investment Mandate Procedure</w:t>
       </w:r>
+      <w:bookmarkEnd w:id="5"/>
     </w:p>
     <w:p>
       <w:pPr>
@@ -1086,6 +5929,7 @@
           <w14:ligatures w14:val="none"/>
         </w:rPr>
       </w:pPr>
+      <w:bookmarkStart w:id="6" w:name="_Toc224151514"/>
       <w:r>
         <w:rPr>
           <w:rFonts w:ascii="Times New Roman" w:eastAsia="Times New Roman" w:hAnsi="Times New Roman" w:cs="Times New Roman"/>
@@ -1099,6 +5943,7 @@
         </w:rPr>
         <w:t>02.2 Deal Sourcing &amp; Origination</w:t>
       </w:r>
+      <w:bookmarkEnd w:id="6"/>
     </w:p>
     <w:p>
       <w:pPr>
@@ -1115,6 +5960,7 @@
           <w14:ligatures w14:val="none"/>
         </w:rPr>
       </w:pPr>
+      <w:bookmarkStart w:id="7" w:name="_Toc224151515"/>
       <w:r>
         <w:rPr>
           <w:rFonts w:ascii="Times New Roman" w:eastAsia="Times New Roman" w:hAnsi="Times New Roman" w:cs="Times New Roman"/>
@@ -1128,6 +5974,7 @@
         </w:rPr>
         <w:t>02.2.1 Deal Sourcing Policy</w:t>
       </w:r>
+      <w:bookmarkEnd w:id="7"/>
     </w:p>
     <w:p>
       <w:pPr>
@@ -1280,6 +6127,7 @@
           <w14:ligatures w14:val="none"/>
         </w:rPr>
       </w:pPr>
+      <w:bookmarkStart w:id="8" w:name="_Toc224151516"/>
       <w:r>
         <w:rPr>
           <w:rFonts w:ascii="Times New Roman" w:eastAsia="Times New Roman" w:hAnsi="Times New Roman" w:cs="Times New Roman"/>
@@ -1293,6 +6141,7 @@
         </w:rPr>
         <w:t>02.2.1.1 Opportunity Registration Procedure</w:t>
       </w:r>
+      <w:bookmarkEnd w:id="8"/>
     </w:p>
     <w:p>
       <w:pPr>
@@ -1583,6 +6432,7 @@
           <w14:ligatures w14:val="none"/>
         </w:rPr>
       </w:pPr>
+      <w:bookmarkStart w:id="9" w:name="_Toc224151517"/>
       <w:r>
         <w:rPr>
           <w:rFonts w:ascii="Times New Roman" w:eastAsia="Times New Roman" w:hAnsi="Times New Roman" w:cs="Times New Roman"/>
@@ -1596,6 +6446,7 @@
         </w:rPr>
         <w:t>02.3 Screening &amp; Pre-Assessment</w:t>
       </w:r>
+      <w:bookmarkEnd w:id="9"/>
     </w:p>
     <w:p>
       <w:pPr>
@@ -1612,6 +6463,7 @@
           <w14:ligatures w14:val="none"/>
         </w:rPr>
       </w:pPr>
+      <w:bookmarkStart w:id="10" w:name="_Toc224151518"/>
       <w:r>
         <w:rPr>
           <w:rFonts w:ascii="Times New Roman" w:eastAsia="Times New Roman" w:hAnsi="Times New Roman" w:cs="Times New Roman"/>
@@ -1625,6 +6477,7 @@
         </w:rPr>
         <w:t>02.3.1 Initial Screening Procedure</w:t>
       </w:r>
+      <w:bookmarkEnd w:id="10"/>
     </w:p>
     <w:p>
       <w:pPr>
@@ -1651,6 +6504,7 @@
           <w:lang w:val="en-GB" w:eastAsia="en-GB" w:bidi="ar-SA"/>
           <w14:ligatures w14:val="none"/>
         </w:rPr>
+        <w:lastRenderedPageBreak/>
         <w:t>Strategic fit score</w:t>
       </w:r>
     </w:p>
@@ -1753,6 +6607,7 @@
           <w14:ligatures w14:val="none"/>
         </w:rPr>
       </w:pPr>
+      <w:bookmarkStart w:id="11" w:name="_Toc224151519"/>
       <w:r>
         <w:rPr>
           <w:rFonts w:ascii="Times New Roman" w:eastAsia="Times New Roman" w:hAnsi="Times New Roman" w:cs="Times New Roman"/>
@@ -1766,6 +6621,7 @@
         </w:rPr>
         <w:t>02.3.1.1 Scoring Matrix</w:t>
       </w:r>
+      <w:bookmarkEnd w:id="11"/>
     </w:p>
     <w:p>
       <w:pPr>
@@ -2091,6 +6947,7 @@
           <w14:ligatures w14:val="none"/>
         </w:rPr>
       </w:pPr>
+      <w:bookmarkStart w:id="12" w:name="_Toc224151520"/>
       <w:r>
         <w:rPr>
           <w:rFonts w:ascii="Times New Roman" w:eastAsia="Times New Roman" w:hAnsi="Times New Roman" w:cs="Times New Roman"/>
@@ -2104,6 +6961,7 @@
         </w:rPr>
         <w:t>02.4 Due Diligence</w:t>
       </w:r>
+      <w:bookmarkEnd w:id="12"/>
     </w:p>
     <w:p>
       <w:pPr>
@@ -2120,6 +6978,7 @@
           <w14:ligatures w14:val="none"/>
         </w:rPr>
       </w:pPr>
+      <w:bookmarkStart w:id="13" w:name="_Toc224151521"/>
       <w:r>
         <w:rPr>
           <w:rFonts w:ascii="Times New Roman" w:eastAsia="Times New Roman" w:hAnsi="Times New Roman" w:cs="Times New Roman"/>
@@ -2133,6 +6992,7 @@
         </w:rPr>
         <w:t>02.4.1 Due Diligence Policy</w:t>
       </w:r>
+      <w:bookmarkEnd w:id="13"/>
     </w:p>
     <w:p>
       <w:pPr>
@@ -2367,6 +7227,7 @@
           <w14:ligatures w14:val="none"/>
         </w:rPr>
       </w:pPr>
+      <w:bookmarkStart w:id="14" w:name="_Toc224151522"/>
       <w:r>
         <w:rPr>
           <w:rFonts w:ascii="Times New Roman" w:eastAsia="Times New Roman" w:hAnsi="Times New Roman" w:cs="Times New Roman"/>
@@ -2380,6 +7241,7 @@
         </w:rPr>
         <w:t>02.4.1.1 Financial DD Procedure</w:t>
       </w:r>
+      <w:bookmarkEnd w:id="14"/>
     </w:p>
     <w:p>
       <w:pPr>
@@ -2508,6 +7370,7 @@
           <w14:ligatures w14:val="none"/>
         </w:rPr>
       </w:pPr>
+      <w:bookmarkStart w:id="15" w:name="_Toc224151523"/>
       <w:r>
         <w:rPr>
           <w:rFonts w:ascii="Times New Roman" w:eastAsia="Times New Roman" w:hAnsi="Times New Roman" w:cs="Times New Roman"/>
@@ -2521,6 +7384,7 @@
         </w:rPr>
         <w:t>02.4.1.2 Legal DD Procedure</w:t>
       </w:r>
+      <w:bookmarkEnd w:id="15"/>
     </w:p>
     <w:p>
       <w:pPr>
@@ -2547,6 +7411,7 @@
           <w:lang w:val="en-GB" w:eastAsia="en-GB" w:bidi="ar-SA"/>
           <w14:ligatures w14:val="none"/>
         </w:rPr>
+        <w:lastRenderedPageBreak/>
         <w:t>Title verification</w:t>
       </w:r>
     </w:p>
@@ -2621,6 +7486,7 @@
           <w14:ligatures w14:val="none"/>
         </w:rPr>
       </w:pPr>
+      <w:bookmarkStart w:id="16" w:name="_Toc224151524"/>
       <w:r>
         <w:rPr>
           <w:rFonts w:ascii="Times New Roman" w:eastAsia="Times New Roman" w:hAnsi="Times New Roman" w:cs="Times New Roman"/>
@@ -2634,6 +7500,7 @@
         </w:rPr>
         <w:t>02.4.1.3 Technical DD Procedure</w:t>
       </w:r>
+      <w:bookmarkEnd w:id="16"/>
     </w:p>
     <w:p>
       <w:pPr>
@@ -2734,6 +7601,7 @@
           <w14:ligatures w14:val="none"/>
         </w:rPr>
       </w:pPr>
+      <w:bookmarkStart w:id="17" w:name="_Toc224151525"/>
       <w:r>
         <w:rPr>
           <w:rFonts w:ascii="Times New Roman" w:eastAsia="Times New Roman" w:hAnsi="Times New Roman" w:cs="Times New Roman"/>
@@ -2747,6 +7615,7 @@
         </w:rPr>
         <w:t>02.4.1.4 ESG DD Procedure</w:t>
       </w:r>
+      <w:bookmarkEnd w:id="17"/>
     </w:p>
     <w:p>
       <w:pPr>
@@ -3065,6 +7934,7 @@
           <w14:ligatures w14:val="none"/>
         </w:rPr>
       </w:pPr>
+      <w:bookmarkStart w:id="18" w:name="_Toc224151526"/>
       <w:r>
         <w:rPr>
           <w:rFonts w:ascii="Times New Roman" w:eastAsia="Times New Roman" w:hAnsi="Times New Roman" w:cs="Times New Roman"/>
@@ -3078,6 +7948,7 @@
         </w:rPr>
         <w:t>02.5 Financial Modeling &amp; Valuation</w:t>
       </w:r>
+      <w:bookmarkEnd w:id="18"/>
     </w:p>
     <w:p>
       <w:pPr>
@@ -3094,6 +7965,7 @@
           <w14:ligatures w14:val="none"/>
         </w:rPr>
       </w:pPr>
+      <w:bookmarkStart w:id="19" w:name="_Toc224151527"/>
       <w:r>
         <w:rPr>
           <w:rFonts w:ascii="Times New Roman" w:eastAsia="Times New Roman" w:hAnsi="Times New Roman" w:cs="Times New Roman"/>
@@ -3107,6 +7979,7 @@
         </w:rPr>
         <w:t>02.5.1 Valuation Policy</w:t>
       </w:r>
+      <w:bookmarkEnd w:id="19"/>
     </w:p>
     <w:p>
       <w:pPr>
@@ -3259,6 +8132,7 @@
           <w14:ligatures w14:val="none"/>
         </w:rPr>
       </w:pPr>
+      <w:bookmarkStart w:id="20" w:name="_Toc224151528"/>
       <w:r>
         <w:rPr>
           <w:rFonts w:ascii="Times New Roman" w:eastAsia="Times New Roman" w:hAnsi="Times New Roman" w:cs="Times New Roman"/>
@@ -3272,6 +8146,7 @@
         </w:rPr>
         <w:t>02.5.1.1 Financial Model Development Procedure</w:t>
       </w:r>
+      <w:bookmarkEnd w:id="20"/>
     </w:p>
     <w:p>
       <w:pPr>
@@ -3436,6 +8311,7 @@
           <w:lang w:val="en-GB" w:eastAsia="en-GB" w:bidi="ar-SA"/>
           <w14:ligatures w14:val="none"/>
         </w:rPr>
+        <w:lastRenderedPageBreak/>
         <w:t>IRR</w:t>
       </w:r>
     </w:p>
@@ -3683,6 +8559,7 @@
           <w14:ligatures w14:val="none"/>
         </w:rPr>
       </w:pPr>
+      <w:bookmarkStart w:id="21" w:name="_Toc224151529"/>
       <w:r>
         <w:rPr>
           <w:rFonts w:ascii="Times New Roman" w:eastAsia="Times New Roman" w:hAnsi="Times New Roman" w:cs="Times New Roman"/>
@@ -3696,6 +8573,7 @@
         </w:rPr>
         <w:t>02.6 Investment Committee &amp; Approval</w:t>
       </w:r>
+      <w:bookmarkEnd w:id="21"/>
     </w:p>
     <w:p>
       <w:pPr>
@@ -3712,6 +8590,7 @@
           <w14:ligatures w14:val="none"/>
         </w:rPr>
       </w:pPr>
+      <w:bookmarkStart w:id="22" w:name="_Toc224151530"/>
       <w:r>
         <w:rPr>
           <w:rFonts w:ascii="Times New Roman" w:eastAsia="Times New Roman" w:hAnsi="Times New Roman" w:cs="Times New Roman"/>
@@ -3725,6 +8604,7 @@
         </w:rPr>
         <w:t>02.6.1 IC Governance Policy</w:t>
       </w:r>
+      <w:bookmarkEnd w:id="22"/>
     </w:p>
     <w:p>
       <w:pPr>
@@ -3825,6 +8705,7 @@
           <w14:ligatures w14:val="none"/>
         </w:rPr>
       </w:pPr>
+      <w:bookmarkStart w:id="23" w:name="_Toc224151531"/>
       <w:r>
         <w:rPr>
           <w:rFonts w:ascii="Times New Roman" w:eastAsia="Times New Roman" w:hAnsi="Times New Roman" w:cs="Times New Roman"/>
@@ -3838,6 +8719,7 @@
         </w:rPr>
         <w:t>02.6.1.1 IC Submission Procedure</w:t>
       </w:r>
+      <w:bookmarkEnd w:id="23"/>
     </w:p>
     <w:p>
       <w:pPr>
@@ -4156,6 +9038,7 @@
           <w14:ligatures w14:val="none"/>
         </w:rPr>
       </w:pPr>
+      <w:bookmarkStart w:id="24" w:name="_Toc224151532"/>
       <w:r>
         <w:rPr>
           <w:rFonts w:ascii="Times New Roman" w:eastAsia="Times New Roman" w:hAnsi="Times New Roman" w:cs="Times New Roman"/>
@@ -4169,6 +9052,7 @@
         </w:rPr>
         <w:t>02.7 Transaction Structuring &amp; Execution</w:t>
       </w:r>
+      <w:bookmarkEnd w:id="24"/>
     </w:p>
     <w:p>
       <w:pPr>
@@ -4185,6 +9069,7 @@
           <w14:ligatures w14:val="none"/>
         </w:rPr>
       </w:pPr>
+      <w:bookmarkStart w:id="25" w:name="_Toc224151533"/>
       <w:r>
         <w:rPr>
           <w:rFonts w:ascii="Times New Roman" w:eastAsia="Times New Roman" w:hAnsi="Times New Roman" w:cs="Times New Roman"/>
@@ -4198,6 +9083,7 @@
         </w:rPr>
         <w:t>02.7.1 Structuring Policy</w:t>
       </w:r>
+      <w:bookmarkEnd w:id="25"/>
     </w:p>
     <w:p>
       <w:pPr>
@@ -4252,6 +9138,7 @@
           <w:lang w:val="en-GB" w:eastAsia="en-GB" w:bidi="ar-SA"/>
           <w14:ligatures w14:val="none"/>
         </w:rPr>
+        <w:lastRenderedPageBreak/>
         <w:t>Preferred shares</w:t>
       </w:r>
     </w:p>
@@ -4326,6 +9213,7 @@
           <w14:ligatures w14:val="none"/>
         </w:rPr>
       </w:pPr>
+      <w:bookmarkStart w:id="26" w:name="_Toc224151534"/>
       <w:r>
         <w:rPr>
           <w:rFonts w:ascii="Times New Roman" w:eastAsia="Times New Roman" w:hAnsi="Times New Roman" w:cs="Times New Roman"/>
@@ -4339,6 +9227,7 @@
         </w:rPr>
         <w:t>02.7.1.1 SPA / SHA Execution Procedure</w:t>
       </w:r>
+      <w:bookmarkEnd w:id="26"/>
     </w:p>
     <w:p>
       <w:pPr>
@@ -4584,6 +9473,7 @@
           <w14:ligatures w14:val="none"/>
         </w:rPr>
       </w:pPr>
+      <w:bookmarkStart w:id="27" w:name="_Toc224151535"/>
       <w:r>
         <w:rPr>
           <w:rFonts w:ascii="Times New Roman" w:eastAsia="Times New Roman" w:hAnsi="Times New Roman" w:cs="Times New Roman"/>
@@ -4597,6 +9487,7 @@
         </w:rPr>
         <w:t>02.8 Portfolio Monitoring &amp; Value Creation</w:t>
       </w:r>
+      <w:bookmarkEnd w:id="27"/>
     </w:p>
     <w:p>
       <w:pPr>
@@ -4613,6 +9504,7 @@
           <w14:ligatures w14:val="none"/>
         </w:rPr>
       </w:pPr>
+      <w:bookmarkStart w:id="28" w:name="_Toc224151536"/>
       <w:r>
         <w:rPr>
           <w:rFonts w:ascii="Times New Roman" w:eastAsia="Times New Roman" w:hAnsi="Times New Roman" w:cs="Times New Roman"/>
@@ -4626,6 +9518,7 @@
         </w:rPr>
         <w:t>02.8.1 Monitoring Policy</w:t>
       </w:r>
+      <w:bookmarkEnd w:id="28"/>
     </w:p>
     <w:p>
       <w:pPr>
@@ -4778,6 +9671,7 @@
           <w14:ligatures w14:val="none"/>
         </w:rPr>
       </w:pPr>
+      <w:bookmarkStart w:id="29" w:name="_Toc224151537"/>
       <w:r>
         <w:rPr>
           <w:rFonts w:ascii="Times New Roman" w:eastAsia="Times New Roman" w:hAnsi="Times New Roman" w:cs="Times New Roman"/>
@@ -4791,6 +9685,7 @@
         </w:rPr>
         <w:t>02.8.1.1 Quarterly Review Procedure</w:t>
       </w:r>
+      <w:bookmarkEnd w:id="29"/>
     </w:p>
     <w:p>
       <w:pPr>
@@ -5081,6 +9976,7 @@
           <w14:ligatures w14:val="none"/>
         </w:rPr>
       </w:pPr>
+      <w:bookmarkStart w:id="30" w:name="_Toc224151538"/>
       <w:r>
         <w:rPr>
           <w:rFonts w:ascii="Times New Roman" w:eastAsia="Times New Roman" w:hAnsi="Times New Roman" w:cs="Times New Roman"/>
@@ -5092,8 +9988,10 @@
           <w:lang w:val="en-GB" w:eastAsia="en-GB" w:bidi="ar-SA"/>
           <w14:ligatures w14:val="none"/>
         </w:rPr>
+        <w:lastRenderedPageBreak/>
         <w:t>02.9 Exit Strategy &amp; Divestment</w:t>
       </w:r>
+      <w:bookmarkEnd w:id="30"/>
     </w:p>
     <w:p>
       <w:pPr>
@@ -5110,6 +10008,7 @@
           <w14:ligatures w14:val="none"/>
         </w:rPr>
       </w:pPr>
+      <w:bookmarkStart w:id="31" w:name="_Toc224151539"/>
       <w:r>
         <w:rPr>
           <w:rFonts w:ascii="Times New Roman" w:eastAsia="Times New Roman" w:hAnsi="Times New Roman" w:cs="Times New Roman"/>
@@ -5123,6 +10022,7 @@
         </w:rPr>
         <w:t>02.9.1 Exit Policy</w:t>
       </w:r>
+      <w:bookmarkEnd w:id="31"/>
     </w:p>
     <w:p>
       <w:pPr>
@@ -5275,6 +10175,7 @@
           <w14:ligatures w14:val="none"/>
         </w:rPr>
       </w:pPr>
+      <w:bookmarkStart w:id="32" w:name="_Toc224151540"/>
       <w:r>
         <w:rPr>
           <w:rFonts w:ascii="Times New Roman" w:eastAsia="Times New Roman" w:hAnsi="Times New Roman" w:cs="Times New Roman"/>
@@ -5288,6 +10189,7 @@
         </w:rPr>
         <w:t>02.9.1.1 Exit Readiness Assessment</w:t>
       </w:r>
+      <w:bookmarkEnd w:id="32"/>
     </w:p>
     <w:p>
       <w:pPr>
@@ -5451,6 +10353,7 @@
           <w14:ligatures w14:val="none"/>
         </w:rPr>
       </w:pPr>
+      <w:bookmarkStart w:id="33" w:name="_Toc224151541"/>
       <w:r>
         <w:rPr>
           <w:rFonts w:ascii="Times New Roman" w:eastAsia="Times New Roman" w:hAnsi="Times New Roman" w:cs="Times New Roman"/>
@@ -5464,6 +10367,7 @@
         </w:rPr>
         <w:t>02.10 Investment Risk &amp; Compliance Controls</w:t>
       </w:r>
+      <w:bookmarkEnd w:id="33"/>
     </w:p>
     <w:p>
       <w:pPr>
@@ -5560,6 +10464,7 @@
           <w14:ligatures w14:val="none"/>
         </w:rPr>
       </w:pPr>
+      <w:bookmarkStart w:id="34" w:name="_Toc224151542"/>
       <w:r>
         <w:rPr>
           <w:rFonts w:ascii="Times New Roman" w:eastAsia="Times New Roman" w:hAnsi="Times New Roman" w:cs="Times New Roman"/>
@@ -5573,6 +10478,7 @@
         </w:rPr>
         <w:t>02.10.1 Risk Categorization</w:t>
       </w:r>
+      <w:bookmarkEnd w:id="34"/>
     </w:p>
     <w:p>
       <w:pPr>
@@ -5729,6 +10635,7 @@
           <w14:ligatures w14:val="none"/>
         </w:rPr>
       </w:pPr>
+      <w:bookmarkStart w:id="35" w:name="_Toc224151543"/>
       <w:r>
         <w:rPr>
           <w:rFonts w:ascii="Times New Roman" w:eastAsia="Times New Roman" w:hAnsi="Times New Roman" w:cs="Times New Roman"/>
@@ -5742,6 +10649,7 @@
         </w:rPr>
         <w:t>02.10.1.1 Risk Scoring Matrix</w:t>
       </w:r>
+      <w:bookmarkEnd w:id="35"/>
     </w:p>
     <w:p>
       <w:pPr>
@@ -6011,6 +10919,7 @@
                 <w:lang w:val="en-GB" w:eastAsia="en-GB" w:bidi="ar-SA"/>
                 <w14:ligatures w14:val="none"/>
               </w:rPr>
+              <w:lastRenderedPageBreak/>
               <w:t>Overvaluation</w:t>
             </w:r>
           </w:p>
@@ -6485,6 +11394,7 @@
           <w14:ligatures w14:val="none"/>
         </w:rPr>
       </w:pPr>
+      <w:bookmarkStart w:id="36" w:name="_Toc224151544"/>
       <w:r>
         <w:rPr>
           <w:rFonts w:ascii="Times New Roman" w:eastAsia="Times New Roman" w:hAnsi="Times New Roman" w:cs="Times New Roman"/>
@@ -6498,6 +11408,7 @@
         </w:rPr>
         <w:t>02.11 Documentation &amp; Records Management</w:t>
       </w:r>
+      <w:bookmarkEnd w:id="36"/>
     </w:p>
     <w:p>
       <w:pPr>
@@ -6514,6 +11425,7 @@
           <w14:ligatures w14:val="none"/>
         </w:rPr>
       </w:pPr>
+      <w:bookmarkStart w:id="37" w:name="_Toc224151545"/>
       <w:r>
         <w:rPr>
           <w:rFonts w:ascii="Times New Roman" w:eastAsia="Times New Roman" w:hAnsi="Times New Roman" w:cs="Times New Roman"/>
@@ -6527,6 +11439,7 @@
         </w:rPr>
         <w:t>02.11.1 Investment Documentation Policy</w:t>
       </w:r>
+      <w:bookmarkEnd w:id="37"/>
     </w:p>
     <w:p>
       <w:pPr>
@@ -6627,6 +11540,7 @@
           <w14:ligatures w14:val="none"/>
         </w:rPr>
       </w:pPr>
+      <w:bookmarkStart w:id="38" w:name="_Toc224151546"/>
       <w:r>
         <w:rPr>
           <w:rFonts w:ascii="Times New Roman" w:eastAsia="Times New Roman" w:hAnsi="Times New Roman" w:cs="Times New Roman"/>
@@ -6640,6 +11554,7 @@
         </w:rPr>
         <w:t>02.11.1.1 Archiving Procedure</w:t>
       </w:r>
+      <w:bookmarkEnd w:id="38"/>
     </w:p>
     <w:p>
       <w:pPr>
@@ -6738,6 +11653,7 @@
           <w14:ligatures w14:val="none"/>
         </w:rPr>
       </w:pPr>
+      <w:bookmarkStart w:id="39" w:name="_Toc224151547"/>
       <w:r>
         <w:rPr>
           <w:rFonts w:ascii="Times New Roman" w:eastAsia="Times New Roman" w:hAnsi="Times New Roman" w:cs="Times New Roman"/>
@@ -6751,6 +11667,7 @@
         </w:rPr>
         <w:t>Governance Linkage (Cross-Reference to 01_Governance)</w:t>
       </w:r>
+      <w:bookmarkEnd w:id="39"/>
     </w:p>
     <w:tbl>
       <w:tblPr>
@@ -7287,6 +12204,7 @@
           <w14:ligatures w14:val="none"/>
         </w:rPr>
       </w:pPr>
+      <w:bookmarkStart w:id="40" w:name="_Toc224151548"/>
       <w:r>
         <w:rPr>
           <w:rFonts w:ascii="Times New Roman" w:eastAsia="Times New Roman" w:hAnsi="Times New Roman" w:cs="Times New Roman"/>
@@ -7315,6 +12233,7 @@
         </w:rPr>
         <w:t xml:space="preserve"> + forms</w:t>
       </w:r>
+      <w:bookmarkEnd w:id="40"/>
     </w:p>
     <w:p>
       <w:pPr>
@@ -7526,9 +12445,26 @@
         <w:t>Digital Workflow Logic (for ERP / SharePoint)</w:t>
       </w:r>
     </w:p>
+    <w:p>
+      <w:r>
+        <w:lastRenderedPageBreak/>
+        <w:t>Forms and templates</w:t>
+      </w:r>
+    </w:p>
+    <w:p>
+      <w:r>
+        <w:br w:type="page"/>
+      </w:r>
+    </w:p>
     <w:p/>
+    <w:p>
+      <w:r>
+        <w:t xml:space="preserve">End of document </w:t>
+      </w:r>
+    </w:p>
     <w:sectPr>
-      <w:headerReference w:type="default" r:id="rId7"/>
+      <w:headerReference w:type="default" r:id="rId8"/>
+      <w:footerReference w:type="default" r:id="rId9"/>
       <w:pgSz w:w="11906" w:h="16838"/>
       <w:pgMar w:top="1440" w:right="1440" w:bottom="1440" w:left="1440" w:header="720" w:footer="720" w:gutter="0"/>
       <w:pgBorders w:offsetFrom="page">
@@ -7569,6 +12505,90 @@
 </w:endnotes>
 </file>
 
+<file path=word/footer1.xml><?xml version="1.0" encoding="utf-8"?>
+<w:ftr xmlns:wpc="http://schemas.microsoft.com/office/word/2010/wordprocessingCanvas" xmlns:cx="http://schemas.microsoft.com/office/drawing/2014/chartex" xmlns:cx1="http://schemas.microsoft.com/office/drawing/2015/9/8/chartex" xmlns:cx2="http://schemas.microsoft.com/office/drawing/2015/10/21/chartex" xmlns:cx3="http://schemas.microsoft.com/office/drawing/2016/5/9/chartex" xmlns:cx4="http://schemas.microsoft.com/office/drawing/2016/5/10/chartex" xmlns:cx5="http://schemas.microsoft.com/office/drawing/2016/5/11/chartex" xmlns:cx6="http://schemas.microsoft.com/office/drawing/2016/5/12/chartex" xmlns:cx7="http://schemas.microsoft.com/office/drawing/2016/5/13/chartex" xmlns:cx8="http://schemas.microsoft.com/office/drawing/2016/5/14/chartex" xmlns:mc="http://schemas.openxmlformats.org/markup-compatibility/2006" xmlns:aink="http://schemas.microsoft.com/office/drawing/2016/ink" xmlns:am3d="http://schemas.microsoft.com/office/drawing/2017/model3d" xmlns:o="urn:schemas-microsoft-com:office:office" xmlns:oel="http://schemas.microsoft.com/office/2019/extlst" xmlns:r="http://schemas.openxmlformats.org/officeDocument/2006/relationships" xmlns:m="http://schemas.openxmlformats.org/officeDocument/2006/math" xmlns:v="urn:schemas-microsoft-com:vml" xmlns:wp14="http://schemas.microsoft.com/office/word/2010/wordprocessingDrawing" xmlns:wp="http://schemas.openxmlformats.org/drawingml/2006/wordprocessingDrawing" xmlns:w10="urn:schemas-microsoft-com:office:word" xmlns:w="http://schemas.openxmlformats.org/wordprocessingml/2006/main" xmlns:w14="http://schemas.microsoft.com/office/word/2010/wordml" xmlns:w15="http://schemas.microsoft.com/office/word/2012/wordml" xmlns:w16cex="http://schemas.microsoft.com/office/word/2018/wordml/cex" xmlns:w16cid="http://schemas.microsoft.com/office/word/2016/wordml/cid" xmlns:w16="http://schemas.microsoft.com/office/word/2018/wordml" xmlns:w16du="http://schemas.microsoft.com/office/word/2023/wordml/word16du" xmlns:w16sdtdh="http://schemas.microsoft.com/office/word/2020/wordml/sdtdatahash" xmlns:w16sdtfl="http://schemas.microsoft.com/office/word/2024/wordml/sdtformatlock" xmlns:w16se="http://schemas.microsoft.com/office/word/2015/wordml/symex" xmlns:wpg="http://schemas.microsoft.com/office/word/2010/wordprocessingGroup" xmlns:wpi="http://schemas.microsoft.com/office/word/2010/wordprocessingInk" xmlns:wne="http://schemas.microsoft.com/office/word/2006/wordml" xmlns:wps="http://schemas.microsoft.com/office/word/2010/wordprocessingShape" mc:Ignorable="w14 w15 w16se w16cid w16 w16cex w16sdtdh w16sdtfl w16du wp14">
+  <w:sdt>
+    <w:sdtPr>
+      <w:rPr>
+        <w:rFonts w:asciiTheme="majorHAnsi" w:eastAsiaTheme="majorEastAsia" w:hAnsiTheme="majorHAnsi" w:cstheme="majorBidi"/>
+        <w:sz w:val="28"/>
+        <w:szCs w:val="28"/>
+        <w:lang w:val="en-GB"/>
+      </w:rPr>
+      <w:id w:val="-683736287"/>
+      <w:docPartObj>
+        <w:docPartGallery w:val="Page Numbers (Bottom of Page)"/>
+        <w:docPartUnique/>
+      </w:docPartObj>
+    </w:sdtPr>
+    <w:sdtEndPr>
+      <w:rPr>
+        <w:lang w:val="en-US"/>
+      </w:rPr>
+    </w:sdtEndPr>
+    <w:sdtContent>
+      <w:p>
+        <w:pPr>
+          <w:pStyle w:val="Footer"/>
+          <w:jc w:val="right"/>
+          <w:rPr>
+            <w:rFonts w:asciiTheme="majorHAnsi" w:eastAsiaTheme="majorEastAsia" w:hAnsiTheme="majorHAnsi" w:cstheme="majorBidi"/>
+            <w:sz w:val="28"/>
+            <w:szCs w:val="28"/>
+          </w:rPr>
+        </w:pPr>
+        <w:r>
+          <w:rPr>
+            <w:rFonts w:asciiTheme="majorHAnsi" w:eastAsiaTheme="majorEastAsia" w:hAnsiTheme="majorHAnsi" w:cstheme="majorBidi"/>
+            <w:sz w:val="28"/>
+            <w:szCs w:val="28"/>
+            <w:lang w:val="en-GB"/>
+          </w:rPr>
+          <w:t xml:space="preserve">pg. </w:t>
+        </w:r>
+        <w:r>
+          <w:rPr>
+            <w:rFonts w:eastAsiaTheme="minorEastAsia" w:cs="Times New Roman"/>
+          </w:rPr>
+          <w:fldChar w:fldCharType="begin"/>
+        </w:r>
+        <w:r>
+          <w:instrText>PAGE    \* MERGEFORMAT</w:instrText>
+        </w:r>
+        <w:r>
+          <w:rPr>
+            <w:rFonts w:eastAsiaTheme="minorEastAsia" w:cs="Times New Roman"/>
+          </w:rPr>
+          <w:fldChar w:fldCharType="separate"/>
+        </w:r>
+        <w:r>
+          <w:rPr>
+            <w:rFonts w:asciiTheme="majorHAnsi" w:eastAsiaTheme="majorEastAsia" w:hAnsiTheme="majorHAnsi" w:cstheme="majorBidi"/>
+            <w:sz w:val="28"/>
+            <w:szCs w:val="28"/>
+            <w:lang w:val="en-GB"/>
+          </w:rPr>
+          <w:t>2</w:t>
+        </w:r>
+        <w:r>
+          <w:rPr>
+            <w:rFonts w:asciiTheme="majorHAnsi" w:eastAsiaTheme="majorEastAsia" w:hAnsiTheme="majorHAnsi" w:cstheme="majorBidi"/>
+            <w:sz w:val="28"/>
+            <w:szCs w:val="28"/>
+          </w:rPr>
+          <w:fldChar w:fldCharType="end"/>
+        </w:r>
+      </w:p>
+    </w:sdtContent>
+  </w:sdt>
+  <w:p>
+    <w:pPr>
+      <w:pStyle w:val="Footer"/>
+    </w:pPr>
+  </w:p>
+</w:ftr>
+</file>
+
 <file path=word/footnotes.xml><?xml version="1.0" encoding="utf-8"?>
 <w:footnotes xmlns:wpc="http://schemas.microsoft.com/office/word/2010/wordprocessingCanvas" xmlns:cx="http://schemas.microsoft.com/office/drawing/2014/chartex" xmlns:cx1="http://schemas.microsoft.com/office/drawing/2015/9/8/chartex" xmlns:cx2="http://schemas.microsoft.com/office/drawing/2015/10/21/chartex" xmlns:cx3="http://schemas.microsoft.com/office/drawing/2016/5/9/chartex" xmlns:cx4="http://schemas.microsoft.com/office/drawing/2016/5/10/chartex" xmlns:cx5="http://schemas.microsoft.com/office/drawing/2016/5/11/chartex" xmlns:cx6="http://schemas.microsoft.com/office/drawing/2016/5/12/chartex" xmlns:cx7="http://schemas.microsoft.com/office/drawing/2016/5/13/chartex" xmlns:cx8="http://schemas.microsoft.com/office/drawing/2016/5/14/chartex" xmlns:mc="http://schemas.openxmlformats.org/markup-compatibility/2006" xmlns:aink="http://schemas.microsoft.com/office/drawing/2016/ink" xmlns:am3d="http://schemas.microsoft.com/office/drawing/2017/model3d" xmlns:o="urn:schemas-microsoft-com:office:office" xmlns:oel="http://schemas.microsoft.com/office/2019/extlst" xmlns:r="http://schemas.openxmlformats.org/officeDocument/2006/relationships" xmlns:m="http://schemas.openxmlformats.org/officeDocument/2006/math" xmlns:v="urn:schemas-microsoft-com:vml" xmlns:wp14="http://schemas.microsoft.com/office/word/2010/wordprocessingDrawing" xmlns:wp="http://schemas.openxmlformats.org/drawingml/2006/wordprocessingDrawing" xmlns:w10="urn:schemas-microsoft-com:office:word" xmlns:w="http://schemas.openxmlformats.org/wordprocessingml/2006/main" xmlns:w14="http://schemas.microsoft.com/office/word/2010/wordml" xmlns:w15="http://schemas.microsoft.com/office/word/2012/wordml" xmlns:w16cex="http://schemas.microsoft.com/office/word/2018/wordml/cex" xmlns:w16cid="http://schemas.microsoft.com/office/word/2016/wordml/cid" xmlns:w16="http://schemas.microsoft.com/office/word/2018/wordml" xmlns:w16du="http://schemas.microsoft.com/office/word/2023/wordml/word16du" xmlns:w16sdtdh="http://schemas.microsoft.com/office/word/2020/wordml/sdtdatahash" xmlns:w16sdtfl="http://schemas.microsoft.com/office/word/2024/wordml/sdtformatlock" xmlns:w16se="http://schemas.microsoft.com/office/word/2015/wordml/symex" xmlns:wpg="http://schemas.microsoft.com/office/word/2010/wordprocessingGroup" xmlns:wpi="http://schemas.microsoft.com/office/word/2010/wordprocessingInk" xmlns:wne="http://schemas.microsoft.com/office/word/2006/wordml" xmlns:wps="http://schemas.microsoft.com/office/word/2010/wordprocessingShape" mc:Ignorable="w14 w15 w16se w16cid w16 w16cex w16sdtdh w16sdtfl w16du wp14">
   <w:footnote w:type="separator" w:id="-1">
@@ -7601,7 +12621,7 @@
       <w:pStyle w:val="Header"/>
     </w:pPr>
     <w:r>
-      <w:t>RAM ENTERPRISE P&amp;P WBS STRUCTURE – 02_INVESTEMENT</w:t>
+      <w:t>02_INVESTEMENT</w:t>
     </w:r>
   </w:p>
 </w:hdr>
@@ -14702,6 +19722,75 @@
       </w:tcPr>
     </w:tblStylePr>
   </w:style>
+  <w:style w:type="paragraph" w:styleId="TOCHeading">
+    <w:name w:val="TOC Heading"/>
+    <w:basedOn w:val="Heading1"/>
+    <w:next w:val="Normal"/>
+    <w:uiPriority w:val="39"/>
+    <w:unhideWhenUsed/>
+    <w:qFormat/>
+    <w:rsid w:val="00895271"/>
+    <w:pPr>
+      <w:spacing w:before="240" w:after="0"/>
+      <w:outlineLvl w:val="9"/>
+    </w:pPr>
+    <w:rPr>
+      <w:kern w:val="0"/>
+      <w:sz w:val="32"/>
+      <w:szCs w:val="32"/>
+      <w:lang w:bidi="ar-SA"/>
+      <w14:ligatures w14:val="none"/>
+    </w:rPr>
+  </w:style>
+  <w:style w:type="paragraph" w:styleId="TOC1">
+    <w:name w:val="toc 1"/>
+    <w:basedOn w:val="Normal"/>
+    <w:next w:val="Normal"/>
+    <w:autoRedefine/>
+    <w:uiPriority w:val="39"/>
+    <w:unhideWhenUsed/>
+    <w:rsid w:val="00895271"/>
+    <w:pPr>
+      <w:spacing w:after="100"/>
+    </w:pPr>
+  </w:style>
+  <w:style w:type="paragraph" w:styleId="TOC2">
+    <w:name w:val="toc 2"/>
+    <w:basedOn w:val="Normal"/>
+    <w:next w:val="Normal"/>
+    <w:autoRedefine/>
+    <w:uiPriority w:val="39"/>
+    <w:unhideWhenUsed/>
+    <w:rsid w:val="00895271"/>
+    <w:pPr>
+      <w:spacing w:after="100"/>
+      <w:ind w:left="220"/>
+    </w:pPr>
+  </w:style>
+  <w:style w:type="paragraph" w:styleId="TOC3">
+    <w:name w:val="toc 3"/>
+    <w:basedOn w:val="Normal"/>
+    <w:next w:val="Normal"/>
+    <w:autoRedefine/>
+    <w:uiPriority w:val="39"/>
+    <w:unhideWhenUsed/>
+    <w:rsid w:val="00895271"/>
+    <w:pPr>
+      <w:spacing w:after="100"/>
+      <w:ind w:left="440"/>
+    </w:pPr>
+  </w:style>
+  <w:style w:type="character" w:styleId="Hyperlink">
+    <w:name w:val="Hyperlink"/>
+    <w:basedOn w:val="DefaultParagraphFont"/>
+    <w:uiPriority w:val="99"/>
+    <w:unhideWhenUsed/>
+    <w:rsid w:val="00895271"/>
+    <w:rPr>
+      <w:color w:val="467886" w:themeColor="hyperlink"/>
+      <w:u w:val="single"/>
+    </w:rPr>
+  </w:style>
 </w:styles>
 </file>
 
@@ -14998,4 +20087,16 @@
     </a:ext>
   </a:extLst>
 </a:theme>
+</file>
+
+<file path=customXml/item1.xml><?xml version="1.0" encoding="utf-8"?>
+<b:Sources xmlns:b="http://schemas.openxmlformats.org/officeDocument/2006/bibliography" xmlns="http://schemas.openxmlformats.org/officeDocument/2006/bibliography" SelectedStyle="\APASixthEditionOfficeOnline.xsl" StyleName="APA" Version="6"/>
+</file>
+
+<file path=customXml/itemProps1.xml><?xml version="1.0" encoding="utf-8"?>
+<ds:datastoreItem xmlns:ds="http://schemas.openxmlformats.org/officeDocument/2006/customXml" ds:itemID="{A72FE7AE-458A-4292-812D-A98ACA627C8A}">
+  <ds:schemaRefs>
+    <ds:schemaRef ds:uri="http://schemas.openxmlformats.org/officeDocument/2006/bibliography"/>
+  </ds:schemaRefs>
+</ds:datastoreItem>
 </file>
--- a/documents/word/02_Investment.docx
+++ b/documents/word/02_Investment.docx
@@ -404,7 +404,18 @@
                 <w:lang w:val="en-GB" w:eastAsia="en-GB" w:bidi="ar-SA"/>
                 <w14:ligatures w14:val="none"/>
               </w:rPr>
-              <w:t>RAM-PROC-013</w:t>
+              <w:t>RAM-PROC-0</w:t>
+            </w:r>
+            <w:r>
+              <w:rPr>
+                <w:rFonts w:ascii="Times New Roman" w:eastAsia="Times New Roman" w:hAnsi="Times New Roman" w:cs="Times New Roman"/>
+                <w:kern w:val="0"/>
+                <w:sz w:val="24"/>
+                <w:szCs w:val="24"/>
+                <w:lang w:val="en-GB" w:eastAsia="en-GB" w:bidi="ar-SA"/>
+                <w14:ligatures w14:val="none"/>
+              </w:rPr>
+              <w:t>2</w:t>
             </w:r>
           </w:p>
         </w:tc>
